--- a/Excel_Data_Analyst_Project_Documentation.docx
+++ b/Excel_Data_Analyst_Project_Documentation.docx
@@ -79,12 +79,12 @@
       <w:r>
         <w:rPr>
           <w:noProof/>
-          <w:color w:val="548DD4" w:themeColor="text2" w:themeTint="99"/>
+          <w:color w:val="9BBB59" w:themeColor="accent3"/>
         </w:rPr>
         <mc:AlternateContent>
           <mc:Choice Requires="wps">
             <w:drawing>
-              <wp:anchor distT="0" distB="0" distL="0" distR="0" simplePos="0" relativeHeight="251658752" behindDoc="0" locked="0" layoutInCell="1" allowOverlap="1" wp14:anchorId="0FC418F6" wp14:editId="3AB3874F">
+              <wp:anchor distT="0" distB="0" distL="0" distR="0" simplePos="0" relativeHeight="251657728" behindDoc="0" locked="0" layoutInCell="1" allowOverlap="1" wp14:anchorId="0FC418F6" wp14:editId="3AB3874F">
                 <wp:simplePos x="0" y="0"/>
                 <wp:positionH relativeFrom="page">
                   <wp:posOffset>667512</wp:posOffset>
@@ -155,7 +155,7 @@
           </mc:Choice>
           <mc:Fallback>
             <w:pict>
-              <v:shape w14:anchorId="6C702D60" id="Graphic 1" o:spid="_x0000_s1026" style="position:absolute;margin-left:52.55pt;margin-top:-10.2pt;width:507pt;height:1pt;z-index:251658752;visibility:visible;mso-wrap-style:square;mso-wrap-distance-left:0;mso-wrap-distance-top:0;mso-wrap-distance-right:0;mso-wrap-distance-bottom:0;mso-position-horizontal:absolute;mso-position-horizontal-relative:page;mso-position-vertical:absolute;mso-position-vertical-relative:text;v-text-anchor:top" coordsize="6438900,12700" o:gfxdata="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" path="m6438645,l,,,12191r6438645,l6438645,xe" fillcolor="#00b050" stroked="f">
+              <v:shape w14:anchorId="479680D3" id="Graphic 1" o:spid="_x0000_s1026" style="position:absolute;margin-left:52.55pt;margin-top:-10.2pt;width:507pt;height:1pt;z-index:251657728;visibility:visible;mso-wrap-style:square;mso-wrap-distance-left:0;mso-wrap-distance-top:0;mso-wrap-distance-right:0;mso-wrap-distance-bottom:0;mso-position-horizontal:absolute;mso-position-horizontal-relative:page;mso-position-vertical:absolute;mso-position-vertical-relative:text;v-text-anchor:top" coordsize="6438900,12700" o:gfxdata="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" path="m6438645,l,,,12191r6438645,l6438645,xe" fillcolor="#00b050" stroked="f">
                 <v:path arrowok="t"/>
                 <w10:wrap anchorx="page"/>
               </v:shape>
@@ -165,72 +165,59 @@
       </w:r>
       <w:r>
         <w:rPr>
-          <w:color w:val="548DD4" w:themeColor="text2" w:themeTint="99"/>
-        </w:rPr>
-        <w:t>Retail</w:t>
-      </w:r>
-      <w:r>
-        <w:rPr>
-          <w:color w:val="548DD4" w:themeColor="text2" w:themeTint="99"/>
+          <w:color w:val="9BBB59" w:themeColor="accent3"/>
+        </w:rPr>
+        <w:t>Sales</w:t>
+      </w:r>
+      <w:r>
+        <w:rPr>
+          <w:color w:val="9BBB59" w:themeColor="accent3"/>
+          <w:spacing w:val="-10"/>
+        </w:rPr>
+        <w:t xml:space="preserve"> </w:t>
+      </w:r>
+      <w:r>
+        <w:rPr>
+          <w:color w:val="9BBB59" w:themeColor="accent3"/>
+        </w:rPr>
+        <w:t>Data</w:t>
+      </w:r>
+      <w:r>
+        <w:rPr>
+          <w:color w:val="9BBB59" w:themeColor="accent3"/>
           <w:spacing w:val="-11"/>
         </w:rPr>
         <w:t xml:space="preserve"> </w:t>
       </w:r>
       <w:r>
         <w:rPr>
-          <w:color w:val="548DD4" w:themeColor="text2" w:themeTint="99"/>
-        </w:rPr>
-        <w:t>Sales</w:t>
-      </w:r>
-      <w:r>
-        <w:rPr>
-          <w:color w:val="548DD4" w:themeColor="text2" w:themeTint="99"/>
+          <w:color w:val="9BBB59" w:themeColor="accent3"/>
+        </w:rPr>
+        <w:t>Analysis</w:t>
+      </w:r>
+      <w:r>
+        <w:rPr>
+          <w:color w:val="9BBB59" w:themeColor="accent3"/>
           <w:spacing w:val="-10"/>
         </w:rPr>
         <w:t xml:space="preserve"> </w:t>
       </w:r>
       <w:r>
         <w:rPr>
-          <w:color w:val="548DD4" w:themeColor="text2" w:themeTint="99"/>
-        </w:rPr>
-        <w:t>Data</w:t>
-      </w:r>
-      <w:r>
-        <w:rPr>
-          <w:color w:val="548DD4" w:themeColor="text2" w:themeTint="99"/>
+          <w:color w:val="9BBB59" w:themeColor="accent3"/>
+        </w:rPr>
+        <w:t>Using</w:t>
+      </w:r>
+      <w:r>
+        <w:rPr>
+          <w:color w:val="9BBB59" w:themeColor="accent3"/>
           <w:spacing w:val="-11"/>
         </w:rPr>
         <w:t xml:space="preserve"> </w:t>
       </w:r>
       <w:r>
         <w:rPr>
-          <w:color w:val="548DD4" w:themeColor="text2" w:themeTint="99"/>
-        </w:rPr>
-        <w:t>Analysis</w:t>
-      </w:r>
-      <w:r>
-        <w:rPr>
-          <w:color w:val="548DD4" w:themeColor="text2" w:themeTint="99"/>
-          <w:spacing w:val="-10"/>
-        </w:rPr>
-        <w:t xml:space="preserve"> </w:t>
-      </w:r>
-      <w:r>
-        <w:rPr>
-          <w:color w:val="548DD4" w:themeColor="text2" w:themeTint="99"/>
-        </w:rPr>
-        <w:t>Using</w:t>
-      </w:r>
-      <w:r>
-        <w:rPr>
-          <w:color w:val="548DD4" w:themeColor="text2" w:themeTint="99"/>
-          <w:spacing w:val="-11"/>
-        </w:rPr>
-        <w:t xml:space="preserve"> </w:t>
-      </w:r>
-      <w:r>
-        <w:rPr>
-          <w:color w:val="548DD4" w:themeColor="text2" w:themeTint="99"/>
+          <w:color w:val="9BBB59" w:themeColor="accent3"/>
           <w:spacing w:val="-2"/>
         </w:rPr>
         <w:t>Excel</w:t>
@@ -402,17 +389,20 @@
         </w:tabs>
         <w:spacing w:before="60"/>
         <w:ind w:hanging="400"/>
+        <w:rPr>
+          <w:color w:val="4F6228" w:themeColor="accent3" w:themeShade="80"/>
+        </w:rPr>
       </w:pPr>
       <w:r>
         <w:rPr>
-          <w:color w:val="1F3863"/>
+          <w:color w:val="4F6228" w:themeColor="accent3" w:themeShade="80"/>
         </w:rPr>
         <w:lastRenderedPageBreak/>
         <w:t xml:space="preserve">Project </w:t>
       </w:r>
       <w:r>
         <w:rPr>
-          <w:color w:val="1F3863"/>
+          <w:color w:val="4F6228" w:themeColor="accent3" w:themeShade="80"/>
           <w:spacing w:val="-2"/>
         </w:rPr>
         <w:t>Overview</w:t>
@@ -431,7 +421,7 @@
         <w:rPr>
           <w:color w:val="1A1A2D"/>
         </w:rPr>
-        <w:t>The objective of this project is to analyze retail sales data using Microsoft Excel and generate meaningful</w:t>
+        <w:t>The objective of this project is to analyze sales data using Microsoft Excel and generate meaningful</w:t>
       </w:r>
       <w:r>
         <w:rPr>
@@ -834,23 +824,26 @@
           <w:tab w:val="left" w:pos="760"/>
         </w:tabs>
         <w:ind w:hanging="400"/>
+        <w:rPr>
+          <w:color w:val="4F6228" w:themeColor="accent3" w:themeShade="80"/>
+        </w:rPr>
       </w:pPr>
       <w:r>
         <w:rPr>
-          <w:color w:val="1F3863"/>
+          <w:color w:val="4F6228" w:themeColor="accent3" w:themeShade="80"/>
         </w:rPr>
         <w:t>Business</w:t>
       </w:r>
       <w:r>
         <w:rPr>
-          <w:color w:val="1F3863"/>
+          <w:color w:val="4F6228" w:themeColor="accent3" w:themeShade="80"/>
           <w:spacing w:val="-3"/>
         </w:rPr>
         <w:t xml:space="preserve"> </w:t>
       </w:r>
       <w:r>
         <w:rPr>
-          <w:color w:val="1F3863"/>
+          <w:color w:val="4F6228" w:themeColor="accent3" w:themeShade="80"/>
           <w:spacing w:val="-2"/>
         </w:rPr>
         <w:t>Problem</w:t>
@@ -1231,52 +1224,6 @@
           <w:spacing w:val="-2"/>
         </w:rPr>
         <w:t>sales?</w:t>
-      </w:r>
-    </w:p>
-    <w:p>
-      <w:pPr>
-        <w:pStyle w:val="ListParagraph"/>
-        <w:numPr>
-          <w:ilvl w:val="1"/>
-          <w:numId w:val="2"/>
-        </w:numPr>
-        <w:tabs>
-          <w:tab w:val="left" w:pos="1080"/>
-        </w:tabs>
-        <w:spacing w:before="127"/>
-      </w:pPr>
-      <w:r>
-        <w:rPr>
-          <w:color w:val="1A1A2D"/>
-        </w:rPr>
-        <w:t>Monthly</w:t>
-      </w:r>
-      <w:r>
-        <w:rPr>
-          <w:color w:val="1A1A2D"/>
-          <w:spacing w:val="-9"/>
-        </w:rPr>
-        <w:t xml:space="preserve"> </w:t>
-      </w:r>
-      <w:r>
-        <w:rPr>
-          <w:color w:val="1A1A2D"/>
-        </w:rPr>
-        <w:t>sales</w:t>
-      </w:r>
-      <w:r>
-        <w:rPr>
-          <w:color w:val="1A1A2D"/>
-          <w:spacing w:val="-6"/>
-        </w:rPr>
-        <w:t xml:space="preserve"> </w:t>
-      </w:r>
-      <w:r>
-        <w:rPr>
-          <w:color w:val="1A1A2D"/>
-          <w:spacing w:val="-2"/>
-        </w:rPr>
-        <w:t>trends</w:t>
       </w:r>
     </w:p>
     <w:p>
@@ -1391,16 +1338,19 @@
         </w:tabs>
         <w:spacing w:before="1"/>
         <w:ind w:hanging="400"/>
+        <w:rPr>
+          <w:color w:val="4F6228" w:themeColor="accent3" w:themeShade="80"/>
+        </w:rPr>
       </w:pPr>
       <w:r>
         <w:rPr>
-          <w:color w:val="1F3863"/>
+          <w:color w:val="4F6228" w:themeColor="accent3" w:themeShade="80"/>
         </w:rPr>
         <w:t>Dataset</w:t>
       </w:r>
       <w:r>
         <w:rPr>
-          <w:color w:val="1F3863"/>
+          <w:color w:val="4F6228" w:themeColor="accent3" w:themeShade="80"/>
           <w:spacing w:val="-2"/>
         </w:rPr>
         <w:t xml:space="preserve"> Information</w:t>
@@ -1422,7 +1372,26 @@
         <w:rPr>
           <w:color w:val="1A1A2D"/>
         </w:rPr>
-        <w:t>Dataset Name: Retail Sales Dataset</w:t>
+        <w:t xml:space="preserve">Dataset Name: </w:t>
+      </w:r>
+      <w:r>
+        <w:rPr>
+          <w:color w:val="1A1A2D"/>
+        </w:rPr>
+        <w:t xml:space="preserve">Sales Dataset  </w:t>
+      </w:r>
+      <w:r>
+        <w:rPr>
+          <w:color w:val="1A1A2D"/>
+        </w:rPr>
+        <w:t xml:space="preserve">  </w:t>
+      </w:r>
+      <w:r>
+        <w:rPr>
+          <w:color w:val="1A1A2D"/>
+          <w:spacing w:val="-10"/>
+        </w:rPr>
+        <w:t>|</w:t>
       </w:r>
       <w:r>
         <w:rPr>
@@ -1433,16 +1402,20 @@
       <w:r>
         <w:rPr>
           <w:color w:val="1A1A2D"/>
-          <w:spacing w:val="-10"/>
-        </w:rPr>
-        <w:t>|</w:t>
-      </w:r>
-      <w:r>
-        <w:rPr>
-          <w:color w:val="1A1A2D"/>
-        </w:rPr>
-        <w:tab/>
-        <w:t>Records: 1000+ Transactions</w:t>
+        </w:rPr>
+        <w:t xml:space="preserve">Records: </w:t>
+      </w:r>
+      <w:r>
+        <w:rPr>
+          <w:color w:val="1A1A2D"/>
+        </w:rPr>
+        <w:t>2001</w:t>
+      </w:r>
+      <w:r>
+        <w:rPr>
+          <w:color w:val="1A1A2D"/>
+        </w:rPr>
+        <w:t xml:space="preserve"> Transactions</w:t>
       </w:r>
       <w:r>
         <w:rPr>
@@ -1475,7 +1448,13 @@
         <w:rPr>
           <w:color w:val="1A1A2D"/>
         </w:rPr>
-        <w:t>Data Government / UCI</w:t>
+        <w:t>Onl</w:t>
+      </w:r>
+      <w:r>
+        <w:rPr>
+          <w:color w:val="1A1A2D"/>
+        </w:rPr>
+        <w:t>ine Source</w:t>
       </w:r>
     </w:p>
     <w:p>
@@ -1522,7 +1501,7 @@
               <w:left w:val="nil"/>
               <w:right w:val="nil"/>
             </w:tcBorders>
-            <w:shd w:val="clear" w:color="auto" w:fill="2D75B6"/>
+            <w:shd w:val="clear" w:color="auto" w:fill="76923C" w:themeFill="accent3" w:themeFillShade="BF"/>
           </w:tcPr>
           <w:p>
             <w:pPr>
@@ -1575,7 +1554,7 @@
               <w:left w:val="nil"/>
               <w:right w:val="nil"/>
             </w:tcBorders>
-            <w:shd w:val="clear" w:color="auto" w:fill="2D75B6"/>
+            <w:shd w:val="clear" w:color="auto" w:fill="76923C" w:themeFill="accent3" w:themeFillShade="BF"/>
           </w:tcPr>
           <w:p>
             <w:pPr>
@@ -1622,15 +1601,7 @@
                 <w:color w:val="1A1A2D"/>
                 <w:sz w:val="20"/>
               </w:rPr>
-              <w:t>Order</w:t>
-            </w:r>
-            <w:r>
-              <w:rPr>
-                <w:color w:val="1A1A2D"/>
-                <w:spacing w:val="-8"/>
-                <w:sz w:val="20"/>
-              </w:rPr>
-              <w:t xml:space="preserve"> </w:t>
+              <w:t>Customer_</w:t>
             </w:r>
             <w:r>
               <w:rPr>
@@ -1673,7 +1644,7 @@
                 <w:color w:val="1A1A2D"/>
                 <w:sz w:val="20"/>
               </w:rPr>
-              <w:t>Order</w:t>
+              <w:t>Customer</w:t>
             </w:r>
             <w:r>
               <w:rPr>
@@ -1714,9 +1685,32 @@
             <w:r>
               <w:rPr>
                 <w:color w:val="1A1A2D"/>
-                <w:sz w:val="20"/>
-              </w:rPr>
-              <w:t>Order</w:t>
+                <w:spacing w:val="-4"/>
+                <w:sz w:val="20"/>
+              </w:rPr>
+              <w:t>Name</w:t>
+            </w:r>
+          </w:p>
+        </w:tc>
+        <w:tc>
+          <w:tcPr>
+            <w:tcW w:w="4681" w:type="dxa"/>
+            <w:shd w:val="clear" w:color="auto" w:fill="F1F1F1"/>
+          </w:tcPr>
+          <w:p>
+            <w:pPr>
+              <w:pStyle w:val="TableParagraph"/>
+              <w:spacing w:before="78"/>
+              <w:rPr>
+                <w:sz w:val="20"/>
+              </w:rPr>
+            </w:pPr>
+            <w:r>
+              <w:rPr>
+                <w:color w:val="1A1A2D"/>
+                <w:sz w:val="20"/>
+              </w:rPr>
+              <w:t>Customer</w:t>
             </w:r>
             <w:r>
               <w:rPr>
@@ -1729,63 +1723,10 @@
             <w:r>
               <w:rPr>
                 <w:color w:val="1A1A2D"/>
-                <w:spacing w:val="-4"/>
-                <w:sz w:val="20"/>
-              </w:rPr>
-              <w:t>Date</w:t>
-            </w:r>
-          </w:p>
-        </w:tc>
-        <w:tc>
-          <w:tcPr>
-            <w:tcW w:w="4681" w:type="dxa"/>
-            <w:shd w:val="clear" w:color="auto" w:fill="F1F1F1"/>
-          </w:tcPr>
-          <w:p>
-            <w:pPr>
-              <w:pStyle w:val="TableParagraph"/>
-              <w:spacing w:before="78"/>
-              <w:rPr>
-                <w:sz w:val="20"/>
-              </w:rPr>
-            </w:pPr>
-            <w:r>
-              <w:rPr>
-                <w:color w:val="1A1A2D"/>
-                <w:sz w:val="20"/>
-              </w:rPr>
-              <w:t>Date</w:t>
-            </w:r>
-            <w:r>
-              <w:rPr>
-                <w:color w:val="1A1A2D"/>
-                <w:spacing w:val="-5"/>
-                <w:sz w:val="20"/>
-              </w:rPr>
-              <w:t xml:space="preserve"> </w:t>
-            </w:r>
-            <w:r>
-              <w:rPr>
-                <w:color w:val="1A1A2D"/>
-                <w:sz w:val="20"/>
-              </w:rPr>
-              <w:t>of</w:t>
-            </w:r>
-            <w:r>
-              <w:rPr>
-                <w:color w:val="1A1A2D"/>
-                <w:spacing w:val="-5"/>
-                <w:sz w:val="20"/>
-              </w:rPr>
-              <w:t xml:space="preserve"> </w:t>
-            </w:r>
-            <w:r>
-              <w:rPr>
-                <w:color w:val="1A1A2D"/>
                 <w:spacing w:val="-2"/>
                 <w:sz w:val="20"/>
               </w:rPr>
-              <w:t>Purchase</w:t>
+              <w:t>Details</w:t>
             </w:r>
           </w:p>
         </w:tc>
@@ -1807,26 +1748,9 @@
             </w:pPr>
             <w:r>
               <w:rPr>
-                <w:color w:val="1A1A2D"/>
-                <w:sz w:val="20"/>
-              </w:rPr>
-              <w:t>Customer</w:t>
-            </w:r>
-            <w:r>
-              <w:rPr>
-                <w:color w:val="1A1A2D"/>
-                <w:spacing w:val="-8"/>
-                <w:sz w:val="20"/>
-              </w:rPr>
-              <w:t xml:space="preserve"> </w:t>
-            </w:r>
-            <w:r>
-              <w:rPr>
-                <w:color w:val="1A1A2D"/>
-                <w:spacing w:val="-4"/>
-                <w:sz w:val="20"/>
-              </w:rPr>
-              <w:t>Name</w:t>
+                <w:sz w:val="20"/>
+              </w:rPr>
+              <w:t>Age</w:t>
             </w:r>
           </w:p>
         </w:tc>
@@ -1889,7 +1813,7 @@
                 <w:spacing w:val="-2"/>
                 <w:sz w:val="20"/>
               </w:rPr>
-              <w:t>Region</w:t>
+              <w:t>Gender</w:t>
             </w:r>
           </w:p>
         </w:tc>
@@ -1910,12 +1834,12 @@
                 <w:color w:val="1A1A2D"/>
                 <w:sz w:val="20"/>
               </w:rPr>
-              <w:t>Sales</w:t>
-            </w:r>
-            <w:r>
-              <w:rPr>
-                <w:color w:val="1A1A2D"/>
-                <w:spacing w:val="-9"/>
+              <w:t>Customer</w:t>
+            </w:r>
+            <w:r>
+              <w:rPr>
+                <w:color w:val="1A1A2D"/>
+                <w:spacing w:val="-8"/>
                 <w:sz w:val="20"/>
               </w:rPr>
               <w:t xml:space="preserve"> </w:t>
@@ -1926,7 +1850,7 @@
                 <w:spacing w:val="-2"/>
                 <w:sz w:val="20"/>
               </w:rPr>
-              <w:t>Region</w:t>
+              <w:t>Details</w:t>
             </w:r>
           </w:p>
         </w:tc>
@@ -1952,43 +1876,43 @@
                 <w:spacing w:val="-2"/>
                 <w:sz w:val="20"/>
               </w:rPr>
-              <w:t>Product</w:t>
-            </w:r>
-          </w:p>
-        </w:tc>
-        <w:tc>
-          <w:tcPr>
-            <w:tcW w:w="4681" w:type="dxa"/>
-          </w:tcPr>
-          <w:p>
-            <w:pPr>
-              <w:pStyle w:val="TableParagraph"/>
-              <w:rPr>
-                <w:sz w:val="20"/>
-              </w:rPr>
-            </w:pPr>
-            <w:r>
-              <w:rPr>
-                <w:color w:val="1A1A2D"/>
-                <w:sz w:val="20"/>
-              </w:rPr>
-              <w:t>Product</w:t>
-            </w:r>
-            <w:r>
-              <w:rPr>
-                <w:color w:val="1A1A2D"/>
-                <w:spacing w:val="-9"/>
-                <w:sz w:val="20"/>
-              </w:rPr>
-              <w:t xml:space="preserve"> </w:t>
-            </w:r>
-            <w:r>
-              <w:rPr>
-                <w:color w:val="1A1A2D"/>
-                <w:spacing w:val="-4"/>
-                <w:sz w:val="20"/>
-              </w:rPr>
-              <w:t>Name</w:t>
+              <w:t>City</w:t>
+            </w:r>
+          </w:p>
+        </w:tc>
+        <w:tc>
+          <w:tcPr>
+            <w:tcW w:w="4681" w:type="dxa"/>
+          </w:tcPr>
+          <w:p>
+            <w:pPr>
+              <w:pStyle w:val="TableParagraph"/>
+              <w:rPr>
+                <w:sz w:val="20"/>
+              </w:rPr>
+            </w:pPr>
+            <w:r>
+              <w:rPr>
+                <w:color w:val="1A1A2D"/>
+                <w:sz w:val="20"/>
+              </w:rPr>
+              <w:t>Customer</w:t>
+            </w:r>
+            <w:r>
+              <w:rPr>
+                <w:color w:val="1A1A2D"/>
+                <w:spacing w:val="-8"/>
+                <w:sz w:val="20"/>
+              </w:rPr>
+              <w:t xml:space="preserve"> </w:t>
+            </w:r>
+            <w:r>
+              <w:rPr>
+                <w:color w:val="1A1A2D"/>
+                <w:spacing w:val="-2"/>
+                <w:sz w:val="20"/>
+              </w:rPr>
+              <w:t>Location</w:t>
             </w:r>
           </w:p>
         </w:tc>
@@ -2015,7 +1939,7 @@
                 <w:spacing w:val="-2"/>
                 <w:sz w:val="20"/>
               </w:rPr>
-              <w:t>Category</w:t>
+              <w:t>State</w:t>
             </w:r>
           </w:p>
         </w:tc>
@@ -2036,12 +1960,12 @@
                 <w:color w:val="1A1A2D"/>
                 <w:sz w:val="20"/>
               </w:rPr>
-              <w:t>Product</w:t>
-            </w:r>
-            <w:r>
-              <w:rPr>
-                <w:color w:val="1A1A2D"/>
-                <w:spacing w:val="-9"/>
+              <w:t>Customer</w:t>
+            </w:r>
+            <w:r>
+              <w:rPr>
+                <w:color w:val="1A1A2D"/>
+                <w:spacing w:val="-8"/>
                 <w:sz w:val="20"/>
               </w:rPr>
               <w:t xml:space="preserve"> </w:t>
@@ -2052,7 +1976,7 @@
                 <w:spacing w:val="-2"/>
                 <w:sz w:val="20"/>
               </w:rPr>
-              <w:t>Category</w:t>
+              <w:t>Location</w:t>
             </w:r>
           </w:p>
         </w:tc>
@@ -2078,32 +2002,32 @@
                 <w:spacing w:val="-2"/>
                 <w:sz w:val="20"/>
               </w:rPr>
-              <w:t>Salesperson</w:t>
-            </w:r>
-          </w:p>
-        </w:tc>
-        <w:tc>
-          <w:tcPr>
-            <w:tcW w:w="4681" w:type="dxa"/>
-          </w:tcPr>
-          <w:p>
-            <w:pPr>
-              <w:pStyle w:val="TableParagraph"/>
-              <w:rPr>
-                <w:sz w:val="20"/>
-              </w:rPr>
-            </w:pPr>
-            <w:r>
-              <w:rPr>
-                <w:color w:val="1A1A2D"/>
-                <w:sz w:val="20"/>
-              </w:rPr>
-              <w:t>Sales</w:t>
-            </w:r>
-            <w:r>
-              <w:rPr>
-                <w:color w:val="1A1A2D"/>
-                <w:spacing w:val="-9"/>
+              <w:t>Country</w:t>
+            </w:r>
+          </w:p>
+        </w:tc>
+        <w:tc>
+          <w:tcPr>
+            <w:tcW w:w="4681" w:type="dxa"/>
+          </w:tcPr>
+          <w:p>
+            <w:pPr>
+              <w:pStyle w:val="TableParagraph"/>
+              <w:rPr>
+                <w:sz w:val="20"/>
+              </w:rPr>
+            </w:pPr>
+            <w:r>
+              <w:rPr>
+                <w:color w:val="1A1A2D"/>
+                <w:sz w:val="20"/>
+              </w:rPr>
+              <w:t>Customer</w:t>
+            </w:r>
+            <w:r>
+              <w:rPr>
+                <w:color w:val="1A1A2D"/>
+                <w:spacing w:val="-8"/>
                 <w:sz w:val="20"/>
               </w:rPr>
               <w:t xml:space="preserve"> </w:t>
@@ -2114,7 +2038,57 @@
                 <w:spacing w:val="-2"/>
                 <w:sz w:val="20"/>
               </w:rPr>
-              <w:t>Representative</w:t>
+              <w:t>Location</w:t>
+            </w:r>
+          </w:p>
+        </w:tc>
+      </w:tr>
+      <w:tr>
+        <w:trPr>
+          <w:trHeight w:val="501"/>
+        </w:trPr>
+        <w:tc>
+          <w:tcPr>
+            <w:tcW w:w="4681" w:type="dxa"/>
+          </w:tcPr>
+          <w:p>
+            <w:pPr>
+              <w:pStyle w:val="TableParagraph"/>
+              <w:rPr>
+                <w:color w:val="1A1A2D"/>
+                <w:spacing w:val="-2"/>
+                <w:sz w:val="20"/>
+              </w:rPr>
+            </w:pPr>
+            <w:r>
+              <w:rPr>
+                <w:color w:val="1A1A2D"/>
+                <w:spacing w:val="-2"/>
+                <w:sz w:val="20"/>
+              </w:rPr>
+              <w:t>Loyality_Level</w:t>
+            </w:r>
+          </w:p>
+        </w:tc>
+        <w:tc>
+          <w:tcPr>
+            <w:tcW w:w="4681" w:type="dxa"/>
+          </w:tcPr>
+          <w:p>
+            <w:pPr>
+              <w:pStyle w:val="TableParagraph"/>
+              <w:jc w:val="both"/>
+              <w:rPr>
+                <w:color w:val="1A1A2D"/>
+                <w:sz w:val="20"/>
+              </w:rPr>
+            </w:pPr>
+            <w:r>
+              <w:rPr>
+                <w:color w:val="1A1A2D"/>
+                <w:sz w:val="20"/>
+              </w:rPr>
+              <w:t>Customer Level by Purchase</w:t>
             </w:r>
           </w:p>
         </w:tc>
@@ -2168,7 +2142,7 @@
               <w:left w:val="nil"/>
               <w:right w:val="nil"/>
             </w:tcBorders>
-            <w:shd w:val="clear" w:color="auto" w:fill="2D75B6"/>
+            <w:shd w:val="clear" w:color="auto" w:fill="76923C" w:themeFill="accent3" w:themeFillShade="BF"/>
           </w:tcPr>
           <w:p>
             <w:pPr>
@@ -2222,7 +2196,7 @@
               <w:left w:val="nil"/>
               <w:right w:val="nil"/>
             </w:tcBorders>
-            <w:shd w:val="clear" w:color="auto" w:fill="2D75B6"/>
+            <w:shd w:val="clear" w:color="auto" w:fill="76923C" w:themeFill="accent3" w:themeFillShade="BF"/>
           </w:tcPr>
           <w:p>
             <w:pPr>
@@ -2268,11 +2242,9 @@
             </w:pPr>
             <w:r>
               <w:rPr>
-                <w:color w:val="1A1A2D"/>
-                <w:spacing w:val="-2"/>
-                <w:sz w:val="20"/>
-              </w:rPr>
-              <w:t>Quantity</w:t>
+                <w:sz w:val="20"/>
+              </w:rPr>
+              <w:t>Product_ID</w:t>
             </w:r>
           </w:p>
         </w:tc>
@@ -2294,23 +2266,7 @@
                 <w:color w:val="1A1A2D"/>
                 <w:sz w:val="20"/>
               </w:rPr>
-              <w:t>Units</w:t>
-            </w:r>
-            <w:r>
-              <w:rPr>
-                <w:color w:val="1A1A2D"/>
-                <w:spacing w:val="-7"/>
-                <w:sz w:val="20"/>
-              </w:rPr>
-              <w:t xml:space="preserve"> </w:t>
-            </w:r>
-            <w:r>
-              <w:rPr>
-                <w:color w:val="1A1A2D"/>
-                <w:spacing w:val="-4"/>
-                <w:sz w:val="20"/>
-              </w:rPr>
-              <w:t>Sold</w:t>
+              <w:t>Unique Product Number</w:t>
             </w:r>
           </w:p>
         </w:tc>
@@ -2332,77 +2288,29 @@
             </w:pPr>
             <w:r>
               <w:rPr>
-                <w:color w:val="1A1A2D"/>
-                <w:sz w:val="20"/>
-              </w:rPr>
-              <w:t>Unit</w:t>
-            </w:r>
-            <w:r>
-              <w:rPr>
-                <w:color w:val="1A1A2D"/>
-                <w:spacing w:val="-7"/>
-                <w:sz w:val="20"/>
-              </w:rPr>
-              <w:t xml:space="preserve"> </w:t>
-            </w:r>
-            <w:r>
-              <w:rPr>
-                <w:color w:val="1A1A2D"/>
-                <w:spacing w:val="-2"/>
-                <w:sz w:val="20"/>
-              </w:rPr>
-              <w:t>Price</w:t>
-            </w:r>
-          </w:p>
-        </w:tc>
-        <w:tc>
-          <w:tcPr>
-            <w:tcW w:w="4681" w:type="dxa"/>
-          </w:tcPr>
-          <w:p>
-            <w:pPr>
-              <w:pStyle w:val="TableParagraph"/>
-              <w:rPr>
-                <w:sz w:val="20"/>
-              </w:rPr>
-            </w:pPr>
-            <w:r>
-              <w:rPr>
-                <w:color w:val="1A1A2D"/>
-                <w:sz w:val="20"/>
-              </w:rPr>
-              <w:t>Price</w:t>
-            </w:r>
-            <w:r>
-              <w:rPr>
-                <w:color w:val="1A1A2D"/>
-                <w:spacing w:val="-5"/>
-                <w:sz w:val="20"/>
-              </w:rPr>
-              <w:t xml:space="preserve"> </w:t>
-            </w:r>
-            <w:r>
-              <w:rPr>
-                <w:color w:val="1A1A2D"/>
-                <w:sz w:val="20"/>
-              </w:rPr>
-              <w:t>Per</w:t>
-            </w:r>
-            <w:r>
-              <w:rPr>
-                <w:color w:val="1A1A2D"/>
-                <w:spacing w:val="-6"/>
-                <w:sz w:val="20"/>
-              </w:rPr>
-              <w:t xml:space="preserve"> </w:t>
-            </w:r>
-            <w:r>
-              <w:rPr>
-                <w:color w:val="1A1A2D"/>
-                <w:spacing w:val="-4"/>
-                <w:sz w:val="20"/>
-              </w:rPr>
-              <w:t>Unit</w:t>
+                <w:sz w:val="20"/>
+              </w:rPr>
+              <w:t>Product_Name</w:t>
+            </w:r>
+          </w:p>
+        </w:tc>
+        <w:tc>
+          <w:tcPr>
+            <w:tcW w:w="4681" w:type="dxa"/>
+          </w:tcPr>
+          <w:p>
+            <w:pPr>
+              <w:pStyle w:val="TableParagraph"/>
+              <w:rPr>
+                <w:sz w:val="20"/>
+              </w:rPr>
+            </w:pPr>
+            <w:r>
+              <w:rPr>
+                <w:color w:val="1A1A2D"/>
+                <w:sz w:val="20"/>
+              </w:rPr>
+              <w:t>Product Details</w:t>
             </w:r>
           </w:p>
         </w:tc>
@@ -2426,11 +2334,9 @@
             </w:pPr>
             <w:r>
               <w:rPr>
-                <w:color w:val="1A1A2D"/>
-                <w:spacing w:val="-2"/>
-                <w:sz w:val="20"/>
-              </w:rPr>
-              <w:t>Revenue</w:t>
+                <w:sz w:val="20"/>
+              </w:rPr>
+              <w:t>Category</w:t>
             </w:r>
           </w:p>
         </w:tc>
@@ -2452,53 +2358,7 @@
                 <w:color w:val="1A1A2D"/>
                 <w:sz w:val="20"/>
               </w:rPr>
-              <w:t>Quantity</w:t>
-            </w:r>
-            <w:r>
-              <w:rPr>
-                <w:color w:val="1A1A2D"/>
-                <w:spacing w:val="-6"/>
-                <w:sz w:val="20"/>
-              </w:rPr>
-              <w:t xml:space="preserve"> </w:t>
-            </w:r>
-            <w:r>
-              <w:rPr>
-                <w:color w:val="1A1A2D"/>
-                <w:sz w:val="20"/>
-              </w:rPr>
-              <w:t>×</w:t>
-            </w:r>
-            <w:r>
-              <w:rPr>
-                <w:color w:val="1A1A2D"/>
-                <w:spacing w:val="-6"/>
-                <w:sz w:val="20"/>
-              </w:rPr>
-              <w:t xml:space="preserve"> </w:t>
-            </w:r>
-            <w:r>
-              <w:rPr>
-                <w:color w:val="1A1A2D"/>
-                <w:sz w:val="20"/>
-              </w:rPr>
-              <w:t>Unit</w:t>
-            </w:r>
-            <w:r>
-              <w:rPr>
-                <w:color w:val="1A1A2D"/>
-                <w:spacing w:val="-7"/>
-                <w:sz w:val="20"/>
-              </w:rPr>
-              <w:t xml:space="preserve"> </w:t>
-            </w:r>
-            <w:r>
-              <w:rPr>
-                <w:color w:val="1A1A2D"/>
-                <w:spacing w:val="-4"/>
-                <w:sz w:val="20"/>
-              </w:rPr>
-              <w:t>Price</w:t>
+              <w:t>Product Details</w:t>
             </w:r>
           </w:p>
         </w:tc>
@@ -2520,47 +2380,29 @@
             </w:pPr>
             <w:r>
               <w:rPr>
-                <w:color w:val="1A1A2D"/>
-                <w:spacing w:val="-4"/>
-                <w:sz w:val="20"/>
-              </w:rPr>
-              <w:t>Cost</w:t>
-            </w:r>
-          </w:p>
-        </w:tc>
-        <w:tc>
-          <w:tcPr>
-            <w:tcW w:w="4681" w:type="dxa"/>
-          </w:tcPr>
-          <w:p>
-            <w:pPr>
-              <w:pStyle w:val="TableParagraph"/>
-              <w:rPr>
-                <w:sz w:val="20"/>
-              </w:rPr>
-            </w:pPr>
-            <w:r>
-              <w:rPr>
-                <w:color w:val="1A1A2D"/>
-                <w:sz w:val="20"/>
-              </w:rPr>
-              <w:t>Product</w:t>
-            </w:r>
-            <w:r>
-              <w:rPr>
-                <w:color w:val="1A1A2D"/>
-                <w:spacing w:val="-9"/>
-                <w:sz w:val="20"/>
-              </w:rPr>
-              <w:t xml:space="preserve"> </w:t>
-            </w:r>
-            <w:r>
-              <w:rPr>
-                <w:color w:val="1A1A2D"/>
-                <w:spacing w:val="-4"/>
-                <w:sz w:val="20"/>
-              </w:rPr>
-              <w:t>Cost</w:t>
+                <w:sz w:val="20"/>
+              </w:rPr>
+              <w:t>Sub_Category</w:t>
+            </w:r>
+          </w:p>
+        </w:tc>
+        <w:tc>
+          <w:tcPr>
+            <w:tcW w:w="4681" w:type="dxa"/>
+          </w:tcPr>
+          <w:p>
+            <w:pPr>
+              <w:pStyle w:val="TableParagraph"/>
+              <w:rPr>
+                <w:sz w:val="20"/>
+              </w:rPr>
+            </w:pPr>
+            <w:r>
+              <w:rPr>
+                <w:color w:val="1A1A2D"/>
+                <w:sz w:val="20"/>
+              </w:rPr>
+              <w:t>Product Details</w:t>
             </w:r>
           </w:p>
         </w:tc>
@@ -2572,6 +2414,120 @@
         <w:tc>
           <w:tcPr>
             <w:tcW w:w="4681" w:type="dxa"/>
+          </w:tcPr>
+          <w:p>
+            <w:pPr>
+              <w:pStyle w:val="TableParagraph"/>
+              <w:rPr>
+                <w:color w:val="1A1A2D"/>
+                <w:spacing w:val="-4"/>
+                <w:sz w:val="20"/>
+              </w:rPr>
+            </w:pPr>
+            <w:r>
+              <w:rPr>
+                <w:color w:val="1A1A2D"/>
+                <w:spacing w:val="-4"/>
+                <w:sz w:val="20"/>
+              </w:rPr>
+              <w:t>Brand</w:t>
+            </w:r>
+          </w:p>
+        </w:tc>
+        <w:tc>
+          <w:tcPr>
+            <w:tcW w:w="4681" w:type="dxa"/>
+          </w:tcPr>
+          <w:p>
+            <w:pPr>
+              <w:pStyle w:val="TableParagraph"/>
+              <w:rPr>
+                <w:color w:val="1A1A2D"/>
+                <w:sz w:val="20"/>
+              </w:rPr>
+            </w:pPr>
+            <w:r>
+              <w:rPr>
+                <w:color w:val="1A1A2D"/>
+                <w:sz w:val="20"/>
+              </w:rPr>
+              <w:t>Product Details</w:t>
+            </w:r>
+          </w:p>
+        </w:tc>
+      </w:tr>
+      <w:tr>
+        <w:trPr>
+          <w:trHeight w:val="501"/>
+        </w:trPr>
+        <w:tc>
+          <w:tcPr>
+            <w:tcW w:w="4681" w:type="dxa"/>
+          </w:tcPr>
+          <w:p>
+            <w:pPr>
+              <w:pStyle w:val="TableParagraph"/>
+              <w:rPr>
+                <w:color w:val="1A1A2D"/>
+                <w:spacing w:val="-4"/>
+                <w:sz w:val="20"/>
+              </w:rPr>
+            </w:pPr>
+            <w:r>
+              <w:rPr>
+                <w:color w:val="1A1A2D"/>
+                <w:spacing w:val="-4"/>
+                <w:sz w:val="20"/>
+              </w:rPr>
+              <w:t>Cost</w:t>
+            </w:r>
+          </w:p>
+        </w:tc>
+        <w:tc>
+          <w:tcPr>
+            <w:tcW w:w="4681" w:type="dxa"/>
+          </w:tcPr>
+          <w:p>
+            <w:pPr>
+              <w:pStyle w:val="TableParagraph"/>
+              <w:rPr>
+                <w:color w:val="1A1A2D"/>
+                <w:sz w:val="20"/>
+              </w:rPr>
+            </w:pPr>
+            <w:r>
+              <w:rPr>
+                <w:color w:val="1A1A2D"/>
+                <w:sz w:val="20"/>
+              </w:rPr>
+              <w:t>Product</w:t>
+            </w:r>
+            <w:r>
+              <w:rPr>
+                <w:color w:val="1A1A2D"/>
+                <w:spacing w:val="-9"/>
+                <w:sz w:val="20"/>
+              </w:rPr>
+              <w:t xml:space="preserve"> </w:t>
+            </w:r>
+            <w:r>
+              <w:rPr>
+                <w:color w:val="1A1A2D"/>
+                <w:spacing w:val="-4"/>
+                <w:sz w:val="20"/>
+              </w:rPr>
+              <w:t>Cost</w:t>
+            </w:r>
+          </w:p>
+        </w:tc>
+      </w:tr>
+      <w:tr>
+        <w:trPr>
+          <w:trHeight w:val="501"/>
+        </w:trPr>
+        <w:tc>
+          <w:tcPr>
+            <w:tcW w:w="4681" w:type="dxa"/>
             <w:shd w:val="clear" w:color="auto" w:fill="F1F1F1"/>
           </w:tcPr>
           <w:p>
@@ -2583,11 +2539,9 @@
             </w:pPr>
             <w:r>
               <w:rPr>
-                <w:color w:val="1A1A2D"/>
-                <w:spacing w:val="-2"/>
-                <w:sz w:val="20"/>
-              </w:rPr>
-              <w:t>Profit</w:t>
+                <w:sz w:val="20"/>
+              </w:rPr>
+              <w:t>Stock</w:t>
             </w:r>
           </w:p>
         </w:tc>
@@ -2608,43 +2562,933 @@
                 <w:color w:val="1A1A2D"/>
                 <w:sz w:val="20"/>
               </w:rPr>
-              <w:t>Revenue</w:t>
-            </w:r>
-            <w:r>
-              <w:rPr>
-                <w:color w:val="1A1A2D"/>
-                <w:spacing w:val="-6"/>
-                <w:sz w:val="20"/>
-              </w:rPr>
-              <w:t xml:space="preserve"> </w:t>
-            </w:r>
-            <w:r>
-              <w:rPr>
-                <w:color w:val="1A1A2D"/>
-                <w:sz w:val="20"/>
-              </w:rPr>
-              <w:t>–</w:t>
-            </w:r>
-            <w:r>
-              <w:rPr>
-                <w:color w:val="1A1A2D"/>
-                <w:spacing w:val="-6"/>
-                <w:sz w:val="20"/>
-              </w:rPr>
-              <w:t xml:space="preserve"> </w:t>
-            </w:r>
-            <w:r>
-              <w:rPr>
-                <w:color w:val="1A1A2D"/>
-                <w:spacing w:val="-4"/>
-                <w:sz w:val="20"/>
-              </w:rPr>
-              <w:t>Cost</w:t>
+              <w:t>Quantity of Product</w:t>
             </w:r>
           </w:p>
         </w:tc>
       </w:tr>
     </w:tbl>
+    <w:p>
+      <w:pPr>
+        <w:pStyle w:val="Heading2"/>
+        <w:tabs>
+          <w:tab w:val="left" w:pos="760"/>
+        </w:tabs>
+        <w:spacing w:before="404"/>
+      </w:pPr>
+    </w:p>
+    <w:tbl>
+      <w:tblPr>
+        <w:tblW w:w="0" w:type="auto"/>
+        <w:tblInd w:w="367" w:type="dxa"/>
+        <w:tblBorders>
+          <w:top w:val="single" w:sz="2" w:space="0" w:color="AAAAAA"/>
+          <w:left w:val="single" w:sz="2" w:space="0" w:color="AAAAAA"/>
+          <w:bottom w:val="single" w:sz="2" w:space="0" w:color="AAAAAA"/>
+          <w:right w:val="single" w:sz="2" w:space="0" w:color="AAAAAA"/>
+          <w:insideH w:val="single" w:sz="2" w:space="0" w:color="AAAAAA"/>
+          <w:insideV w:val="single" w:sz="2" w:space="0" w:color="AAAAAA"/>
+        </w:tblBorders>
+        <w:tblLayout w:type="fixed"/>
+        <w:tblCellMar>
+          <w:left w:w="0" w:type="dxa"/>
+          <w:right w:w="0" w:type="dxa"/>
+        </w:tblCellMar>
+        <w:tblLook w:val="01E0" w:firstRow="1" w:lastRow="1" w:firstColumn="1" w:lastColumn="1" w:noHBand="0" w:noVBand="0"/>
+      </w:tblPr>
+      <w:tblGrid>
+        <w:gridCol w:w="4681"/>
+        <w:gridCol w:w="4681"/>
+      </w:tblGrid>
+      <w:tr>
+        <w:trPr>
+          <w:trHeight w:val="543"/>
+        </w:trPr>
+        <w:tc>
+          <w:tcPr>
+            <w:tcW w:w="4681" w:type="dxa"/>
+            <w:tcBorders>
+              <w:top w:val="nil"/>
+              <w:left w:val="nil"/>
+              <w:right w:val="nil"/>
+            </w:tcBorders>
+            <w:shd w:val="clear" w:color="auto" w:fill="76923C" w:themeFill="accent3" w:themeFillShade="BF"/>
+          </w:tcPr>
+          <w:p>
+            <w:pPr>
+              <w:pStyle w:val="TableParagraph"/>
+              <w:spacing w:before="100"/>
+              <w:ind w:left="3" w:right="2"/>
+              <w:jc w:val="center"/>
+              <w:rPr>
+                <w:rFonts w:ascii="Arial"/>
+                <w:b/>
+                <w:sz w:val="20"/>
+              </w:rPr>
+            </w:pPr>
+            <w:r>
+              <w:rPr>
+                <w:rFonts w:ascii="Arial"/>
+                <w:b/>
+                <w:color w:val="FFFFFF"/>
+                <w:sz w:val="20"/>
+              </w:rPr>
+              <w:t>Column</w:t>
+            </w:r>
+            <w:r>
+              <w:rPr>
+                <w:rFonts w:ascii="Arial"/>
+                <w:b/>
+                <w:color w:val="FFFFFF"/>
+                <w:spacing w:val="-10"/>
+                <w:sz w:val="20"/>
+              </w:rPr>
+              <w:t xml:space="preserve"> </w:t>
+            </w:r>
+            <w:r>
+              <w:rPr>
+                <w:rFonts w:ascii="Arial"/>
+                <w:b/>
+                <w:color w:val="FFFFFF"/>
+                <w:spacing w:val="-4"/>
+                <w:sz w:val="20"/>
+              </w:rPr>
+              <w:t>Name</w:t>
+            </w:r>
+          </w:p>
+        </w:tc>
+        <w:tc>
+          <w:tcPr>
+            <w:tcW w:w="4681" w:type="dxa"/>
+            <w:tcBorders>
+              <w:top w:val="nil"/>
+              <w:left w:val="nil"/>
+              <w:right w:val="nil"/>
+            </w:tcBorders>
+            <w:shd w:val="clear" w:color="auto" w:fill="76923C" w:themeFill="accent3" w:themeFillShade="BF"/>
+          </w:tcPr>
+          <w:p>
+            <w:pPr>
+              <w:pStyle w:val="TableParagraph"/>
+              <w:spacing w:before="100"/>
+              <w:ind w:left="3"/>
+              <w:jc w:val="center"/>
+              <w:rPr>
+                <w:rFonts w:ascii="Arial"/>
+                <w:b/>
+                <w:sz w:val="20"/>
+              </w:rPr>
+            </w:pPr>
+            <w:r>
+              <w:rPr>
+                <w:rFonts w:ascii="Arial"/>
+                <w:b/>
+                <w:color w:val="FFFFFF"/>
+                <w:spacing w:val="-2"/>
+                <w:sz w:val="20"/>
+              </w:rPr>
+              <w:t>Description</w:t>
+            </w:r>
+          </w:p>
+        </w:tc>
+      </w:tr>
+      <w:tr>
+        <w:trPr>
+          <w:trHeight w:val="501"/>
+        </w:trPr>
+        <w:tc>
+          <w:tcPr>
+            <w:tcW w:w="4681" w:type="dxa"/>
+            <w:shd w:val="clear" w:color="auto" w:fill="F1F1F1"/>
+          </w:tcPr>
+          <w:p>
+            <w:pPr>
+              <w:pStyle w:val="TableParagraph"/>
+              <w:spacing w:before="78"/>
+              <w:rPr>
+                <w:sz w:val="20"/>
+              </w:rPr>
+            </w:pPr>
+            <w:r>
+              <w:rPr>
+                <w:sz w:val="20"/>
+              </w:rPr>
+              <w:t>Store_ID</w:t>
+            </w:r>
+          </w:p>
+        </w:tc>
+        <w:tc>
+          <w:tcPr>
+            <w:tcW w:w="4681" w:type="dxa"/>
+            <w:shd w:val="clear" w:color="auto" w:fill="F1F1F1"/>
+          </w:tcPr>
+          <w:p>
+            <w:pPr>
+              <w:pStyle w:val="TableParagraph"/>
+              <w:spacing w:before="78"/>
+              <w:rPr>
+                <w:sz w:val="20"/>
+              </w:rPr>
+            </w:pPr>
+            <w:r>
+              <w:rPr>
+                <w:color w:val="1A1A2D"/>
+                <w:sz w:val="20"/>
+              </w:rPr>
+              <w:t xml:space="preserve">Unique </w:t>
+            </w:r>
+            <w:r>
+              <w:rPr>
+                <w:color w:val="1A1A2D"/>
+                <w:sz w:val="20"/>
+              </w:rPr>
+              <w:t>Store</w:t>
+            </w:r>
+            <w:r>
+              <w:rPr>
+                <w:color w:val="1A1A2D"/>
+                <w:sz w:val="20"/>
+              </w:rPr>
+              <w:t xml:space="preserve"> Number</w:t>
+            </w:r>
+          </w:p>
+        </w:tc>
+      </w:tr>
+      <w:tr>
+        <w:trPr>
+          <w:trHeight w:val="501"/>
+        </w:trPr>
+        <w:tc>
+          <w:tcPr>
+            <w:tcW w:w="4681" w:type="dxa"/>
+          </w:tcPr>
+          <w:p>
+            <w:pPr>
+              <w:pStyle w:val="TableParagraph"/>
+              <w:rPr>
+                <w:sz w:val="20"/>
+              </w:rPr>
+            </w:pPr>
+            <w:r>
+              <w:rPr>
+                <w:sz w:val="20"/>
+              </w:rPr>
+              <w:t>Store_Name</w:t>
+            </w:r>
+          </w:p>
+        </w:tc>
+        <w:tc>
+          <w:tcPr>
+            <w:tcW w:w="4681" w:type="dxa"/>
+          </w:tcPr>
+          <w:p>
+            <w:pPr>
+              <w:pStyle w:val="TableParagraph"/>
+              <w:rPr>
+                <w:sz w:val="20"/>
+              </w:rPr>
+            </w:pPr>
+            <w:r>
+              <w:rPr>
+                <w:color w:val="1A1A2D"/>
+                <w:sz w:val="20"/>
+              </w:rPr>
+              <w:t>Store</w:t>
+            </w:r>
+            <w:r>
+              <w:rPr>
+                <w:color w:val="1A1A2D"/>
+                <w:sz w:val="20"/>
+              </w:rPr>
+              <w:t xml:space="preserve"> Details</w:t>
+            </w:r>
+          </w:p>
+        </w:tc>
+      </w:tr>
+      <w:tr>
+        <w:trPr>
+          <w:trHeight w:val="503"/>
+        </w:trPr>
+        <w:tc>
+          <w:tcPr>
+            <w:tcW w:w="4681" w:type="dxa"/>
+            <w:shd w:val="clear" w:color="auto" w:fill="F1F1F1"/>
+          </w:tcPr>
+          <w:p>
+            <w:pPr>
+              <w:pStyle w:val="TableParagraph"/>
+              <w:spacing w:before="80"/>
+              <w:rPr>
+                <w:sz w:val="20"/>
+                <w:lang w:val="en-IN"/>
+              </w:rPr>
+            </w:pPr>
+            <w:r>
+              <w:rPr>
+                <w:sz w:val="20"/>
+              </w:rPr>
+              <w:t>Region</w:t>
+            </w:r>
+          </w:p>
+        </w:tc>
+        <w:tc>
+          <w:tcPr>
+            <w:tcW w:w="4681" w:type="dxa"/>
+            <w:shd w:val="clear" w:color="auto" w:fill="F1F1F1"/>
+          </w:tcPr>
+          <w:p>
+            <w:pPr>
+              <w:pStyle w:val="TableParagraph"/>
+              <w:spacing w:before="80"/>
+              <w:rPr>
+                <w:sz w:val="20"/>
+              </w:rPr>
+            </w:pPr>
+            <w:r>
+              <w:rPr>
+                <w:color w:val="1A1A2D"/>
+                <w:sz w:val="20"/>
+              </w:rPr>
+              <w:t>Store Location</w:t>
+            </w:r>
+          </w:p>
+        </w:tc>
+      </w:tr>
+      <w:tr>
+        <w:trPr>
+          <w:trHeight w:val="501"/>
+        </w:trPr>
+        <w:tc>
+          <w:tcPr>
+            <w:tcW w:w="4681" w:type="dxa"/>
+          </w:tcPr>
+          <w:p>
+            <w:pPr>
+              <w:pStyle w:val="TableParagraph"/>
+              <w:rPr>
+                <w:sz w:val="20"/>
+              </w:rPr>
+            </w:pPr>
+            <w:r>
+              <w:rPr>
+                <w:sz w:val="20"/>
+              </w:rPr>
+              <w:t>City</w:t>
+            </w:r>
+          </w:p>
+        </w:tc>
+        <w:tc>
+          <w:tcPr>
+            <w:tcW w:w="4681" w:type="dxa"/>
+          </w:tcPr>
+          <w:p>
+            <w:pPr>
+              <w:pStyle w:val="TableParagraph"/>
+              <w:rPr>
+                <w:sz w:val="20"/>
+              </w:rPr>
+            </w:pPr>
+            <w:r>
+              <w:rPr>
+                <w:color w:val="1A1A2D"/>
+                <w:sz w:val="20"/>
+              </w:rPr>
+              <w:t>Store Location</w:t>
+            </w:r>
+          </w:p>
+        </w:tc>
+      </w:tr>
+      <w:tr>
+        <w:trPr>
+          <w:trHeight w:val="501"/>
+        </w:trPr>
+        <w:tc>
+          <w:tcPr>
+            <w:tcW w:w="4681" w:type="dxa"/>
+          </w:tcPr>
+          <w:p>
+            <w:pPr>
+              <w:pStyle w:val="TableParagraph"/>
+              <w:rPr>
+                <w:color w:val="1A1A2D"/>
+                <w:spacing w:val="-4"/>
+                <w:sz w:val="20"/>
+              </w:rPr>
+            </w:pPr>
+            <w:r>
+              <w:rPr>
+                <w:color w:val="1A1A2D"/>
+                <w:spacing w:val="-4"/>
+                <w:sz w:val="20"/>
+              </w:rPr>
+              <w:t>Store_Type</w:t>
+            </w:r>
+          </w:p>
+        </w:tc>
+        <w:tc>
+          <w:tcPr>
+            <w:tcW w:w="4681" w:type="dxa"/>
+          </w:tcPr>
+          <w:p>
+            <w:pPr>
+              <w:pStyle w:val="TableParagraph"/>
+              <w:rPr>
+                <w:color w:val="1A1A2D"/>
+                <w:sz w:val="20"/>
+              </w:rPr>
+            </w:pPr>
+            <w:r>
+              <w:rPr>
+                <w:color w:val="1A1A2D"/>
+                <w:sz w:val="20"/>
+              </w:rPr>
+              <w:t>Store Description</w:t>
+            </w:r>
+          </w:p>
+        </w:tc>
+      </w:tr>
+    </w:tbl>
+    <w:p>
+      <w:pPr>
+        <w:pStyle w:val="Heading2"/>
+        <w:tabs>
+          <w:tab w:val="left" w:pos="760"/>
+        </w:tabs>
+        <w:spacing w:before="404"/>
+      </w:pPr>
+    </w:p>
+    <w:tbl>
+      <w:tblPr>
+        <w:tblW w:w="0" w:type="auto"/>
+        <w:tblInd w:w="367" w:type="dxa"/>
+        <w:tblBorders>
+          <w:top w:val="single" w:sz="2" w:space="0" w:color="AAAAAA"/>
+          <w:left w:val="single" w:sz="2" w:space="0" w:color="AAAAAA"/>
+          <w:bottom w:val="single" w:sz="2" w:space="0" w:color="AAAAAA"/>
+          <w:right w:val="single" w:sz="2" w:space="0" w:color="AAAAAA"/>
+          <w:insideH w:val="single" w:sz="2" w:space="0" w:color="AAAAAA"/>
+          <w:insideV w:val="single" w:sz="2" w:space="0" w:color="AAAAAA"/>
+        </w:tblBorders>
+        <w:tblLayout w:type="fixed"/>
+        <w:tblCellMar>
+          <w:left w:w="0" w:type="dxa"/>
+          <w:right w:w="0" w:type="dxa"/>
+        </w:tblCellMar>
+        <w:tblLook w:val="01E0" w:firstRow="1" w:lastRow="1" w:firstColumn="1" w:lastColumn="1" w:noHBand="0" w:noVBand="0"/>
+      </w:tblPr>
+      <w:tblGrid>
+        <w:gridCol w:w="4681"/>
+        <w:gridCol w:w="4681"/>
+      </w:tblGrid>
+      <w:tr>
+        <w:trPr>
+          <w:trHeight w:val="543"/>
+        </w:trPr>
+        <w:tc>
+          <w:tcPr>
+            <w:tcW w:w="4681" w:type="dxa"/>
+            <w:tcBorders>
+              <w:top w:val="nil"/>
+              <w:left w:val="nil"/>
+              <w:right w:val="nil"/>
+            </w:tcBorders>
+            <w:shd w:val="clear" w:color="auto" w:fill="76923C" w:themeFill="accent3" w:themeFillShade="BF"/>
+          </w:tcPr>
+          <w:p>
+            <w:pPr>
+              <w:pStyle w:val="TableParagraph"/>
+              <w:spacing w:before="100"/>
+              <w:ind w:left="3" w:right="2"/>
+              <w:jc w:val="center"/>
+              <w:rPr>
+                <w:rFonts w:ascii="Arial"/>
+                <w:b/>
+                <w:sz w:val="20"/>
+              </w:rPr>
+            </w:pPr>
+            <w:r>
+              <w:rPr>
+                <w:rFonts w:ascii="Arial"/>
+                <w:b/>
+                <w:color w:val="FFFFFF"/>
+                <w:sz w:val="20"/>
+              </w:rPr>
+              <w:t>Column</w:t>
+            </w:r>
+            <w:r>
+              <w:rPr>
+                <w:rFonts w:ascii="Arial"/>
+                <w:b/>
+                <w:color w:val="FFFFFF"/>
+                <w:spacing w:val="-10"/>
+                <w:sz w:val="20"/>
+              </w:rPr>
+              <w:t xml:space="preserve"> </w:t>
+            </w:r>
+            <w:r>
+              <w:rPr>
+                <w:rFonts w:ascii="Arial"/>
+                <w:b/>
+                <w:color w:val="FFFFFF"/>
+                <w:spacing w:val="-4"/>
+                <w:sz w:val="20"/>
+              </w:rPr>
+              <w:t>Name</w:t>
+            </w:r>
+          </w:p>
+        </w:tc>
+        <w:tc>
+          <w:tcPr>
+            <w:tcW w:w="4681" w:type="dxa"/>
+            <w:tcBorders>
+              <w:top w:val="nil"/>
+              <w:left w:val="nil"/>
+              <w:right w:val="nil"/>
+            </w:tcBorders>
+            <w:shd w:val="clear" w:color="auto" w:fill="76923C" w:themeFill="accent3" w:themeFillShade="BF"/>
+          </w:tcPr>
+          <w:p>
+            <w:pPr>
+              <w:pStyle w:val="TableParagraph"/>
+              <w:spacing w:before="100"/>
+              <w:ind w:left="3"/>
+              <w:jc w:val="center"/>
+              <w:rPr>
+                <w:rFonts w:ascii="Arial"/>
+                <w:b/>
+                <w:sz w:val="20"/>
+              </w:rPr>
+            </w:pPr>
+            <w:r>
+              <w:rPr>
+                <w:rFonts w:ascii="Arial"/>
+                <w:b/>
+                <w:color w:val="FFFFFF"/>
+                <w:spacing w:val="-2"/>
+                <w:sz w:val="20"/>
+              </w:rPr>
+              <w:t>Description</w:t>
+            </w:r>
+          </w:p>
+        </w:tc>
+      </w:tr>
+      <w:tr>
+        <w:trPr>
+          <w:trHeight w:val="501"/>
+        </w:trPr>
+        <w:tc>
+          <w:tcPr>
+            <w:tcW w:w="4681" w:type="dxa"/>
+            <w:shd w:val="clear" w:color="auto" w:fill="F1F1F1"/>
+          </w:tcPr>
+          <w:p>
+            <w:pPr>
+              <w:pStyle w:val="TableParagraph"/>
+              <w:spacing w:before="78"/>
+              <w:rPr>
+                <w:sz w:val="20"/>
+              </w:rPr>
+            </w:pPr>
+            <w:r>
+              <w:rPr>
+                <w:sz w:val="20"/>
+              </w:rPr>
+              <w:t>Customer_ID</w:t>
+            </w:r>
+          </w:p>
+        </w:tc>
+        <w:tc>
+          <w:tcPr>
+            <w:tcW w:w="4681" w:type="dxa"/>
+            <w:shd w:val="clear" w:color="auto" w:fill="F1F1F1"/>
+          </w:tcPr>
+          <w:p>
+            <w:pPr>
+              <w:pStyle w:val="TableParagraph"/>
+              <w:spacing w:before="78"/>
+              <w:rPr>
+                <w:sz w:val="20"/>
+              </w:rPr>
+            </w:pPr>
+            <w:r>
+              <w:rPr>
+                <w:color w:val="1A1A2D"/>
+                <w:sz w:val="20"/>
+              </w:rPr>
+              <w:t>Unique</w:t>
+            </w:r>
+            <w:r>
+              <w:rPr>
+                <w:color w:val="1A1A2D"/>
+                <w:spacing w:val="-10"/>
+                <w:sz w:val="20"/>
+              </w:rPr>
+              <w:t xml:space="preserve"> </w:t>
+            </w:r>
+            <w:r>
+              <w:rPr>
+                <w:color w:val="1A1A2D"/>
+                <w:sz w:val="20"/>
+              </w:rPr>
+              <w:t>Customer</w:t>
+            </w:r>
+            <w:r>
+              <w:rPr>
+                <w:color w:val="1A1A2D"/>
+                <w:spacing w:val="-8"/>
+                <w:sz w:val="20"/>
+              </w:rPr>
+              <w:t xml:space="preserve"> </w:t>
+            </w:r>
+            <w:r>
+              <w:rPr>
+                <w:color w:val="1A1A2D"/>
+                <w:spacing w:val="-2"/>
+                <w:sz w:val="20"/>
+              </w:rPr>
+              <w:t>Number</w:t>
+            </w:r>
+          </w:p>
+        </w:tc>
+      </w:tr>
+      <w:tr>
+        <w:trPr>
+          <w:trHeight w:val="501"/>
+        </w:trPr>
+        <w:tc>
+          <w:tcPr>
+            <w:tcW w:w="4681" w:type="dxa"/>
+          </w:tcPr>
+          <w:p>
+            <w:pPr>
+              <w:pStyle w:val="TableParagraph"/>
+              <w:rPr>
+                <w:sz w:val="20"/>
+              </w:rPr>
+            </w:pPr>
+            <w:r>
+              <w:rPr>
+                <w:sz w:val="20"/>
+              </w:rPr>
+              <w:t>Product_ID</w:t>
+            </w:r>
+          </w:p>
+        </w:tc>
+        <w:tc>
+          <w:tcPr>
+            <w:tcW w:w="4681" w:type="dxa"/>
+          </w:tcPr>
+          <w:p>
+            <w:pPr>
+              <w:pStyle w:val="TableParagraph"/>
+              <w:rPr>
+                <w:sz w:val="20"/>
+              </w:rPr>
+            </w:pPr>
+            <w:r>
+              <w:rPr>
+                <w:color w:val="1A1A2D"/>
+                <w:sz w:val="20"/>
+              </w:rPr>
+              <w:t>Unique Product Number</w:t>
+            </w:r>
+          </w:p>
+        </w:tc>
+      </w:tr>
+      <w:tr>
+        <w:trPr>
+          <w:trHeight w:val="503"/>
+        </w:trPr>
+        <w:tc>
+          <w:tcPr>
+            <w:tcW w:w="4681" w:type="dxa"/>
+            <w:shd w:val="clear" w:color="auto" w:fill="F1F1F1"/>
+          </w:tcPr>
+          <w:p>
+            <w:pPr>
+              <w:pStyle w:val="TableParagraph"/>
+              <w:spacing w:before="80"/>
+              <w:rPr>
+                <w:sz w:val="20"/>
+              </w:rPr>
+            </w:pPr>
+            <w:r>
+              <w:rPr>
+                <w:sz w:val="20"/>
+              </w:rPr>
+              <w:t>Store_ID</w:t>
+            </w:r>
+          </w:p>
+        </w:tc>
+        <w:tc>
+          <w:tcPr>
+            <w:tcW w:w="4681" w:type="dxa"/>
+            <w:shd w:val="clear" w:color="auto" w:fill="F1F1F1"/>
+          </w:tcPr>
+          <w:p>
+            <w:pPr>
+              <w:pStyle w:val="TableParagraph"/>
+              <w:spacing w:before="80"/>
+              <w:rPr>
+                <w:sz w:val="20"/>
+              </w:rPr>
+            </w:pPr>
+            <w:r>
+              <w:rPr>
+                <w:color w:val="1A1A2D"/>
+                <w:sz w:val="20"/>
+              </w:rPr>
+              <w:t>Unique Store Number</w:t>
+            </w:r>
+          </w:p>
+        </w:tc>
+      </w:tr>
+      <w:tr>
+        <w:trPr>
+          <w:trHeight w:val="501"/>
+        </w:trPr>
+        <w:tc>
+          <w:tcPr>
+            <w:tcW w:w="4681" w:type="dxa"/>
+          </w:tcPr>
+          <w:p>
+            <w:pPr>
+              <w:pStyle w:val="TableParagraph"/>
+              <w:rPr>
+                <w:sz w:val="20"/>
+              </w:rPr>
+            </w:pPr>
+            <w:r>
+              <w:rPr>
+                <w:sz w:val="20"/>
+              </w:rPr>
+              <w:t>Quantity</w:t>
+            </w:r>
+          </w:p>
+        </w:tc>
+        <w:tc>
+          <w:tcPr>
+            <w:tcW w:w="4681" w:type="dxa"/>
+          </w:tcPr>
+          <w:p>
+            <w:pPr>
+              <w:pStyle w:val="TableParagraph"/>
+              <w:rPr>
+                <w:sz w:val="20"/>
+              </w:rPr>
+            </w:pPr>
+            <w:r>
+              <w:rPr>
+                <w:sz w:val="20"/>
+              </w:rPr>
+              <w:t>Product Quntity Details</w:t>
+            </w:r>
+          </w:p>
+        </w:tc>
+      </w:tr>
+      <w:tr>
+        <w:trPr>
+          <w:trHeight w:val="501"/>
+        </w:trPr>
+        <w:tc>
+          <w:tcPr>
+            <w:tcW w:w="4681" w:type="dxa"/>
+          </w:tcPr>
+          <w:p>
+            <w:pPr>
+              <w:pStyle w:val="TableParagraph"/>
+              <w:rPr>
+                <w:color w:val="1A1A2D"/>
+                <w:spacing w:val="-4"/>
+                <w:sz w:val="20"/>
+              </w:rPr>
+            </w:pPr>
+            <w:r>
+              <w:rPr>
+                <w:color w:val="1A1A2D"/>
+                <w:spacing w:val="-4"/>
+                <w:sz w:val="20"/>
+              </w:rPr>
+              <w:t>Unit_Price</w:t>
+            </w:r>
+          </w:p>
+        </w:tc>
+        <w:tc>
+          <w:tcPr>
+            <w:tcW w:w="4681" w:type="dxa"/>
+          </w:tcPr>
+          <w:p>
+            <w:pPr>
+              <w:pStyle w:val="TableParagraph"/>
+              <w:rPr>
+                <w:color w:val="1A1A2D"/>
+                <w:sz w:val="20"/>
+              </w:rPr>
+            </w:pPr>
+            <w:r>
+              <w:rPr>
+                <w:color w:val="1A1A2D"/>
+                <w:sz w:val="20"/>
+              </w:rPr>
+              <w:t>Product Price</w:t>
+            </w:r>
+          </w:p>
+        </w:tc>
+      </w:tr>
+      <w:tr>
+        <w:trPr>
+          <w:trHeight w:val="501"/>
+        </w:trPr>
+        <w:tc>
+          <w:tcPr>
+            <w:tcW w:w="4681" w:type="dxa"/>
+          </w:tcPr>
+          <w:p>
+            <w:pPr>
+              <w:pStyle w:val="TableParagraph"/>
+              <w:rPr>
+                <w:color w:val="1A1A2D"/>
+                <w:spacing w:val="-4"/>
+                <w:sz w:val="20"/>
+              </w:rPr>
+            </w:pPr>
+            <w:r>
+              <w:rPr>
+                <w:color w:val="1A1A2D"/>
+                <w:spacing w:val="-4"/>
+                <w:sz w:val="20"/>
+              </w:rPr>
+              <w:t>Discount</w:t>
+            </w:r>
+          </w:p>
+        </w:tc>
+        <w:tc>
+          <w:tcPr>
+            <w:tcW w:w="4681" w:type="dxa"/>
+          </w:tcPr>
+          <w:p>
+            <w:pPr>
+              <w:pStyle w:val="TableParagraph"/>
+              <w:rPr>
+                <w:color w:val="1A1A2D"/>
+                <w:sz w:val="20"/>
+              </w:rPr>
+            </w:pPr>
+            <w:r>
+              <w:rPr>
+                <w:color w:val="1A1A2D"/>
+                <w:sz w:val="20"/>
+              </w:rPr>
+              <w:t>Price Concession Details</w:t>
+            </w:r>
+          </w:p>
+        </w:tc>
+      </w:tr>
+      <w:tr>
+        <w:trPr>
+          <w:trHeight w:val="501"/>
+        </w:trPr>
+        <w:tc>
+          <w:tcPr>
+            <w:tcW w:w="4681" w:type="dxa"/>
+          </w:tcPr>
+          <w:p>
+            <w:pPr>
+              <w:pStyle w:val="TableParagraph"/>
+              <w:rPr>
+                <w:color w:val="1A1A2D"/>
+                <w:spacing w:val="-4"/>
+                <w:sz w:val="20"/>
+              </w:rPr>
+            </w:pPr>
+            <w:r>
+              <w:rPr>
+                <w:color w:val="1A1A2D"/>
+                <w:spacing w:val="-4"/>
+                <w:sz w:val="20"/>
+              </w:rPr>
+              <w:t>Payment_Type</w:t>
+            </w:r>
+          </w:p>
+        </w:tc>
+        <w:tc>
+          <w:tcPr>
+            <w:tcW w:w="4681" w:type="dxa"/>
+          </w:tcPr>
+          <w:p>
+            <w:pPr>
+              <w:pStyle w:val="TableParagraph"/>
+              <w:rPr>
+                <w:color w:val="1A1A2D"/>
+                <w:sz w:val="20"/>
+              </w:rPr>
+            </w:pPr>
+            <w:r>
+              <w:rPr>
+                <w:color w:val="1A1A2D"/>
+                <w:sz w:val="20"/>
+              </w:rPr>
+              <w:t>Payment Mode</w:t>
+            </w:r>
+          </w:p>
+        </w:tc>
+      </w:tr>
+      <w:tr>
+        <w:trPr>
+          <w:trHeight w:val="501"/>
+        </w:trPr>
+        <w:tc>
+          <w:tcPr>
+            <w:tcW w:w="4681" w:type="dxa"/>
+            <w:shd w:val="clear" w:color="auto" w:fill="F1F1F1"/>
+          </w:tcPr>
+          <w:p>
+            <w:pPr>
+              <w:pStyle w:val="TableParagraph"/>
+              <w:rPr>
+                <w:sz w:val="20"/>
+              </w:rPr>
+            </w:pPr>
+            <w:r>
+              <w:rPr>
+                <w:sz w:val="20"/>
+              </w:rPr>
+              <w:t>Total_Amount</w:t>
+            </w:r>
+          </w:p>
+        </w:tc>
+        <w:tc>
+          <w:tcPr>
+            <w:tcW w:w="4681" w:type="dxa"/>
+            <w:shd w:val="clear" w:color="auto" w:fill="F1F1F1"/>
+          </w:tcPr>
+          <w:p>
+            <w:pPr>
+              <w:pStyle w:val="TableParagraph"/>
+              <w:rPr>
+                <w:sz w:val="20"/>
+              </w:rPr>
+            </w:pPr>
+            <w:r>
+              <w:rPr>
+                <w:sz w:val="20"/>
+              </w:rPr>
+              <w:t>Sales Details</w:t>
+            </w:r>
+          </w:p>
+        </w:tc>
+      </w:tr>
+    </w:tbl>
+    <w:p>
+      <w:pPr>
+        <w:pStyle w:val="Heading2"/>
+        <w:tabs>
+          <w:tab w:val="left" w:pos="760"/>
+        </w:tabs>
+        <w:spacing w:before="404"/>
+        <w:ind w:left="0" w:firstLine="0"/>
+      </w:pPr>
+    </w:p>
     <w:p>
       <w:pPr>
         <w:pStyle w:val="Heading2"/>
@@ -2657,29 +3501,32 @@
         </w:tabs>
         <w:spacing w:before="404"/>
         <w:ind w:hanging="400"/>
+        <w:rPr>
+          <w:color w:val="4F6228" w:themeColor="accent3" w:themeShade="80"/>
+        </w:rPr>
       </w:pPr>
       <w:r>
         <w:rPr>
-          <w:color w:val="1F3863"/>
+          <w:color w:val="4F6228" w:themeColor="accent3" w:themeShade="80"/>
         </w:rPr>
         <w:t>Data</w:t>
       </w:r>
       <w:r>
         <w:rPr>
-          <w:color w:val="1F3863"/>
+          <w:color w:val="4F6228" w:themeColor="accent3" w:themeShade="80"/>
           <w:spacing w:val="-3"/>
         </w:rPr>
         <w:t xml:space="preserve"> </w:t>
       </w:r>
       <w:r>
         <w:rPr>
-          <w:color w:val="1F3863"/>
+          <w:color w:val="4F6228" w:themeColor="accent3" w:themeShade="80"/>
         </w:rPr>
         <w:t>Cleaning</w:t>
       </w:r>
       <w:r>
         <w:rPr>
-          <w:color w:val="1F3863"/>
+          <w:color w:val="4F6228" w:themeColor="accent3" w:themeShade="80"/>
           <w:spacing w:val="-2"/>
         </w:rPr>
         <w:t xml:space="preserve"> Process</w:t>
@@ -2731,7 +3578,7 @@
               <w:left w:val="nil"/>
               <w:right w:val="nil"/>
             </w:tcBorders>
-            <w:shd w:val="clear" w:color="auto" w:fill="2D75B6"/>
+            <w:shd w:val="clear" w:color="auto" w:fill="9BBB59" w:themeFill="accent3"/>
           </w:tcPr>
           <w:p>
             <w:pPr>
@@ -2765,7 +3612,7 @@
               <w:left w:val="nil"/>
               <w:right w:val="nil"/>
             </w:tcBorders>
-            <w:shd w:val="clear" w:color="auto" w:fill="2D75B6"/>
+            <w:shd w:val="clear" w:color="auto" w:fill="9BBB59" w:themeFill="accent3"/>
           </w:tcPr>
           <w:p>
             <w:pPr>
@@ -3500,29 +4347,32 @@
         </w:tabs>
         <w:spacing w:before="4"/>
         <w:ind w:hanging="400"/>
+        <w:rPr>
+          <w:color w:val="4F6228" w:themeColor="accent3" w:themeShade="80"/>
+        </w:rPr>
       </w:pPr>
       <w:r>
         <w:rPr>
-          <w:color w:val="1F3863"/>
+          <w:color w:val="4F6228" w:themeColor="accent3" w:themeShade="80"/>
         </w:rPr>
         <w:t>Excel</w:t>
       </w:r>
       <w:r>
         <w:rPr>
-          <w:color w:val="1F3863"/>
+          <w:color w:val="4F6228" w:themeColor="accent3" w:themeShade="80"/>
           <w:spacing w:val="-1"/>
         </w:rPr>
         <w:t xml:space="preserve"> </w:t>
       </w:r>
       <w:r>
         <w:rPr>
-          <w:color w:val="1F3863"/>
+          <w:color w:val="4F6228" w:themeColor="accent3" w:themeShade="80"/>
         </w:rPr>
         <w:t xml:space="preserve">Functions </w:t>
       </w:r>
       <w:r>
         <w:rPr>
-          <w:color w:val="1F3863"/>
+          <w:color w:val="4F6228" w:themeColor="accent3" w:themeShade="80"/>
           <w:spacing w:val="-4"/>
         </w:rPr>
         <w:t>Used</w:t>
@@ -3574,7 +4424,7 @@
               <w:left w:val="nil"/>
               <w:right w:val="nil"/>
             </w:tcBorders>
-            <w:shd w:val="clear" w:color="auto" w:fill="2D75B6"/>
+            <w:shd w:val="clear" w:color="auto" w:fill="9BBB59" w:themeFill="accent3"/>
           </w:tcPr>
           <w:p>
             <w:pPr>
@@ -3645,7 +4495,7 @@
               <w:left w:val="nil"/>
               <w:right w:val="nil"/>
             </w:tcBorders>
-            <w:shd w:val="clear" w:color="auto" w:fill="2D75B6"/>
+            <w:shd w:val="clear" w:color="auto" w:fill="9BBB59" w:themeFill="accent3"/>
           </w:tcPr>
           <w:p>
             <w:pPr>
@@ -3689,57 +4539,28 @@
             </w:pPr>
             <w:r>
               <w:rPr>
-                <w:color w:val="1A1A2D"/>
-                <w:spacing w:val="-2"/>
-                <w:sz w:val="20"/>
-              </w:rPr>
-              <w:t>=Quantity*</w:t>
-            </w:r>
-            <w:proofErr w:type="spellStart"/>
-            <w:r>
-              <w:rPr>
-                <w:color w:val="1A1A2D"/>
-                <w:spacing w:val="-2"/>
-                <w:sz w:val="20"/>
-              </w:rPr>
-              <w:t>UnitPrice</w:t>
-            </w:r>
-            <w:proofErr w:type="spellEnd"/>
-          </w:p>
-        </w:tc>
-        <w:tc>
-          <w:tcPr>
-            <w:tcW w:w="4681" w:type="dxa"/>
-          </w:tcPr>
-          <w:p>
-            <w:pPr>
-              <w:pStyle w:val="TableParagraph"/>
-              <w:rPr>
-                <w:sz w:val="20"/>
-              </w:rPr>
-            </w:pPr>
-            <w:r>
-              <w:rPr>
-                <w:color w:val="1A1A2D"/>
-                <w:sz w:val="20"/>
-              </w:rPr>
-              <w:t>Revenue</w:t>
-            </w:r>
-            <w:r>
-              <w:rPr>
-                <w:color w:val="1A1A2D"/>
-                <w:spacing w:val="-12"/>
-                <w:sz w:val="20"/>
-              </w:rPr>
-              <w:t xml:space="preserve"> </w:t>
-            </w:r>
-            <w:r>
-              <w:rPr>
-                <w:color w:val="1A1A2D"/>
-                <w:spacing w:val="-2"/>
-                <w:sz w:val="20"/>
-              </w:rPr>
-              <w:t>Calculation</w:t>
+                <w:sz w:val="20"/>
+              </w:rPr>
+              <w:t>=[@Cost]*[@Quantity]</w:t>
+            </w:r>
+          </w:p>
+        </w:tc>
+        <w:tc>
+          <w:tcPr>
+            <w:tcW w:w="4681" w:type="dxa"/>
+          </w:tcPr>
+          <w:p>
+            <w:pPr>
+              <w:pStyle w:val="TableParagraph"/>
+              <w:rPr>
+                <w:sz w:val="20"/>
+              </w:rPr>
+            </w:pPr>
+            <w:r>
+              <w:rPr>
+                <w:sz w:val="20"/>
+              </w:rPr>
+              <w:t>Total Spend</w:t>
             </w:r>
           </w:p>
         </w:tc>
@@ -3762,19 +4583,9 @@
             </w:pPr>
             <w:r>
               <w:rPr>
-                <w:color w:val="1A1A2D"/>
-                <w:spacing w:val="-2"/>
-                <w:sz w:val="20"/>
-              </w:rPr>
-              <w:t>=Revenue-</w:t>
-            </w:r>
-            <w:r>
-              <w:rPr>
-                <w:color w:val="1A1A2D"/>
-                <w:spacing w:val="-4"/>
-                <w:sz w:val="20"/>
-              </w:rPr>
-              <w:t>Cost</w:t>
+                <w:sz w:val="20"/>
+              </w:rPr>
+              <w:t>=[@[Total_Amount]]-[@Spend]</w:t>
             </w:r>
           </w:p>
         </w:tc>
@@ -3792,26 +4603,9 @@
             </w:pPr>
             <w:r>
               <w:rPr>
-                <w:color w:val="1A1A2D"/>
-                <w:sz w:val="20"/>
-              </w:rPr>
-              <w:t>Profit</w:t>
-            </w:r>
-            <w:r>
-              <w:rPr>
-                <w:color w:val="1A1A2D"/>
-                <w:spacing w:val="-9"/>
-                <w:sz w:val="20"/>
-              </w:rPr>
-              <w:t xml:space="preserve"> </w:t>
-            </w:r>
-            <w:r>
-              <w:rPr>
-                <w:color w:val="1A1A2D"/>
-                <w:spacing w:val="-2"/>
-                <w:sz w:val="20"/>
-              </w:rPr>
-              <w:t>Calculation</w:t>
+                <w:sz w:val="20"/>
+              </w:rPr>
+              <w:t>Total Profit</w:t>
             </w:r>
           </w:p>
         </w:tc>
@@ -3833,47 +4627,34 @@
             </w:pPr>
             <w:r>
               <w:rPr>
-                <w:color w:val="1A1A2D"/>
-                <w:spacing w:val="-2"/>
-                <w:sz w:val="20"/>
-              </w:rPr>
-              <w:t>=SUM(Revenue)</w:t>
-            </w:r>
-          </w:p>
-        </w:tc>
-        <w:tc>
-          <w:tcPr>
-            <w:tcW w:w="4681" w:type="dxa"/>
-          </w:tcPr>
-          <w:p>
-            <w:pPr>
-              <w:pStyle w:val="TableParagraph"/>
-              <w:rPr>
-                <w:sz w:val="20"/>
-              </w:rPr>
-            </w:pPr>
-            <w:r>
-              <w:rPr>
-                <w:color w:val="1A1A2D"/>
-                <w:sz w:val="20"/>
-              </w:rPr>
-              <w:t>Total</w:t>
-            </w:r>
-            <w:r>
-              <w:rPr>
-                <w:color w:val="1A1A2D"/>
-                <w:spacing w:val="-8"/>
-                <w:sz w:val="20"/>
-              </w:rPr>
-              <w:t xml:space="preserve"> </w:t>
-            </w:r>
-            <w:r>
-              <w:rPr>
-                <w:color w:val="1A1A2D"/>
-                <w:spacing w:val="-2"/>
-                <w:sz w:val="20"/>
-              </w:rPr>
-              <w:t>Revenue</w:t>
+                <w:sz w:val="20"/>
+              </w:rPr>
+              <w:t>=MONTH([@[Order_Date]])</w:t>
+            </w:r>
+          </w:p>
+        </w:tc>
+        <w:tc>
+          <w:tcPr>
+            <w:tcW w:w="4681" w:type="dxa"/>
+          </w:tcPr>
+          <w:p>
+            <w:pPr>
+              <w:pStyle w:val="TableParagraph"/>
+              <w:rPr>
+                <w:sz w:val="20"/>
+              </w:rPr>
+            </w:pPr>
+            <w:r>
+              <w:rPr>
+                <w:sz w:val="20"/>
+              </w:rPr>
+              <w:t xml:space="preserve">To Extract </w:t>
+            </w:r>
+            <w:r>
+              <w:rPr>
+                <w:sz w:val="20"/>
+              </w:rPr>
+              <w:t>the Month from Date to do Month wise Analysis</w:t>
             </w:r>
           </w:p>
         </w:tc>
@@ -3897,11 +4678,15 @@
             </w:pPr>
             <w:r>
               <w:rPr>
-                <w:color w:val="1A1A2D"/>
-                <w:spacing w:val="-2"/>
-                <w:sz w:val="20"/>
-              </w:rPr>
-              <w:t>=AVERAGE(Revenue)</w:t>
+                <w:sz w:val="20"/>
+              </w:rPr>
+              <w:t>=</w:t>
+            </w:r>
+            <w:r>
+              <w:rPr>
+                <w:sz w:val="20"/>
+              </w:rPr>
+              <w:t>XLOOKUP()</w:t>
             </w:r>
           </w:p>
         </w:tc>
@@ -3920,26 +4705,15 @@
             </w:pPr>
             <w:r>
               <w:rPr>
-                <w:color w:val="1A1A2D"/>
-                <w:sz w:val="20"/>
-              </w:rPr>
-              <w:t>Average</w:t>
-            </w:r>
-            <w:r>
-              <w:rPr>
-                <w:color w:val="1A1A2D"/>
-                <w:spacing w:val="-11"/>
-                <w:sz w:val="20"/>
-              </w:rPr>
-              <w:t xml:space="preserve"> </w:t>
-            </w:r>
-            <w:r>
-              <w:rPr>
-                <w:color w:val="1A1A2D"/>
-                <w:spacing w:val="-2"/>
-                <w:sz w:val="20"/>
-              </w:rPr>
-              <w:t>Sales</w:t>
+                <w:sz w:val="20"/>
+              </w:rPr>
+              <w:t xml:space="preserve">To Merge the Values </w:t>
+            </w:r>
+            <w:r>
+              <w:rPr>
+                <w:sz w:val="20"/>
+              </w:rPr>
+              <w:t>From Tables</w:t>
             </w:r>
           </w:p>
         </w:tc>
@@ -3961,527 +4735,28 @@
             </w:pPr>
             <w:r>
               <w:rPr>
-                <w:color w:val="1A1A2D"/>
-                <w:spacing w:val="-2"/>
-                <w:sz w:val="20"/>
-              </w:rPr>
-              <w:t>=MAX(Revenue)</w:t>
-            </w:r>
-          </w:p>
-        </w:tc>
-        <w:tc>
-          <w:tcPr>
-            <w:tcW w:w="4681" w:type="dxa"/>
-          </w:tcPr>
-          <w:p>
-            <w:pPr>
-              <w:pStyle w:val="TableParagraph"/>
-              <w:rPr>
-                <w:sz w:val="20"/>
-              </w:rPr>
-            </w:pPr>
-            <w:r>
-              <w:rPr>
-                <w:color w:val="1A1A2D"/>
-                <w:sz w:val="20"/>
-              </w:rPr>
-              <w:t>Maximum</w:t>
-            </w:r>
-            <w:r>
-              <w:rPr>
-                <w:color w:val="1A1A2D"/>
-                <w:spacing w:val="-10"/>
-                <w:sz w:val="20"/>
-              </w:rPr>
-              <w:t xml:space="preserve"> </w:t>
-            </w:r>
-            <w:r>
-              <w:rPr>
-                <w:color w:val="1A1A2D"/>
-                <w:spacing w:val="-4"/>
-                <w:sz w:val="20"/>
-              </w:rPr>
-              <w:t>Sale</w:t>
-            </w:r>
-          </w:p>
-        </w:tc>
-      </w:tr>
-      <w:tr>
-        <w:trPr>
-          <w:trHeight w:val="501"/>
-        </w:trPr>
-        <w:tc>
-          <w:tcPr>
-            <w:tcW w:w="4681" w:type="dxa"/>
-            <w:shd w:val="clear" w:color="auto" w:fill="F1F1F1"/>
-          </w:tcPr>
-          <w:p>
-            <w:pPr>
-              <w:pStyle w:val="TableParagraph"/>
-              <w:rPr>
-                <w:sz w:val="20"/>
-              </w:rPr>
-            </w:pPr>
-            <w:r>
-              <w:rPr>
-                <w:color w:val="1A1A2D"/>
-                <w:spacing w:val="-2"/>
-                <w:sz w:val="20"/>
-              </w:rPr>
-              <w:t>=MIN(Revenue)</w:t>
-            </w:r>
-          </w:p>
-        </w:tc>
-        <w:tc>
-          <w:tcPr>
-            <w:tcW w:w="4681" w:type="dxa"/>
-            <w:shd w:val="clear" w:color="auto" w:fill="F1F1F1"/>
-          </w:tcPr>
-          <w:p>
-            <w:pPr>
-              <w:pStyle w:val="TableParagraph"/>
-              <w:rPr>
-                <w:sz w:val="20"/>
-              </w:rPr>
-            </w:pPr>
-            <w:r>
-              <w:rPr>
-                <w:color w:val="1A1A2D"/>
-                <w:sz w:val="20"/>
-              </w:rPr>
-              <w:t>Minimum</w:t>
-            </w:r>
-            <w:r>
-              <w:rPr>
-                <w:color w:val="1A1A2D"/>
-                <w:spacing w:val="-11"/>
-                <w:sz w:val="20"/>
-              </w:rPr>
-              <w:t xml:space="preserve"> </w:t>
-            </w:r>
-            <w:r>
-              <w:rPr>
-                <w:color w:val="1A1A2D"/>
-                <w:spacing w:val="-4"/>
-                <w:sz w:val="20"/>
-              </w:rPr>
-              <w:t>Sale</w:t>
-            </w:r>
-          </w:p>
-        </w:tc>
-      </w:tr>
-      <w:tr>
-        <w:trPr>
-          <w:trHeight w:val="503"/>
-        </w:trPr>
-        <w:tc>
-          <w:tcPr>
-            <w:tcW w:w="4681" w:type="dxa"/>
-          </w:tcPr>
-          <w:p>
-            <w:pPr>
-              <w:pStyle w:val="TableParagraph"/>
-              <w:rPr>
-                <w:sz w:val="20"/>
-              </w:rPr>
-            </w:pPr>
-            <w:r>
-              <w:rPr>
-                <w:color w:val="1A1A2D"/>
-                <w:sz w:val="20"/>
-              </w:rPr>
-              <w:t>=</w:t>
-            </w:r>
-            <w:proofErr w:type="gramStart"/>
-            <w:r>
-              <w:rPr>
-                <w:color w:val="1A1A2D"/>
-                <w:sz w:val="20"/>
-              </w:rPr>
-              <w:t>XLOOKUP(</w:t>
-            </w:r>
-            <w:proofErr w:type="gramEnd"/>
-            <w:r>
-              <w:rPr>
-                <w:color w:val="1A1A2D"/>
-                <w:sz w:val="20"/>
-              </w:rPr>
-              <w:t>)</w:t>
-            </w:r>
-            <w:r>
-              <w:rPr>
-                <w:color w:val="1A1A2D"/>
-                <w:spacing w:val="-7"/>
-                <w:sz w:val="20"/>
-              </w:rPr>
-              <w:t xml:space="preserve"> </w:t>
-            </w:r>
-            <w:r>
-              <w:rPr>
-                <w:color w:val="1A1A2D"/>
-                <w:sz w:val="20"/>
-              </w:rPr>
-              <w:t>/</w:t>
-            </w:r>
-            <w:r>
-              <w:rPr>
-                <w:color w:val="1A1A2D"/>
-                <w:spacing w:val="-7"/>
-                <w:sz w:val="20"/>
-              </w:rPr>
-              <w:t xml:space="preserve"> </w:t>
-            </w:r>
-            <w:proofErr w:type="gramStart"/>
-            <w:r>
-              <w:rPr>
-                <w:color w:val="1A1A2D"/>
-                <w:spacing w:val="-2"/>
-                <w:sz w:val="20"/>
-              </w:rPr>
-              <w:t>VLOOKUP(</w:t>
-            </w:r>
-            <w:proofErr w:type="gramEnd"/>
-            <w:r>
-              <w:rPr>
-                <w:color w:val="1A1A2D"/>
-                <w:spacing w:val="-2"/>
-                <w:sz w:val="20"/>
-              </w:rPr>
-              <w:t>)</w:t>
-            </w:r>
-          </w:p>
-        </w:tc>
-        <w:tc>
-          <w:tcPr>
-            <w:tcW w:w="4681" w:type="dxa"/>
-          </w:tcPr>
-          <w:p>
-            <w:pPr>
-              <w:pStyle w:val="TableParagraph"/>
-              <w:rPr>
-                <w:sz w:val="20"/>
-              </w:rPr>
-            </w:pPr>
-            <w:r>
-              <w:rPr>
-                <w:color w:val="1A1A2D"/>
-                <w:sz w:val="20"/>
-              </w:rPr>
-              <w:t>Data</w:t>
-            </w:r>
-            <w:r>
-              <w:rPr>
-                <w:color w:val="1A1A2D"/>
-                <w:spacing w:val="-6"/>
-                <w:sz w:val="20"/>
-              </w:rPr>
-              <w:t xml:space="preserve"> </w:t>
-            </w:r>
-            <w:r>
-              <w:rPr>
-                <w:color w:val="1A1A2D"/>
-                <w:sz w:val="20"/>
-              </w:rPr>
-              <w:t>Lookup</w:t>
-            </w:r>
-            <w:r>
-              <w:rPr>
-                <w:color w:val="1A1A2D"/>
-                <w:spacing w:val="-6"/>
-                <w:sz w:val="20"/>
-              </w:rPr>
-              <w:t xml:space="preserve"> </w:t>
-            </w:r>
-            <w:r>
-              <w:rPr>
-                <w:color w:val="1A1A2D"/>
-                <w:sz w:val="20"/>
-              </w:rPr>
-              <w:t>&amp;</w:t>
-            </w:r>
-            <w:r>
-              <w:rPr>
-                <w:color w:val="1A1A2D"/>
-                <w:spacing w:val="-6"/>
-                <w:sz w:val="20"/>
-              </w:rPr>
-              <w:t xml:space="preserve"> </w:t>
-            </w:r>
-            <w:r>
-              <w:rPr>
-                <w:color w:val="1A1A2D"/>
-                <w:spacing w:val="-2"/>
-                <w:sz w:val="20"/>
-              </w:rPr>
-              <w:t>Merging</w:t>
-            </w:r>
-          </w:p>
-        </w:tc>
-      </w:tr>
-      <w:tr>
-        <w:trPr>
-          <w:trHeight w:val="501"/>
-        </w:trPr>
-        <w:tc>
-          <w:tcPr>
-            <w:tcW w:w="4681" w:type="dxa"/>
-            <w:shd w:val="clear" w:color="auto" w:fill="F1F1F1"/>
-          </w:tcPr>
-          <w:p>
-            <w:pPr>
-              <w:pStyle w:val="TableParagraph"/>
-              <w:rPr>
-                <w:sz w:val="20"/>
-              </w:rPr>
-            </w:pPr>
-            <w:r>
-              <w:rPr>
-                <w:color w:val="1A1A2D"/>
-                <w:sz w:val="20"/>
-              </w:rPr>
-              <w:t>=</w:t>
-            </w:r>
-            <w:proofErr w:type="gramStart"/>
-            <w:r>
-              <w:rPr>
-                <w:color w:val="1A1A2D"/>
-                <w:sz w:val="20"/>
-              </w:rPr>
-              <w:t>IF(</w:t>
-            </w:r>
-            <w:proofErr w:type="gramEnd"/>
-            <w:r>
-              <w:rPr>
-                <w:color w:val="1A1A2D"/>
-                <w:sz w:val="20"/>
-              </w:rPr>
-              <w:t>)</w:t>
-            </w:r>
-            <w:r>
-              <w:rPr>
-                <w:color w:val="1A1A2D"/>
-                <w:spacing w:val="-2"/>
-                <w:sz w:val="20"/>
-              </w:rPr>
-              <w:t xml:space="preserve"> </w:t>
-            </w:r>
-            <w:r>
-              <w:rPr>
-                <w:color w:val="1A1A2D"/>
-                <w:sz w:val="20"/>
-              </w:rPr>
-              <w:t>/</w:t>
-            </w:r>
-            <w:r>
-              <w:rPr>
-                <w:color w:val="1A1A2D"/>
-                <w:spacing w:val="-2"/>
-                <w:sz w:val="20"/>
-              </w:rPr>
-              <w:t xml:space="preserve"> </w:t>
-            </w:r>
-            <w:proofErr w:type="gramStart"/>
-            <w:r>
-              <w:rPr>
-                <w:color w:val="1A1A2D"/>
-                <w:spacing w:val="-2"/>
-                <w:sz w:val="20"/>
-              </w:rPr>
-              <w:t>IFS(</w:t>
-            </w:r>
-            <w:proofErr w:type="gramEnd"/>
-            <w:r>
-              <w:rPr>
-                <w:color w:val="1A1A2D"/>
-                <w:spacing w:val="-2"/>
-                <w:sz w:val="20"/>
-              </w:rPr>
-              <w:t>)</w:t>
-            </w:r>
-          </w:p>
-        </w:tc>
-        <w:tc>
-          <w:tcPr>
-            <w:tcW w:w="4681" w:type="dxa"/>
-            <w:shd w:val="clear" w:color="auto" w:fill="F1F1F1"/>
-          </w:tcPr>
-          <w:p>
-            <w:pPr>
-              <w:pStyle w:val="TableParagraph"/>
-              <w:rPr>
-                <w:sz w:val="20"/>
-              </w:rPr>
-            </w:pPr>
-            <w:r>
-              <w:rPr>
-                <w:color w:val="1A1A2D"/>
-                <w:sz w:val="20"/>
-              </w:rPr>
-              <w:t>Logical</w:t>
-            </w:r>
-            <w:r>
-              <w:rPr>
-                <w:color w:val="1A1A2D"/>
-                <w:spacing w:val="-12"/>
-                <w:sz w:val="20"/>
-              </w:rPr>
-              <w:t xml:space="preserve"> </w:t>
-            </w:r>
-            <w:r>
-              <w:rPr>
-                <w:color w:val="1A1A2D"/>
-                <w:spacing w:val="-2"/>
-                <w:sz w:val="20"/>
-              </w:rPr>
-              <w:t>Categorization</w:t>
-            </w:r>
-          </w:p>
-        </w:tc>
-      </w:tr>
-      <w:tr>
-        <w:trPr>
-          <w:trHeight w:val="501"/>
-        </w:trPr>
-        <w:tc>
-          <w:tcPr>
-            <w:tcW w:w="4681" w:type="dxa"/>
-          </w:tcPr>
-          <w:p>
-            <w:pPr>
-              <w:pStyle w:val="TableParagraph"/>
-              <w:rPr>
-                <w:sz w:val="20"/>
-              </w:rPr>
-            </w:pPr>
-            <w:r>
-              <w:rPr>
-                <w:color w:val="1A1A2D"/>
-                <w:sz w:val="20"/>
-              </w:rPr>
-              <w:t>=</w:t>
-            </w:r>
-            <w:proofErr w:type="gramStart"/>
-            <w:r>
-              <w:rPr>
-                <w:color w:val="1A1A2D"/>
-                <w:sz w:val="20"/>
-              </w:rPr>
-              <w:t>COUNTIF(</w:t>
-            </w:r>
-            <w:proofErr w:type="gramEnd"/>
-            <w:r>
-              <w:rPr>
-                <w:color w:val="1A1A2D"/>
-                <w:sz w:val="20"/>
-              </w:rPr>
-              <w:t>)</w:t>
-            </w:r>
-            <w:r>
-              <w:rPr>
-                <w:color w:val="1A1A2D"/>
-                <w:spacing w:val="-5"/>
-                <w:sz w:val="20"/>
-              </w:rPr>
-              <w:t xml:space="preserve"> </w:t>
-            </w:r>
-            <w:r>
-              <w:rPr>
-                <w:color w:val="1A1A2D"/>
-                <w:sz w:val="20"/>
-              </w:rPr>
-              <w:t>/</w:t>
-            </w:r>
-            <w:r>
-              <w:rPr>
-                <w:color w:val="1A1A2D"/>
-                <w:spacing w:val="-5"/>
-                <w:sz w:val="20"/>
-              </w:rPr>
-              <w:t xml:space="preserve"> </w:t>
-            </w:r>
-            <w:proofErr w:type="gramStart"/>
-            <w:r>
-              <w:rPr>
-                <w:color w:val="1A1A2D"/>
-                <w:spacing w:val="-2"/>
-                <w:sz w:val="20"/>
-              </w:rPr>
-              <w:t>SUMIF(</w:t>
-            </w:r>
-            <w:proofErr w:type="gramEnd"/>
-            <w:r>
-              <w:rPr>
-                <w:color w:val="1A1A2D"/>
-                <w:spacing w:val="-2"/>
-                <w:sz w:val="20"/>
-              </w:rPr>
-              <w:t>)</w:t>
-            </w:r>
-          </w:p>
-        </w:tc>
-        <w:tc>
-          <w:tcPr>
-            <w:tcW w:w="4681" w:type="dxa"/>
-          </w:tcPr>
-          <w:p>
-            <w:pPr>
-              <w:pStyle w:val="TableParagraph"/>
-              <w:rPr>
-                <w:sz w:val="20"/>
-              </w:rPr>
-            </w:pPr>
-            <w:r>
-              <w:rPr>
-                <w:color w:val="1A1A2D"/>
-                <w:sz w:val="20"/>
-              </w:rPr>
-              <w:t>Conditional</w:t>
-            </w:r>
-            <w:r>
-              <w:rPr>
-                <w:color w:val="1A1A2D"/>
-                <w:spacing w:val="-10"/>
-                <w:sz w:val="20"/>
-              </w:rPr>
-              <w:t xml:space="preserve"> </w:t>
-            </w:r>
-            <w:r>
-              <w:rPr>
-                <w:color w:val="1A1A2D"/>
-                <w:sz w:val="20"/>
-              </w:rPr>
-              <w:t>Count</w:t>
-            </w:r>
-            <w:r>
-              <w:rPr>
-                <w:color w:val="1A1A2D"/>
-                <w:spacing w:val="-8"/>
-                <w:sz w:val="20"/>
-              </w:rPr>
-              <w:t xml:space="preserve"> </w:t>
-            </w:r>
-            <w:r>
-              <w:rPr>
-                <w:color w:val="1A1A2D"/>
-                <w:sz w:val="20"/>
-              </w:rPr>
-              <w:t>&amp;</w:t>
-            </w:r>
-            <w:r>
-              <w:rPr>
-                <w:color w:val="1A1A2D"/>
-                <w:spacing w:val="-7"/>
-                <w:sz w:val="20"/>
-              </w:rPr>
-              <w:t xml:space="preserve"> </w:t>
-            </w:r>
-            <w:r>
-              <w:rPr>
-                <w:color w:val="1A1A2D"/>
-                <w:spacing w:val="-5"/>
-                <w:sz w:val="20"/>
-              </w:rPr>
-              <w:t>Sum</w:t>
+                <w:sz w:val="20"/>
+              </w:rPr>
+              <w:t>=IF(ISBLANK([@[Loyalty_Level]]),IFS(AVERAGEIF($A:$A,[@[Customer_ID]],Sales_DB_1[Total_Amount])&lt;=AVERAGEIF($H:$H,$H$12,Sales_DB_1[Total_Amount]),$H$12,AVERAGEIF($A:$A,[@[Customer_ID]],Sales_DB_1[Total_Amount])&lt;=AVERAGEIF($H:$H,$H$6,Sales_DB_1[Total_Amount]),$H$6,AVERAGEIF($A:$A,[@[Customer_ID]],Sales_DB_1[Total_Amount])&lt;=AVERAGEIF($H:$H,$H$10,Sales_DB_1[Total_Amount]),$H$10,AVERAGEIF($A:$A,[@[Customer_ID]],Sales_DB_1[Total_Amount])&gt;=AVERAGEIF($H:$H,$H$10,Sales_DB_1[Total_Amount]),$H$3),[@[Loyalty_Level]])</w:t>
+            </w:r>
+          </w:p>
+        </w:tc>
+        <w:tc>
+          <w:tcPr>
+            <w:tcW w:w="4681" w:type="dxa"/>
+          </w:tcPr>
+          <w:p>
+            <w:pPr>
+              <w:pStyle w:val="TableParagraph"/>
+              <w:rPr>
+                <w:sz w:val="20"/>
+              </w:rPr>
+            </w:pPr>
+            <w:r>
+              <w:rPr>
+                <w:sz w:val="20"/>
+              </w:rPr>
+              <w:t xml:space="preserve">For Data Imputation </w:t>
             </w:r>
           </w:p>
         </w:tc>
@@ -4536,7 +4811,7 @@
               <w:left w:val="nil"/>
               <w:right w:val="nil"/>
             </w:tcBorders>
-            <w:shd w:val="clear" w:color="auto" w:fill="2D75B6"/>
+            <w:shd w:val="clear" w:color="auto" w:fill="9BBB59" w:themeFill="accent3"/>
           </w:tcPr>
           <w:p>
             <w:pPr>
@@ -4556,7 +4831,6 @@
                 <w:color w:val="FFFFFF"/>
                 <w:sz w:val="20"/>
               </w:rPr>
-              <w:lastRenderedPageBreak/>
               <w:t>Formula</w:t>
             </w:r>
             <w:r>
@@ -4608,7 +4882,7 @@
               <w:left w:val="nil"/>
               <w:right w:val="nil"/>
             </w:tcBorders>
-            <w:shd w:val="clear" w:color="auto" w:fill="2D75B6"/>
+            <w:shd w:val="clear" w:color="auto" w:fill="9BBB59" w:themeFill="accent3"/>
           </w:tcPr>
           <w:p>
             <w:pPr>
@@ -4658,25 +4932,7 @@
                 <w:spacing w:val="-2"/>
                 <w:sz w:val="20"/>
               </w:rPr>
-              <w:t>=</w:t>
-            </w:r>
-            <w:proofErr w:type="gramStart"/>
-            <w:r>
-              <w:rPr>
-                <w:color w:val="1A1A2D"/>
-                <w:spacing w:val="-2"/>
-                <w:sz w:val="20"/>
-              </w:rPr>
-              <w:t>IFERROR(</w:t>
-            </w:r>
-            <w:proofErr w:type="gramEnd"/>
-            <w:r>
-              <w:rPr>
-                <w:color w:val="1A1A2D"/>
-                <w:spacing w:val="-2"/>
-                <w:sz w:val="20"/>
-              </w:rPr>
-              <w:t>)</w:t>
+              <w:t>=IFERROR()</w:t>
             </w:r>
           </w:p>
         </w:tc>
@@ -4985,86 +5241,6 @@
                 <w:sz w:val="20"/>
               </w:rPr>
               <w:t>Extraction</w:t>
-            </w:r>
-          </w:p>
-        </w:tc>
-      </w:tr>
-      <w:tr>
-        <w:trPr>
-          <w:trHeight w:val="501"/>
-        </w:trPr>
-        <w:tc>
-          <w:tcPr>
-            <w:tcW w:w="4681" w:type="dxa"/>
-          </w:tcPr>
-          <w:p>
-            <w:pPr>
-              <w:pStyle w:val="TableParagraph"/>
-              <w:rPr>
-                <w:sz w:val="20"/>
-              </w:rPr>
-            </w:pPr>
-            <w:r>
-              <w:rPr>
-                <w:color w:val="1A1A2D"/>
-                <w:spacing w:val="-2"/>
-                <w:sz w:val="20"/>
-              </w:rPr>
-              <w:t>=</w:t>
-            </w:r>
-            <w:proofErr w:type="gramStart"/>
-            <w:r>
-              <w:rPr>
-                <w:color w:val="1A1A2D"/>
-                <w:spacing w:val="-2"/>
-                <w:sz w:val="20"/>
-              </w:rPr>
-              <w:t>STDEV(</w:t>
-            </w:r>
-            <w:proofErr w:type="gramEnd"/>
-            <w:r>
-              <w:rPr>
-                <w:color w:val="1A1A2D"/>
-                <w:spacing w:val="-2"/>
-                <w:sz w:val="20"/>
-              </w:rPr>
-              <w:t>)</w:t>
-            </w:r>
-          </w:p>
-        </w:tc>
-        <w:tc>
-          <w:tcPr>
-            <w:tcW w:w="4681" w:type="dxa"/>
-          </w:tcPr>
-          <w:p>
-            <w:pPr>
-              <w:pStyle w:val="TableParagraph"/>
-              <w:rPr>
-                <w:sz w:val="20"/>
-              </w:rPr>
-            </w:pPr>
-            <w:r>
-              <w:rPr>
-                <w:color w:val="1A1A2D"/>
-                <w:sz w:val="20"/>
-              </w:rPr>
-              <w:t>Statistical</w:t>
-            </w:r>
-            <w:r>
-              <w:rPr>
-                <w:color w:val="1A1A2D"/>
-                <w:spacing w:val="-13"/>
-                <w:sz w:val="20"/>
-              </w:rPr>
-              <w:t xml:space="preserve"> </w:t>
-            </w:r>
-            <w:r>
-              <w:rPr>
-                <w:color w:val="1A1A2D"/>
-                <w:spacing w:val="-2"/>
-                <w:sz w:val="20"/>
-              </w:rPr>
-              <w:t>Analysis</w:t>
             </w:r>
           </w:p>
         </w:tc>
@@ -5082,36 +5258,40 @@
         </w:tabs>
         <w:spacing w:before="24"/>
         <w:ind w:hanging="400"/>
+        <w:rPr>
+          <w:color w:val="4F6228" w:themeColor="accent3" w:themeShade="80"/>
+        </w:rPr>
       </w:pPr>
       <w:r>
         <w:rPr>
-          <w:color w:val="1F3863"/>
-        </w:rPr>
+          <w:color w:val="4F6228" w:themeColor="accent3" w:themeShade="80"/>
+        </w:rPr>
+        <w:lastRenderedPageBreak/>
         <w:t>Pivot</w:t>
       </w:r>
       <w:r>
         <w:rPr>
-          <w:color w:val="1F3863"/>
+          <w:color w:val="4F6228" w:themeColor="accent3" w:themeShade="80"/>
           <w:spacing w:val="-5"/>
         </w:rPr>
         <w:t xml:space="preserve"> </w:t>
       </w:r>
       <w:r>
         <w:rPr>
-          <w:color w:val="1F3863"/>
+          <w:color w:val="4F6228" w:themeColor="accent3" w:themeShade="80"/>
         </w:rPr>
         <w:t>Table</w:t>
       </w:r>
       <w:r>
         <w:rPr>
-          <w:color w:val="1F3863"/>
+          <w:color w:val="4F6228" w:themeColor="accent3" w:themeShade="80"/>
           <w:spacing w:val="-3"/>
         </w:rPr>
         <w:t xml:space="preserve"> </w:t>
       </w:r>
       <w:r>
         <w:rPr>
-          <w:color w:val="1F3863"/>
+          <w:color w:val="4F6228" w:themeColor="accent3" w:themeShade="80"/>
           <w:spacing w:val="-2"/>
         </w:rPr>
         <w:t>Analysis</w:t>
@@ -5121,36 +5301,39 @@
       <w:pPr>
         <w:pStyle w:val="Heading4"/>
         <w:spacing w:before="206"/>
+        <w:rPr>
+          <w:color w:val="4F6228" w:themeColor="accent3" w:themeShade="80"/>
+        </w:rPr>
       </w:pPr>
       <w:r>
         <w:rPr>
-          <w:color w:val="1F3863"/>
+          <w:color w:val="4F6228" w:themeColor="accent3" w:themeShade="80"/>
         </w:rPr>
         <w:t>Sales</w:t>
       </w:r>
       <w:r>
         <w:rPr>
-          <w:color w:val="1F3863"/>
+          <w:color w:val="4F6228" w:themeColor="accent3" w:themeShade="80"/>
           <w:spacing w:val="-8"/>
         </w:rPr>
         <w:t xml:space="preserve"> </w:t>
       </w:r>
       <w:r>
         <w:rPr>
-          <w:color w:val="1F3863"/>
+          <w:color w:val="4F6228" w:themeColor="accent3" w:themeShade="80"/>
         </w:rPr>
         <w:t>by</w:t>
       </w:r>
       <w:r>
         <w:rPr>
-          <w:color w:val="1F3863"/>
+          <w:color w:val="4F6228" w:themeColor="accent3" w:themeShade="80"/>
           <w:spacing w:val="-7"/>
         </w:rPr>
         <w:t xml:space="preserve"> </w:t>
       </w:r>
       <w:r>
         <w:rPr>
-          <w:color w:val="1F3863"/>
+          <w:color w:val="4F6228" w:themeColor="accent3" w:themeShade="80"/>
           <w:spacing w:val="-2"/>
         </w:rPr>
         <w:t>Region</w:t>
@@ -5202,7 +5385,7 @@
               <w:left w:val="nil"/>
               <w:right w:val="nil"/>
             </w:tcBorders>
-            <w:shd w:val="clear" w:color="auto" w:fill="2D75B6"/>
+            <w:shd w:val="clear" w:color="auto" w:fill="9BBB59" w:themeFill="accent3"/>
           </w:tcPr>
           <w:p>
             <w:pPr>
@@ -5236,7 +5419,7 @@
               <w:left w:val="nil"/>
               <w:right w:val="nil"/>
             </w:tcBorders>
-            <w:shd w:val="clear" w:color="auto" w:fill="2D75B6"/>
+            <w:shd w:val="clear" w:color="auto" w:fill="9BBB59" w:themeFill="accent3"/>
           </w:tcPr>
           <w:p>
             <w:pPr>
@@ -5294,18 +5477,18 @@
           </w:tcPr>
           <w:p>
             <w:pPr>
-              <w:pStyle w:val="TableParagraph"/>
-              <w:rPr>
-                <w:sz w:val="20"/>
-              </w:rPr>
-            </w:pPr>
-            <w:r>
-              <w:rPr>
-                <w:color w:val="1A1A2D"/>
-                <w:spacing w:val="-2"/>
-                <w:sz w:val="20"/>
-              </w:rPr>
-              <w:t>₹4,50,000</w:t>
+              <w:jc w:val="center"/>
+              <w:rPr>
+                <w:rFonts w:ascii="Calibri" w:eastAsia="Times New Roman" w:hAnsi="Calibri" w:cs="Calibri"/>
+                <w:color w:val="000000"/>
+              </w:rPr>
+            </w:pPr>
+            <w:r>
+              <w:rPr>
+                <w:rFonts w:ascii="Calibri" w:hAnsi="Calibri" w:cs="Calibri"/>
+                <w:color w:val="000000"/>
+              </w:rPr>
+              <w:t>647337.6584</w:t>
             </w:r>
           </w:p>
         </w:tc>
@@ -5344,20 +5527,29 @@
           </w:tcPr>
           <w:p>
             <w:pPr>
+              <w:jc w:val="center"/>
+              <w:rPr>
+                <w:rFonts w:ascii="Calibri" w:eastAsia="Times New Roman" w:hAnsi="Calibri" w:cs="Calibri"/>
+                <w:color w:val="000000"/>
+              </w:rPr>
+            </w:pPr>
+            <w:r>
+              <w:rPr>
+                <w:rFonts w:ascii="Calibri" w:hAnsi="Calibri" w:cs="Calibri"/>
+                <w:color w:val="000000"/>
+              </w:rPr>
+              <w:t>635213.0957</w:t>
+            </w:r>
+          </w:p>
+          <w:p>
+            <w:pPr>
               <w:pStyle w:val="TableParagraph"/>
               <w:spacing w:before="80"/>
-              <w:rPr>
-                <w:sz w:val="20"/>
-              </w:rPr>
-            </w:pPr>
-            <w:r>
-              <w:rPr>
-                <w:color w:val="1A1A2D"/>
-                <w:spacing w:val="-2"/>
-                <w:sz w:val="20"/>
-              </w:rPr>
-              <w:t>₹5,20,000</w:t>
-            </w:r>
+              <w:jc w:val="center"/>
+              <w:rPr>
+                <w:sz w:val="20"/>
+              </w:rPr>
+            </w:pPr>
           </w:p>
         </w:tc>
       </w:tr>
@@ -5392,19 +5584,27 @@
           </w:tcPr>
           <w:p>
             <w:pPr>
-              <w:pStyle w:val="TableParagraph"/>
-              <w:rPr>
-                <w:sz w:val="20"/>
-              </w:rPr>
-            </w:pPr>
-            <w:r>
-              <w:rPr>
-                <w:color w:val="1A1A2D"/>
-                <w:spacing w:val="-2"/>
-                <w:sz w:val="20"/>
-              </w:rPr>
-              <w:t>₹3,80,000</w:t>
-            </w:r>
+              <w:jc w:val="center"/>
+              <w:rPr>
+                <w:rFonts w:ascii="Calibri" w:eastAsia="Times New Roman" w:hAnsi="Calibri" w:cs="Calibri"/>
+                <w:color w:val="000000"/>
+              </w:rPr>
+            </w:pPr>
+            <w:r>
+              <w:rPr>
+                <w:rFonts w:ascii="Calibri" w:hAnsi="Calibri" w:cs="Calibri"/>
+                <w:color w:val="000000"/>
+              </w:rPr>
+              <w:t>622022.1133</w:t>
+            </w:r>
+          </w:p>
+          <w:p>
+            <w:pPr>
+              <w:pStyle w:val="TableParagraph"/>
+              <w:rPr>
+                <w:sz w:val="20"/>
+              </w:rPr>
+            </w:pPr>
           </w:p>
         </w:tc>
       </w:tr>
@@ -5441,19 +5641,27 @@
           </w:tcPr>
           <w:p>
             <w:pPr>
-              <w:pStyle w:val="TableParagraph"/>
-              <w:rPr>
-                <w:sz w:val="20"/>
-              </w:rPr>
-            </w:pPr>
-            <w:r>
-              <w:rPr>
-                <w:color w:val="1A1A2D"/>
-                <w:spacing w:val="-2"/>
-                <w:sz w:val="20"/>
-              </w:rPr>
-              <w:t>₹4,70,000</w:t>
-            </w:r>
+              <w:jc w:val="center"/>
+              <w:rPr>
+                <w:rFonts w:ascii="Calibri" w:eastAsia="Times New Roman" w:hAnsi="Calibri" w:cs="Calibri"/>
+                <w:color w:val="000000"/>
+              </w:rPr>
+            </w:pPr>
+            <w:r>
+              <w:rPr>
+                <w:rFonts w:ascii="Calibri" w:hAnsi="Calibri" w:cs="Calibri"/>
+                <w:color w:val="000000"/>
+              </w:rPr>
+              <w:t>270676.406</w:t>
+            </w:r>
+          </w:p>
+          <w:p>
+            <w:pPr>
+              <w:pStyle w:val="TableParagraph"/>
+              <w:rPr>
+                <w:sz w:val="20"/>
+              </w:rPr>
+            </w:pPr>
           </w:p>
         </w:tc>
       </w:tr>
@@ -5478,7 +5686,7 @@
         <mc:AlternateContent>
           <mc:Choice Requires="wpg">
             <w:drawing>
-              <wp:anchor distT="0" distB="0" distL="0" distR="0" simplePos="0" relativeHeight="487588352" behindDoc="1" locked="0" layoutInCell="1" allowOverlap="1" wp14:anchorId="69D80EA0" wp14:editId="20B5FD73">
+              <wp:anchor distT="0" distB="0" distL="0" distR="0" simplePos="0" relativeHeight="487588352" behindDoc="1" locked="0" layoutInCell="1" allowOverlap="1" wp14:anchorId="69D80EA0" wp14:editId="15D4BEBE">
                 <wp:simplePos x="0" y="0"/>
                 <wp:positionH relativeFrom="page">
                   <wp:posOffset>685800</wp:posOffset>
@@ -5487,7 +5695,7 @@
                   <wp:posOffset>242620</wp:posOffset>
                 </wp:positionV>
                 <wp:extent cx="5954395" cy="408940"/>
-                <wp:effectExtent l="0" t="0" r="0" b="0"/>
+                <wp:effectExtent l="0" t="0" r="27305" b="10160"/>
                 <wp:wrapTopAndBottom/>
                 <wp:docPr id="2" name="Group 2"/>
                 <wp:cNvGraphicFramePr>
@@ -5545,6 +5753,14 @@
                           <a:solidFill>
                             <a:srgbClr val="D5E3EF"/>
                           </a:solidFill>
+                          <a:ln>
+                            <a:solidFill>
+                              <a:schemeClr val="accent3">
+                                <a:lumMod val="60000"/>
+                                <a:lumOff val="40000"/>
+                              </a:schemeClr>
+                            </a:solidFill>
+                          </a:ln>
                         </wps:spPr>
                         <wps:bodyPr wrap="square" lIns="0" tIns="0" rIns="0" bIns="0" rtlCol="0">
                           <a:prstTxWarp prst="textNoShape">
@@ -5642,6 +5858,14 @@
                           <a:solidFill>
                             <a:srgbClr val="2D75B6"/>
                           </a:solidFill>
+                          <a:ln>
+                            <a:solidFill>
+                              <a:schemeClr val="accent3">
+                                <a:lumMod val="60000"/>
+                                <a:lumOff val="40000"/>
+                              </a:schemeClr>
+                            </a:solidFill>
+                          </a:ln>
                         </wps:spPr>
                         <wps:bodyPr wrap="square" lIns="0" tIns="0" rIns="0" bIns="0" rtlCol="0">
                           <a:prstTxWarp prst="textNoShape">
@@ -5661,7 +5885,35 @@
                           <a:prstGeom prst="rect">
                             <a:avLst/>
                           </a:prstGeom>
+                          <a:solidFill>
+                            <a:schemeClr val="accent3">
+                              <a:lumMod val="40000"/>
+                              <a:lumOff val="60000"/>
+                            </a:schemeClr>
+                          </a:solidFill>
+                          <a:ln>
+                            <a:solidFill>
+                              <a:schemeClr val="accent3">
+                                <a:lumMod val="60000"/>
+                                <a:lumOff val="40000"/>
+                              </a:schemeClr>
+                            </a:solidFill>
+                          </a:ln>
                         </wps:spPr>
+                        <wps:style>
+                          <a:lnRef idx="2">
+                            <a:schemeClr val="accent3"/>
+                          </a:lnRef>
+                          <a:fillRef idx="1">
+                            <a:schemeClr val="lt1"/>
+                          </a:fillRef>
+                          <a:effectRef idx="0">
+                            <a:schemeClr val="accent3"/>
+                          </a:effectRef>
+                          <a:fontRef idx="minor">
+                            <a:schemeClr val="dk1"/>
+                          </a:fontRef>
+                        </wps:style>
                         <wps:txbx>
                           <w:txbxContent>
                             <w:p>
@@ -5688,7 +5940,7 @@
                                 <w:rPr>
                                   <w:rFonts w:ascii="Arial" w:eastAsia="Arial"/>
                                   <w:b/>
-                                  <w:color w:val="2D75B6"/>
+                                  <w:color w:val="4F6228" w:themeColor="accent3" w:themeShade="80"/>
                                 </w:rPr>
                                 <w:t>Insight:</w:t>
                               </w:r>
@@ -5705,7 +5957,7 @@
                                 <w:rPr>
                                   <w:color w:val="1A1A2D"/>
                                 </w:rPr>
-                                <w:t>South</w:t>
+                                <w:t>North</w:t>
                               </w:r>
                               <w:r>
                                 <w:rPr>
@@ -5827,18 +6079,18 @@
           </mc:Choice>
           <mc:Fallback>
             <w:pict>
-              <v:group w14:anchorId="69D80EA0" id="Group 2" o:spid="_x0000_s1026" style="position:absolute;margin-left:54pt;margin-top:19.1pt;width:468.85pt;height:32.2pt;z-index:-15728128;mso-wrap-distance-left:0;mso-wrap-distance-right:0;mso-position-horizontal-relative:page" coordsize="59543,4089" o:gfxdata="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">
-                <v:shape id="Graphic 3" o:spid="_x0000_s1027" style="position:absolute;left:198;top:15;width:59347;height:4057;visibility:visible;mso-wrap-style:square;v-text-anchor:top" coordsize="5934710,405765" o:gfxdata="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" path="m5934201,l,,,405384r5934201,l5934201,xe" fillcolor="#d5e3ef" stroked="f">
+              <v:group w14:anchorId="69D80EA0" id="Group 2" o:spid="_x0000_s1026" style="position:absolute;margin-left:54pt;margin-top:19.1pt;width:468.85pt;height:32.2pt;z-index:-15728128;mso-wrap-distance-left:0;mso-wrap-distance-right:0;mso-position-horizontal-relative:page" coordsize="59543,4089" o:gfxdata="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">
+                <v:shape id="Graphic 3" o:spid="_x0000_s1027" style="position:absolute;left:198;top:15;width:59347;height:4057;visibility:visible;mso-wrap-style:square;v-text-anchor:top" coordsize="5934710,405765" o:gfxdata="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" path="m5934201,l,,,405384r5934201,l5934201,xe" fillcolor="#d5e3ef" strokecolor="#c2d69b [1942]">
                   <v:path arrowok="t"/>
                 </v:shape>
-                <v:shape id="Graphic 4" o:spid="_x0000_s1028" style="position:absolute;width:59543;height:4089;visibility:visible;mso-wrap-style:square;v-text-anchor:top" coordsize="5954395,408940" o:gfxdata="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" path="m5954014,r-1524,l5952490,1524r,64008l5952490,406908r-5934202,l18288,65532r,-64008l5952490,1524r,-1524l18288,,,,,1524,,65532,,406908r,1524l5952490,408432r1524,l5954014,406908r,-341376l5954014,1524r,-1524xe" fillcolor="#2d75b6" stroked="f">
+                <v:shape id="Graphic 4" o:spid="_x0000_s1028" style="position:absolute;width:59543;height:4089;visibility:visible;mso-wrap-style:square;v-text-anchor:top" coordsize="5954395,408940" o:gfxdata="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" path="m5954014,r-1524,l5952490,1524r,64008l5952490,406908r-5934202,l18288,65532r,-64008l5952490,1524r,-1524l18288,,,,,1524,,65532,,406908r,1524l5952490,408432r1524,l5954014,406908r,-341376l5954014,1524r,-1524xe" fillcolor="#2d75b6" strokecolor="#c2d69b [1942]">
                   <v:path arrowok="t"/>
                 </v:shape>
                 <v:shapetype id="_x0000_t202" coordsize="21600,21600" o:spt="202" path="m,l,21600r21600,l21600,xe">
                   <v:stroke joinstyle="miter"/>
                   <v:path gradientshapeok="t" o:connecttype="rect"/>
                 </v:shapetype>
-                <v:shape id="Textbox 5" o:spid="_x0000_s1029" type="#_x0000_t202" style="position:absolute;left:182;top:15;width:59347;height:4057;visibility:visible;mso-wrap-style:square;v-text-anchor:top" o:gfxdata="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" filled="f" stroked="f">
+                <v:shape id="Textbox 5" o:spid="_x0000_s1029" type="#_x0000_t202" style="position:absolute;left:182;top:15;width:59347;height:4057;visibility:visible;mso-wrap-style:square;v-text-anchor:top" o:gfxdata="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" fillcolor="#d6e3bc [1302]" strokecolor="#c2d69b [1942]" strokeweight="2pt">
                   <v:textbox inset="0,0,0,0">
                     <w:txbxContent>
                       <w:p>
@@ -5865,7 +6117,7 @@
                           <w:rPr>
                             <w:rFonts w:ascii="Arial" w:eastAsia="Arial"/>
                             <w:b/>
-                            <w:color w:val="2D75B6"/>
+                            <w:color w:val="4F6228" w:themeColor="accent3" w:themeShade="80"/>
                           </w:rPr>
                           <w:t>Insight:</w:t>
                         </w:r>
@@ -5882,7 +6134,7 @@
                           <w:rPr>
                             <w:color w:val="1A1A2D"/>
                           </w:rPr>
-                          <w:t>South</w:t>
+                          <w:t>North</w:t>
                         </w:r>
                         <w:r>
                           <w:rPr>
@@ -6014,36 +6266,39 @@
     <w:p>
       <w:pPr>
         <w:pStyle w:val="Heading4"/>
+        <w:rPr>
+          <w:color w:val="4F6228" w:themeColor="accent3" w:themeShade="80"/>
+        </w:rPr>
       </w:pPr>
       <w:r>
         <w:rPr>
-          <w:color w:val="1F3863"/>
+          <w:color w:val="4F6228" w:themeColor="accent3" w:themeShade="80"/>
         </w:rPr>
         <w:t>Sales</w:t>
       </w:r>
       <w:r>
         <w:rPr>
-          <w:color w:val="1F3863"/>
+          <w:color w:val="4F6228" w:themeColor="accent3" w:themeShade="80"/>
           <w:spacing w:val="-8"/>
         </w:rPr>
         <w:t xml:space="preserve"> </w:t>
       </w:r>
       <w:r>
         <w:rPr>
-          <w:color w:val="1F3863"/>
+          <w:color w:val="4F6228" w:themeColor="accent3" w:themeShade="80"/>
         </w:rPr>
         <w:t>by</w:t>
       </w:r>
       <w:r>
         <w:rPr>
-          <w:color w:val="1F3863"/>
+          <w:color w:val="4F6228" w:themeColor="accent3" w:themeShade="80"/>
           <w:spacing w:val="-7"/>
         </w:rPr>
         <w:t xml:space="preserve"> </w:t>
       </w:r>
       <w:r>
         <w:rPr>
-          <w:color w:val="1F3863"/>
+          <w:color w:val="4F6228" w:themeColor="accent3" w:themeShade="80"/>
           <w:spacing w:val="-2"/>
         </w:rPr>
         <w:t>Category</w:t>
@@ -6095,7 +6350,7 @@
               <w:left w:val="nil"/>
               <w:right w:val="nil"/>
             </w:tcBorders>
-            <w:shd w:val="clear" w:color="auto" w:fill="2D75B6"/>
+            <w:shd w:val="clear" w:color="auto" w:fill="9BBB59" w:themeFill="accent3"/>
           </w:tcPr>
           <w:p>
             <w:pPr>
@@ -6129,7 +6384,7 @@
               <w:left w:val="nil"/>
               <w:right w:val="nil"/>
             </w:tcBorders>
-            <w:shd w:val="clear" w:color="auto" w:fill="2D75B6"/>
+            <w:shd w:val="clear" w:color="auto" w:fill="9BBB59" w:themeFill="accent3"/>
           </w:tcPr>
           <w:p>
             <w:pPr>
@@ -6168,29 +6423,10 @@
             <w:pPr>
               <w:pStyle w:val="TableParagraph"/>
               <w:rPr>
-                <w:sz w:val="20"/>
-              </w:rPr>
-            </w:pPr>
-            <w:r>
-              <w:rPr>
                 <w:color w:val="1A1A2D"/>
                 <w:spacing w:val="-2"/>
                 <w:sz w:val="20"/>
               </w:rPr>
-              <w:t>Electronics</w:t>
-            </w:r>
-          </w:p>
-        </w:tc>
-        <w:tc>
-          <w:tcPr>
-            <w:tcW w:w="4681" w:type="dxa"/>
-          </w:tcPr>
-          <w:p>
-            <w:pPr>
-              <w:pStyle w:val="TableParagraph"/>
-              <w:rPr>
-                <w:sz w:val="20"/>
-              </w:rPr>
             </w:pPr>
             <w:r>
               <w:rPr>
@@ -6198,8 +6434,39 @@
                 <w:spacing w:val="-2"/>
                 <w:sz w:val="20"/>
               </w:rPr>
-              <w:t>₹7,00,000</w:t>
-            </w:r>
+              <w:t>Sports</w:t>
+            </w:r>
+          </w:p>
+        </w:tc>
+        <w:tc>
+          <w:tcPr>
+            <w:tcW w:w="4681" w:type="dxa"/>
+          </w:tcPr>
+          <w:p>
+            <w:pPr>
+              <w:jc w:val="center"/>
+              <w:rPr>
+                <w:rFonts w:ascii="Calibri" w:eastAsia="Times New Roman" w:hAnsi="Calibri" w:cs="Calibri"/>
+                <w:color w:val="000000"/>
+              </w:rPr>
+            </w:pPr>
+            <w:r>
+              <w:rPr>
+                <w:rFonts w:ascii="Calibri" w:hAnsi="Calibri" w:cs="Calibri"/>
+                <w:color w:val="000000"/>
+              </w:rPr>
+              <w:t>541968.2958</w:t>
+            </w:r>
+          </w:p>
+          <w:p>
+            <w:pPr>
+              <w:pStyle w:val="TableParagraph"/>
+              <w:rPr>
+                <w:color w:val="1A1A2D"/>
+                <w:spacing w:val="-2"/>
+                <w:sz w:val="20"/>
+              </w:rPr>
+            </w:pPr>
           </w:p>
         </w:tc>
       </w:tr>
@@ -6210,7 +6477,6 @@
         <w:tc>
           <w:tcPr>
             <w:tcW w:w="4681" w:type="dxa"/>
-            <w:shd w:val="clear" w:color="auto" w:fill="F1F1F1"/>
           </w:tcPr>
           <w:p>
             <w:pPr>
@@ -6225,30 +6491,37 @@
                 <w:spacing w:val="-2"/>
                 <w:sz w:val="20"/>
               </w:rPr>
-              <w:t>Furniture</w:t>
-            </w:r>
-          </w:p>
-        </w:tc>
-        <w:tc>
-          <w:tcPr>
-            <w:tcW w:w="4681" w:type="dxa"/>
-            <w:shd w:val="clear" w:color="auto" w:fill="F1F1F1"/>
-          </w:tcPr>
-          <w:p>
-            <w:pPr>
-              <w:pStyle w:val="TableParagraph"/>
-              <w:rPr>
-                <w:sz w:val="20"/>
-              </w:rPr>
-            </w:pPr>
-            <w:r>
-              <w:rPr>
-                <w:color w:val="1A1A2D"/>
-                <w:spacing w:val="-2"/>
-                <w:sz w:val="20"/>
-              </w:rPr>
-              <w:t>₹4,20,000</w:t>
-            </w:r>
+              <w:t>Electronics</w:t>
+            </w:r>
+          </w:p>
+        </w:tc>
+        <w:tc>
+          <w:tcPr>
+            <w:tcW w:w="4681" w:type="dxa"/>
+          </w:tcPr>
+          <w:p>
+            <w:pPr>
+              <w:jc w:val="center"/>
+              <w:rPr>
+                <w:rFonts w:ascii="Calibri" w:eastAsia="Times New Roman" w:hAnsi="Calibri" w:cs="Calibri"/>
+                <w:color w:val="000000"/>
+              </w:rPr>
+            </w:pPr>
+            <w:r>
+              <w:rPr>
+                <w:rFonts w:ascii="Calibri" w:hAnsi="Calibri" w:cs="Calibri"/>
+                <w:color w:val="000000"/>
+              </w:rPr>
+              <w:t>504311.348</w:t>
+            </w:r>
+          </w:p>
+          <w:p>
+            <w:pPr>
+              <w:pStyle w:val="TableParagraph"/>
+              <w:rPr>
+                <w:sz w:val="20"/>
+              </w:rPr>
+            </w:pPr>
           </w:p>
         </w:tc>
       </w:tr>
@@ -6259,60 +6532,175 @@
         <w:tc>
           <w:tcPr>
             <w:tcW w:w="4681" w:type="dxa"/>
-          </w:tcPr>
-          <w:p>
-            <w:pPr>
-              <w:pStyle w:val="TableParagraph"/>
-              <w:spacing w:before="80"/>
-              <w:rPr>
-                <w:sz w:val="20"/>
-              </w:rPr>
-            </w:pPr>
-            <w:r>
-              <w:rPr>
-                <w:color w:val="1A1A2D"/>
-                <w:sz w:val="20"/>
-              </w:rPr>
-              <w:t>Office</w:t>
-            </w:r>
-            <w:r>
-              <w:rPr>
-                <w:color w:val="1A1A2D"/>
-                <w:spacing w:val="-10"/>
-                <w:sz w:val="20"/>
-              </w:rPr>
-              <w:t xml:space="preserve"> </w:t>
-            </w:r>
+            <w:shd w:val="clear" w:color="auto" w:fill="F1F1F1"/>
+          </w:tcPr>
+          <w:p>
+            <w:pPr>
+              <w:pStyle w:val="TableParagraph"/>
+              <w:rPr>
+                <w:sz w:val="20"/>
+              </w:rPr>
+            </w:pPr>
             <w:r>
               <w:rPr>
                 <w:color w:val="1A1A2D"/>
                 <w:spacing w:val="-2"/>
                 <w:sz w:val="20"/>
               </w:rPr>
-              <w:t>Supplies</w:t>
-            </w:r>
-          </w:p>
-        </w:tc>
-        <w:tc>
-          <w:tcPr>
-            <w:tcW w:w="4681" w:type="dxa"/>
-          </w:tcPr>
-          <w:p>
-            <w:pPr>
-              <w:pStyle w:val="TableParagraph"/>
-              <w:spacing w:before="80"/>
-              <w:rPr>
-                <w:sz w:val="20"/>
-              </w:rPr>
-            </w:pPr>
-            <w:r>
+              <w:t>Home</w:t>
+            </w:r>
+          </w:p>
+        </w:tc>
+        <w:tc>
+          <w:tcPr>
+            <w:tcW w:w="4681" w:type="dxa"/>
+            <w:shd w:val="clear" w:color="auto" w:fill="F1F1F1"/>
+          </w:tcPr>
+          <w:p>
+            <w:pPr>
+              <w:jc w:val="center"/>
+              <w:rPr>
+                <w:rFonts w:ascii="Calibri" w:eastAsia="Times New Roman" w:hAnsi="Calibri" w:cs="Calibri"/>
+                <w:color w:val="000000"/>
+              </w:rPr>
+            </w:pPr>
+            <w:r>
+              <w:rPr>
+                <w:rFonts w:ascii="Calibri" w:hAnsi="Calibri" w:cs="Calibri"/>
+                <w:color w:val="000000"/>
+              </w:rPr>
+              <w:t>427295.8036</w:t>
+            </w:r>
+          </w:p>
+          <w:p>
+            <w:pPr>
+              <w:pStyle w:val="TableParagraph"/>
+              <w:rPr>
+                <w:sz w:val="20"/>
+              </w:rPr>
+            </w:pPr>
+          </w:p>
+        </w:tc>
+      </w:tr>
+      <w:tr>
+        <w:trPr>
+          <w:trHeight w:val="501"/>
+        </w:trPr>
+        <w:tc>
+          <w:tcPr>
+            <w:tcW w:w="4681" w:type="dxa"/>
+            <w:shd w:val="clear" w:color="auto" w:fill="F1F1F1"/>
+          </w:tcPr>
+          <w:p>
+            <w:pPr>
+              <w:pStyle w:val="TableParagraph"/>
               <w:rPr>
                 <w:color w:val="1A1A2D"/>
                 <w:spacing w:val="-2"/>
                 <w:sz w:val="20"/>
               </w:rPr>
-              <w:t>₹2,80,000</w:t>
-            </w:r>
+            </w:pPr>
+            <w:r>
+              <w:rPr>
+                <w:color w:val="1A1A2D"/>
+                <w:spacing w:val="-2"/>
+                <w:sz w:val="20"/>
+              </w:rPr>
+              <w:t>Clothing</w:t>
+            </w:r>
+          </w:p>
+        </w:tc>
+        <w:tc>
+          <w:tcPr>
+            <w:tcW w:w="4681" w:type="dxa"/>
+            <w:shd w:val="clear" w:color="auto" w:fill="F1F1F1"/>
+          </w:tcPr>
+          <w:p>
+            <w:pPr>
+              <w:jc w:val="center"/>
+              <w:rPr>
+                <w:rFonts w:ascii="Calibri" w:eastAsia="Times New Roman" w:hAnsi="Calibri" w:cs="Calibri"/>
+                <w:color w:val="000000"/>
+              </w:rPr>
+            </w:pPr>
+            <w:r>
+              <w:rPr>
+                <w:rFonts w:ascii="Calibri" w:hAnsi="Calibri" w:cs="Calibri"/>
+                <w:color w:val="000000"/>
+              </w:rPr>
+              <w:t>379226.2821</w:t>
+            </w:r>
+          </w:p>
+          <w:p>
+            <w:pPr>
+              <w:pStyle w:val="TableParagraph"/>
+              <w:rPr>
+                <w:color w:val="1A1A2D"/>
+                <w:spacing w:val="-2"/>
+                <w:sz w:val="20"/>
+              </w:rPr>
+            </w:pPr>
+          </w:p>
+        </w:tc>
+      </w:tr>
+      <w:tr>
+        <w:trPr>
+          <w:trHeight w:val="501"/>
+        </w:trPr>
+        <w:tc>
+          <w:tcPr>
+            <w:tcW w:w="4681" w:type="dxa"/>
+            <w:shd w:val="clear" w:color="auto" w:fill="F1F1F1"/>
+          </w:tcPr>
+          <w:p>
+            <w:pPr>
+              <w:pStyle w:val="TableParagraph"/>
+              <w:rPr>
+                <w:color w:val="1A1A2D"/>
+                <w:spacing w:val="-2"/>
+                <w:sz w:val="20"/>
+              </w:rPr>
+            </w:pPr>
+            <w:r>
+              <w:rPr>
+                <w:color w:val="1A1A2D"/>
+                <w:spacing w:val="-2"/>
+                <w:sz w:val="20"/>
+              </w:rPr>
+              <w:t>Beauty</w:t>
+            </w:r>
+          </w:p>
+        </w:tc>
+        <w:tc>
+          <w:tcPr>
+            <w:tcW w:w="4681" w:type="dxa"/>
+            <w:shd w:val="clear" w:color="auto" w:fill="F1F1F1"/>
+          </w:tcPr>
+          <w:p>
+            <w:pPr>
+              <w:jc w:val="center"/>
+              <w:rPr>
+                <w:rFonts w:ascii="Calibri" w:eastAsia="Times New Roman" w:hAnsi="Calibri" w:cs="Calibri"/>
+                <w:color w:val="000000"/>
+              </w:rPr>
+            </w:pPr>
+            <w:r>
+              <w:rPr>
+                <w:rFonts w:ascii="Calibri" w:hAnsi="Calibri" w:cs="Calibri"/>
+                <w:color w:val="000000"/>
+              </w:rPr>
+              <w:t>322447.5439</w:t>
+            </w:r>
+          </w:p>
+          <w:p>
+            <w:pPr>
+              <w:pStyle w:val="TableParagraph"/>
+              <w:rPr>
+                <w:color w:val="1A1A2D"/>
+                <w:spacing w:val="-2"/>
+                <w:sz w:val="20"/>
+              </w:rPr>
+            </w:pPr>
           </w:p>
         </w:tc>
       </w:tr>
@@ -6337,7 +6725,7 @@
         <mc:AlternateContent>
           <mc:Choice Requires="wpg">
             <w:drawing>
-              <wp:anchor distT="0" distB="0" distL="0" distR="0" simplePos="0" relativeHeight="487588864" behindDoc="1" locked="0" layoutInCell="1" allowOverlap="1" wp14:anchorId="00C8D8C8" wp14:editId="34312662">
+              <wp:anchor distT="0" distB="0" distL="0" distR="0" simplePos="0" relativeHeight="487588864" behindDoc="1" locked="0" layoutInCell="1" allowOverlap="1" wp14:anchorId="00C8D8C8" wp14:editId="473D0FF2">
                 <wp:simplePos x="0" y="0"/>
                 <wp:positionH relativeFrom="page">
                   <wp:posOffset>685800</wp:posOffset>
@@ -6346,7 +6734,7 @@
                   <wp:posOffset>243586</wp:posOffset>
                 </wp:positionV>
                 <wp:extent cx="5954395" cy="649605"/>
-                <wp:effectExtent l="0" t="0" r="0" b="0"/>
+                <wp:effectExtent l="0" t="19050" r="8255" b="17145"/>
                 <wp:wrapTopAndBottom/>
                 <wp:docPr id="6" name="Group 6"/>
                 <wp:cNvGraphicFramePr>
@@ -6544,6 +6932,20 @@
                           <a:prstGeom prst="rect">
                             <a:avLst/>
                           </a:prstGeom>
+                          <a:solidFill>
+                            <a:schemeClr val="accent3">
+                              <a:lumMod val="40000"/>
+                              <a:lumOff val="60000"/>
+                            </a:schemeClr>
+                          </a:solidFill>
+                          <a:ln w="38100">
+                            <a:solidFill>
+                              <a:schemeClr val="accent3">
+                                <a:lumMod val="60000"/>
+                                <a:lumOff val="40000"/>
+                              </a:schemeClr>
+                            </a:solidFill>
+                          </a:ln>
                         </wps:spPr>
                         <wps:txbx>
                           <w:txbxContent>
@@ -6557,7 +6959,22 @@
                                   <w:rFonts w:ascii="Segoe UI Emoji" w:eastAsia="Segoe UI Emoji"/>
                                   <w:color w:val="2D75B6"/>
                                 </w:rPr>
-                                <w:t xml:space="preserve">💡 </w:t>
+                                <w:t>💡</w:t>
+                              </w:r>
+                              <w:r>
+                                <w:rPr>
+                                  <w:rFonts w:ascii="Segoe UI Emoji" w:eastAsia="Segoe UI Emoji"/>
+                                  <w:color w:val="2D75B6"/>
+                                </w:rPr>
+                                <w:t xml:space="preserve"> </w:t>
+                              </w:r>
+                              <w:r>
+                                <w:rPr>
+                                  <w:rFonts w:ascii="Arial" w:eastAsia="Arial"/>
+                                  <w:b/>
+                                  <w:color w:val="4F6228" w:themeColor="accent3" w:themeShade="80"/>
+                                </w:rPr>
+                                <w:t>Insight:</w:t>
                               </w:r>
                               <w:r>
                                 <w:rPr>
@@ -6565,13 +6982,19 @@
                                   <w:b/>
                                   <w:color w:val="2D75B6"/>
                                 </w:rPr>
-                                <w:t xml:space="preserve">Insight: </w:t>
+                                <w:t xml:space="preserve"> </w:t>
                               </w:r>
                               <w:r>
                                 <w:rPr>
                                   <w:color w:val="1A1A2D"/>
                                 </w:rPr>
-                                <w:t xml:space="preserve">Electronics is the top-performing category, contributing nearly 50% of total </w:t>
+                                <w:t>Sports</w:t>
+                              </w:r>
+                              <w:r>
+                                <w:rPr>
+                                  <w:color w:val="1A1A2D"/>
+                                </w:rPr>
+                                <w:t xml:space="preserve"> is the top-performing category, contributing nearly 50% of total </w:t>
                               </w:r>
                               <w:r>
                                 <w:rPr>
@@ -6596,14 +7019,14 @@
           </mc:Choice>
           <mc:Fallback>
             <w:pict>
-              <v:group w14:anchorId="00C8D8C8" id="Group 6" o:spid="_x0000_s1030" style="position:absolute;margin-left:54pt;margin-top:19.2pt;width:468.85pt;height:51.15pt;z-index:-15727616;mso-wrap-distance-left:0;mso-wrap-distance-right:0;mso-position-horizontal-relative:page" coordsize="59543,6496" o:gfxdata="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">
+              <v:group w14:anchorId="00C8D8C8" id="Group 6" o:spid="_x0000_s1030" style="position:absolute;margin-left:54pt;margin-top:19.2pt;width:468.85pt;height:51.15pt;z-index:-15727616;mso-wrap-distance-left:0;mso-wrap-distance-right:0;mso-position-horizontal-relative:page" coordsize="59543,6496" o:gfxdata="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">
                 <v:shape id="Graphic 7" o:spid="_x0000_s1031" style="position:absolute;left:198;width:59347;height:6484;visibility:visible;mso-wrap-style:square;v-text-anchor:top" coordsize="5934710,648335" o:gfxdata="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" path="m5934201,l,,,648004r5934201,l5934201,xe" fillcolor="#d5e3ef" stroked="f">
                   <v:path arrowok="t"/>
                 </v:shape>
                 <v:shape id="Graphic 8" o:spid="_x0000_s1032" style="position:absolute;width:59543;height:6496;visibility:visible;mso-wrap-style:square;v-text-anchor:top" coordsize="5954395,649605" o:gfxdata="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" path="m18288,1536l,1536,,65532r18288,l18288,1536xem5954014,65608r-1524,l5952490,648081r-5934202,l18288,65608,,65608,,648081r,1524l5952490,649605r1524,l5954014,648081r,-582473xem5954014,r-1524,l18288,,,,,1524r18288,l5952490,1524r,64008l5954014,65532r,-64008l5954014,xe" fillcolor="#2d75b6" stroked="f">
                   <v:path arrowok="t"/>
                 </v:shape>
-                <v:shape id="Textbox 9" o:spid="_x0000_s1033" type="#_x0000_t202" style="position:absolute;left:182;top:15;width:59347;height:6470;visibility:visible;mso-wrap-style:square;v-text-anchor:top" o:gfxdata="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" filled="f" stroked="f">
+                <v:shape id="Textbox 9" o:spid="_x0000_s1033" type="#_x0000_t202" style="position:absolute;left:182;top:15;width:59347;height:6470;visibility:visible;mso-wrap-style:square;v-text-anchor:top" o:gfxdata="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" fillcolor="#d6e3bc [1302]" strokecolor="#c2d69b [1942]" strokeweight="3pt">
                   <v:textbox inset="0,0,0,0">
                     <w:txbxContent>
                       <w:p>
@@ -6616,7 +7039,22 @@
                             <w:rFonts w:ascii="Segoe UI Emoji" w:eastAsia="Segoe UI Emoji"/>
                             <w:color w:val="2D75B6"/>
                           </w:rPr>
-                          <w:t xml:space="preserve">💡 </w:t>
+                          <w:t>💡</w:t>
+                        </w:r>
+                        <w:r>
+                          <w:rPr>
+                            <w:rFonts w:ascii="Segoe UI Emoji" w:eastAsia="Segoe UI Emoji"/>
+                            <w:color w:val="2D75B6"/>
+                          </w:rPr>
+                          <w:t xml:space="preserve"> </w:t>
+                        </w:r>
+                        <w:r>
+                          <w:rPr>
+                            <w:rFonts w:ascii="Arial" w:eastAsia="Arial"/>
+                            <w:b/>
+                            <w:color w:val="4F6228" w:themeColor="accent3" w:themeShade="80"/>
+                          </w:rPr>
+                          <w:t>Insight:</w:t>
                         </w:r>
                         <w:r>
                           <w:rPr>
@@ -6624,13 +7062,19 @@
                             <w:b/>
                             <w:color w:val="2D75B6"/>
                           </w:rPr>
-                          <w:t xml:space="preserve">Insight: </w:t>
+                          <w:t xml:space="preserve"> </w:t>
                         </w:r>
                         <w:r>
                           <w:rPr>
                             <w:color w:val="1A1A2D"/>
                           </w:rPr>
-                          <w:t xml:space="preserve">Electronics is the top-performing category, contributing nearly 50% of total </w:t>
+                          <w:t>Sports</w:t>
+                        </w:r>
+                        <w:r>
+                          <w:rPr>
+                            <w:color w:val="1A1A2D"/>
+                          </w:rPr>
+                          <w:t xml:space="preserve"> is the top-performing category, contributing nearly 50% of total </w:t>
                         </w:r>
                         <w:r>
                           <w:rPr>
@@ -6653,38 +7097,22 @@
     </w:p>
     <w:p>
       <w:pPr>
-        <w:pStyle w:val="BodyText"/>
-        <w:spacing w:before="81"/>
-        <w:rPr>
-          <w:rFonts w:ascii="Arial"/>
-          <w:b/>
-          <w:sz w:val="26"/>
+        <w:pStyle w:val="Heading4"/>
+        <w:rPr>
+          <w:color w:val="4F6228" w:themeColor="accent3" w:themeShade="80"/>
         </w:rPr>
       </w:pPr>
-    </w:p>
-    <w:p>
-      <w:pPr>
-        <w:pStyle w:val="Heading4"/>
-      </w:pPr>
-      <w:r>
-        <w:rPr>
-          <w:color w:val="1F3863"/>
-        </w:rPr>
-        <w:t>Salesperson</w:t>
-      </w:r>
-      <w:r>
-        <w:rPr>
-          <w:color w:val="1F3863"/>
-          <w:spacing w:val="-14"/>
-        </w:rPr>
-        <w:t xml:space="preserve"> </w:t>
-      </w:r>
-      <w:r>
-        <w:rPr>
-          <w:color w:val="1F3863"/>
-          <w:spacing w:val="-2"/>
-        </w:rPr>
-        <w:t>Performance</w:t>
+      <w:r>
+        <w:rPr>
+          <w:color w:val="4F6228" w:themeColor="accent3" w:themeShade="80"/>
+        </w:rPr>
+        <w:t>Sales</w:t>
+      </w:r>
+      <w:r>
+        <w:rPr>
+          <w:color w:val="4F6228" w:themeColor="accent3" w:themeShade="80"/>
+        </w:rPr>
+        <w:t xml:space="preserve"> By Loyality_Level</w:t>
       </w:r>
     </w:p>
     <w:p>
@@ -6733,7 +7161,7 @@
               <w:left w:val="nil"/>
               <w:right w:val="nil"/>
             </w:tcBorders>
-            <w:shd w:val="clear" w:color="auto" w:fill="2D75B6"/>
+            <w:shd w:val="clear" w:color="auto" w:fill="9BBB59" w:themeFill="accent3"/>
           </w:tcPr>
           <w:p>
             <w:pPr>
@@ -6755,7 +7183,17 @@
                 <w:spacing w:val="-2"/>
                 <w:sz w:val="20"/>
               </w:rPr>
-              <w:t>Salesperson</w:t>
+              <w:t>Loyal</w:t>
+            </w:r>
+            <w:r>
+              <w:rPr>
+                <w:rFonts w:ascii="Arial"/>
+                <w:b/>
+                <w:color w:val="FFFFFF"/>
+                <w:spacing w:val="-2"/>
+                <w:sz w:val="20"/>
+              </w:rPr>
+              <w:t>ity_Level</w:t>
             </w:r>
           </w:p>
         </w:tc>
@@ -6767,7 +7205,7 @@
               <w:left w:val="nil"/>
               <w:right w:val="nil"/>
             </w:tcBorders>
-            <w:shd w:val="clear" w:color="auto" w:fill="2D75B6"/>
+            <w:shd w:val="clear" w:color="auto" w:fill="9BBB59" w:themeFill="accent3"/>
           </w:tcPr>
           <w:p>
             <w:pPr>
@@ -6815,26 +7253,95 @@
                 <w:color w:val="1A1A2D"/>
                 <w:sz w:val="20"/>
               </w:rPr>
-              <w:t>Priya</w:t>
-            </w:r>
-            <w:r>
-              <w:rPr>
-                <w:color w:val="1A1A2D"/>
-                <w:spacing w:val="-6"/>
-                <w:sz w:val="20"/>
-              </w:rPr>
-              <w:t xml:space="preserve"> </w:t>
-            </w:r>
-            <w:r>
+              <w:t>Silver</w:t>
+            </w:r>
+          </w:p>
+        </w:tc>
+        <w:tc>
+          <w:tcPr>
+            <w:tcW w:w="4681" w:type="dxa"/>
+          </w:tcPr>
+          <w:p>
+            <w:pPr>
+              <w:pStyle w:val="TableParagraph"/>
+              <w:spacing w:before="80"/>
+              <w:jc w:val="center"/>
+              <w:rPr>
+                <w:sz w:val="20"/>
+              </w:rPr>
+            </w:pPr>
+            <w:r>
+              <w:rPr>
+                <w:sz w:val="20"/>
+              </w:rPr>
+              <w:t>460883.8626</w:t>
+            </w:r>
+          </w:p>
+        </w:tc>
+      </w:tr>
+      <w:tr>
+        <w:trPr>
+          <w:trHeight w:val="501"/>
+        </w:trPr>
+        <w:tc>
+          <w:tcPr>
+            <w:tcW w:w="4681" w:type="dxa"/>
+          </w:tcPr>
+          <w:p>
+            <w:pPr>
+              <w:pStyle w:val="TableParagraph"/>
+              <w:spacing w:before="80"/>
+              <w:rPr>
+                <w:color w:val="1A1A2D"/>
+                <w:sz w:val="20"/>
+              </w:rPr>
+            </w:pPr>
+            <w:r>
+              <w:rPr>
+                <w:color w:val="1A1A2D"/>
+                <w:sz w:val="20"/>
+              </w:rPr>
+              <w:t>Gold</w:t>
+            </w:r>
+          </w:p>
+        </w:tc>
+        <w:tc>
+          <w:tcPr>
+            <w:tcW w:w="4681" w:type="dxa"/>
+          </w:tcPr>
+          <w:p>
+            <w:pPr>
+              <w:jc w:val="center"/>
+              <w:rPr>
+                <w:rFonts w:ascii="Calibri" w:eastAsia="Times New Roman" w:hAnsi="Calibri" w:cs="Calibri"/>
+                <w:color w:val="000000"/>
+              </w:rPr>
+            </w:pPr>
+            <w:r>
+              <w:rPr>
+                <w:rFonts w:ascii="Calibri" w:hAnsi="Calibri" w:cs="Calibri"/>
+                <w:color w:val="000000"/>
+              </w:rPr>
+              <w:t>517281.7332</w:t>
+            </w:r>
+          </w:p>
+          <w:p>
+            <w:pPr>
+              <w:pStyle w:val="TableParagraph"/>
+              <w:spacing w:before="80"/>
               <w:rPr>
                 <w:color w:val="1A1A2D"/>
                 <w:spacing w:val="-2"/>
                 <w:sz w:val="20"/>
               </w:rPr>
-              <w:t>Sharma</w:t>
-            </w:r>
-          </w:p>
-        </w:tc>
+            </w:pPr>
+          </w:p>
+        </w:tc>
+      </w:tr>
+      <w:tr>
+        <w:trPr>
+          <w:trHeight w:val="501"/>
+        </w:trPr>
         <w:tc>
           <w:tcPr>
             <w:tcW w:w="4681" w:type="dxa"/>
@@ -6844,17 +7351,109 @@
               <w:pStyle w:val="TableParagraph"/>
               <w:spacing w:before="80"/>
               <w:rPr>
-                <w:sz w:val="20"/>
-              </w:rPr>
-            </w:pPr>
-            <w:r>
+                <w:color w:val="1A1A2D"/>
+                <w:sz w:val="20"/>
+              </w:rPr>
+            </w:pPr>
+            <w:r>
+              <w:rPr>
+                <w:color w:val="1A1A2D"/>
+                <w:sz w:val="20"/>
+              </w:rPr>
+              <w:t>Bronze</w:t>
+            </w:r>
+          </w:p>
+        </w:tc>
+        <w:tc>
+          <w:tcPr>
+            <w:tcW w:w="4681" w:type="dxa"/>
+          </w:tcPr>
+          <w:p>
+            <w:pPr>
+              <w:jc w:val="center"/>
+              <w:rPr>
+                <w:rFonts w:ascii="Calibri" w:eastAsia="Times New Roman" w:hAnsi="Calibri" w:cs="Calibri"/>
+                <w:color w:val="000000"/>
+              </w:rPr>
+            </w:pPr>
+            <w:r>
+              <w:rPr>
+                <w:rFonts w:ascii="Calibri" w:hAnsi="Calibri" w:cs="Calibri"/>
+                <w:color w:val="000000"/>
+              </w:rPr>
+              <w:t>533487.3572</w:t>
+            </w:r>
+          </w:p>
+          <w:p>
+            <w:pPr>
+              <w:pStyle w:val="TableParagraph"/>
+              <w:spacing w:before="80"/>
               <w:rPr>
                 <w:color w:val="1A1A2D"/>
                 <w:spacing w:val="-2"/>
                 <w:sz w:val="20"/>
               </w:rPr>
-              <w:t>₹2,20,000</w:t>
-            </w:r>
+            </w:pPr>
+          </w:p>
+        </w:tc>
+      </w:tr>
+      <w:tr>
+        <w:trPr>
+          <w:trHeight w:val="501"/>
+        </w:trPr>
+        <w:tc>
+          <w:tcPr>
+            <w:tcW w:w="4681" w:type="dxa"/>
+          </w:tcPr>
+          <w:p>
+            <w:pPr>
+              <w:pStyle w:val="TableParagraph"/>
+              <w:spacing w:before="80"/>
+              <w:rPr>
+                <w:color w:val="1A1A2D"/>
+                <w:sz w:val="20"/>
+              </w:rPr>
+            </w:pPr>
+            <w:r>
+              <w:rPr>
+                <w:color w:val="1A1A2D"/>
+                <w:sz w:val="20"/>
+              </w:rPr>
+              <w:lastRenderedPageBreak/>
+              <w:t>Platinum</w:t>
+            </w:r>
+          </w:p>
+        </w:tc>
+        <w:tc>
+          <w:tcPr>
+            <w:tcW w:w="4681" w:type="dxa"/>
+          </w:tcPr>
+          <w:p>
+            <w:pPr>
+              <w:jc w:val="center"/>
+              <w:rPr>
+                <w:rFonts w:ascii="Calibri" w:eastAsia="Times New Roman" w:hAnsi="Calibri" w:cs="Calibri"/>
+                <w:color w:val="000000"/>
+              </w:rPr>
+            </w:pPr>
+            <w:r>
+              <w:rPr>
+                <w:rFonts w:ascii="Calibri" w:hAnsi="Calibri" w:cs="Calibri"/>
+                <w:color w:val="000000"/>
+              </w:rPr>
+              <w:t>663596.8626</w:t>
+            </w:r>
+          </w:p>
+          <w:p>
+            <w:pPr>
+              <w:pStyle w:val="TableParagraph"/>
+              <w:spacing w:before="80"/>
+              <w:rPr>
+                <w:color w:val="1A1A2D"/>
+                <w:spacing w:val="-2"/>
+                <w:sz w:val="20"/>
+              </w:rPr>
+            </w:pPr>
           </w:p>
         </w:tc>
       </w:tr>
@@ -6873,232 +7472,6 @@
         </w:sectPr>
       </w:pPr>
     </w:p>
-    <w:tbl>
-      <w:tblPr>
-        <w:tblW w:w="0" w:type="auto"/>
-        <w:tblInd w:w="367" w:type="dxa"/>
-        <w:tblBorders>
-          <w:top w:val="single" w:sz="2" w:space="0" w:color="AAAAAA"/>
-          <w:left w:val="single" w:sz="2" w:space="0" w:color="AAAAAA"/>
-          <w:bottom w:val="single" w:sz="2" w:space="0" w:color="AAAAAA"/>
-          <w:right w:val="single" w:sz="2" w:space="0" w:color="AAAAAA"/>
-          <w:insideH w:val="single" w:sz="2" w:space="0" w:color="AAAAAA"/>
-          <w:insideV w:val="single" w:sz="2" w:space="0" w:color="AAAAAA"/>
-        </w:tblBorders>
-        <w:tblLayout w:type="fixed"/>
-        <w:tblCellMar>
-          <w:left w:w="0" w:type="dxa"/>
-          <w:right w:w="0" w:type="dxa"/>
-        </w:tblCellMar>
-        <w:tblLook w:val="01E0" w:firstRow="1" w:lastRow="1" w:firstColumn="1" w:lastColumn="1" w:noHBand="0" w:noVBand="0"/>
-      </w:tblPr>
-      <w:tblGrid>
-        <w:gridCol w:w="4681"/>
-        <w:gridCol w:w="4681"/>
-      </w:tblGrid>
-      <w:tr>
-        <w:trPr>
-          <w:trHeight w:val="543"/>
-        </w:trPr>
-        <w:tc>
-          <w:tcPr>
-            <w:tcW w:w="4681" w:type="dxa"/>
-            <w:tcBorders>
-              <w:top w:val="nil"/>
-              <w:left w:val="nil"/>
-              <w:right w:val="nil"/>
-            </w:tcBorders>
-            <w:shd w:val="clear" w:color="auto" w:fill="2D75B6"/>
-          </w:tcPr>
-          <w:p>
-            <w:pPr>
-              <w:pStyle w:val="TableParagraph"/>
-              <w:spacing w:before="100"/>
-              <w:ind w:left="3" w:right="3"/>
-              <w:jc w:val="center"/>
-              <w:rPr>
-                <w:rFonts w:ascii="Arial"/>
-                <w:b/>
-                <w:sz w:val="20"/>
-              </w:rPr>
-            </w:pPr>
-            <w:r>
-              <w:rPr>
-                <w:rFonts w:ascii="Arial"/>
-                <w:b/>
-                <w:color w:val="FFFFFF"/>
-                <w:spacing w:val="-2"/>
-                <w:sz w:val="20"/>
-              </w:rPr>
-              <w:lastRenderedPageBreak/>
-              <w:t>Salesperson</w:t>
-            </w:r>
-          </w:p>
-        </w:tc>
-        <w:tc>
-          <w:tcPr>
-            <w:tcW w:w="4681" w:type="dxa"/>
-            <w:tcBorders>
-              <w:top w:val="nil"/>
-              <w:left w:val="nil"/>
-              <w:right w:val="nil"/>
-            </w:tcBorders>
-            <w:shd w:val="clear" w:color="auto" w:fill="2D75B6"/>
-          </w:tcPr>
-          <w:p>
-            <w:pPr>
-              <w:pStyle w:val="TableParagraph"/>
-              <w:spacing w:before="100"/>
-              <w:ind w:left="3" w:right="3"/>
-              <w:jc w:val="center"/>
-              <w:rPr>
-                <w:rFonts w:ascii="Arial"/>
-                <w:b/>
-                <w:sz w:val="20"/>
-              </w:rPr>
-            </w:pPr>
-            <w:r>
-              <w:rPr>
-                <w:rFonts w:ascii="Arial"/>
-                <w:b/>
-                <w:color w:val="FFFFFF"/>
-                <w:spacing w:val="-2"/>
-                <w:sz w:val="20"/>
-              </w:rPr>
-              <w:t>Revenue</w:t>
-            </w:r>
-          </w:p>
-        </w:tc>
-      </w:tr>
-      <w:tr>
-        <w:trPr>
-          <w:trHeight w:val="501"/>
-        </w:trPr>
-        <w:tc>
-          <w:tcPr>
-            <w:tcW w:w="4681" w:type="dxa"/>
-            <w:shd w:val="clear" w:color="auto" w:fill="F1F1F1"/>
-          </w:tcPr>
-          <w:p>
-            <w:pPr>
-              <w:pStyle w:val="TableParagraph"/>
-              <w:spacing w:before="78"/>
-              <w:rPr>
-                <w:sz w:val="20"/>
-              </w:rPr>
-            </w:pPr>
-            <w:r>
-              <w:rPr>
-                <w:color w:val="1A1A2D"/>
-                <w:sz w:val="20"/>
-              </w:rPr>
-              <w:t>Rahul</w:t>
-            </w:r>
-            <w:r>
-              <w:rPr>
-                <w:color w:val="1A1A2D"/>
-                <w:spacing w:val="-10"/>
-                <w:sz w:val="20"/>
-              </w:rPr>
-              <w:t xml:space="preserve"> </w:t>
-            </w:r>
-            <w:r>
-              <w:rPr>
-                <w:color w:val="1A1A2D"/>
-                <w:spacing w:val="-4"/>
-                <w:sz w:val="20"/>
-              </w:rPr>
-              <w:t>Verma</w:t>
-            </w:r>
-          </w:p>
-        </w:tc>
-        <w:tc>
-          <w:tcPr>
-            <w:tcW w:w="4681" w:type="dxa"/>
-            <w:shd w:val="clear" w:color="auto" w:fill="F1F1F1"/>
-          </w:tcPr>
-          <w:p>
-            <w:pPr>
-              <w:pStyle w:val="TableParagraph"/>
-              <w:spacing w:before="78"/>
-              <w:rPr>
-                <w:sz w:val="20"/>
-              </w:rPr>
-            </w:pPr>
-            <w:r>
-              <w:rPr>
-                <w:color w:val="1A1A2D"/>
-                <w:spacing w:val="-2"/>
-                <w:sz w:val="20"/>
-              </w:rPr>
-              <w:t>₹2,10,000</w:t>
-            </w:r>
-          </w:p>
-        </w:tc>
-      </w:tr>
-      <w:tr>
-        <w:trPr>
-          <w:trHeight w:val="501"/>
-        </w:trPr>
-        <w:tc>
-          <w:tcPr>
-            <w:tcW w:w="4681" w:type="dxa"/>
-          </w:tcPr>
-          <w:p>
-            <w:pPr>
-              <w:pStyle w:val="TableParagraph"/>
-              <w:rPr>
-                <w:sz w:val="20"/>
-              </w:rPr>
-            </w:pPr>
-            <w:r>
-              <w:rPr>
-                <w:color w:val="1A1A2D"/>
-                <w:sz w:val="20"/>
-              </w:rPr>
-              <w:t>Arun</w:t>
-            </w:r>
-            <w:r>
-              <w:rPr>
-                <w:color w:val="1A1A2D"/>
-                <w:spacing w:val="-7"/>
-                <w:sz w:val="20"/>
-              </w:rPr>
-              <w:t xml:space="preserve"> </w:t>
-            </w:r>
-            <w:r>
-              <w:rPr>
-                <w:color w:val="1A1A2D"/>
-                <w:spacing w:val="-2"/>
-                <w:sz w:val="20"/>
-              </w:rPr>
-              <w:t>Kumar</w:t>
-            </w:r>
-          </w:p>
-        </w:tc>
-        <w:tc>
-          <w:tcPr>
-            <w:tcW w:w="4681" w:type="dxa"/>
-          </w:tcPr>
-          <w:p>
-            <w:pPr>
-              <w:pStyle w:val="TableParagraph"/>
-              <w:rPr>
-                <w:sz w:val="20"/>
-              </w:rPr>
-            </w:pPr>
-            <w:r>
-              <w:rPr>
-                <w:color w:val="1A1A2D"/>
-                <w:spacing w:val="-2"/>
-                <w:sz w:val="20"/>
-              </w:rPr>
-              <w:t>₹1,95,000</w:t>
-            </w:r>
-          </w:p>
-        </w:tc>
-      </w:tr>
-    </w:tbl>
     <w:p>
       <w:pPr>
         <w:pStyle w:val="BodyText"/>
@@ -7119,7 +7492,7 @@
         <mc:AlternateContent>
           <mc:Choice Requires="wpg">
             <w:drawing>
-              <wp:anchor distT="0" distB="0" distL="0" distR="0" simplePos="0" relativeHeight="487589376" behindDoc="1" locked="0" layoutInCell="1" allowOverlap="1" wp14:anchorId="5C9A3A25" wp14:editId="23B579CB">
+              <wp:anchor distT="0" distB="0" distL="0" distR="0" simplePos="0" relativeHeight="487589376" behindDoc="1" locked="0" layoutInCell="1" allowOverlap="1" wp14:anchorId="5C9A3A25" wp14:editId="3F9520FD">
                 <wp:simplePos x="0" y="0"/>
                 <wp:positionH relativeFrom="page">
                   <wp:posOffset>685800</wp:posOffset>
@@ -7128,7 +7501,7 @@
                   <wp:posOffset>255270</wp:posOffset>
                 </wp:positionV>
                 <wp:extent cx="5954395" cy="408940"/>
-                <wp:effectExtent l="0" t="0" r="0" b="0"/>
+                <wp:effectExtent l="0" t="19050" r="8255" b="10160"/>
                 <wp:wrapTopAndBottom/>
                 <wp:docPr id="10" name="Group 10"/>
                 <wp:cNvGraphicFramePr>
@@ -7302,6 +7675,20 @@
                           <a:prstGeom prst="rect">
                             <a:avLst/>
                           </a:prstGeom>
+                          <a:solidFill>
+                            <a:schemeClr val="accent3">
+                              <a:lumMod val="40000"/>
+                              <a:lumOff val="60000"/>
+                            </a:schemeClr>
+                          </a:solidFill>
+                          <a:ln w="38100">
+                            <a:solidFill>
+                              <a:schemeClr val="accent3">
+                                <a:lumMod val="60000"/>
+                                <a:lumOff val="40000"/>
+                              </a:schemeClr>
+                            </a:solidFill>
+                          </a:ln>
                         </wps:spPr>
                         <wps:txbx>
                           <w:txbxContent>
@@ -7346,105 +7733,7 @@
                                 <w:rPr>
                                   <w:color w:val="1A1A2D"/>
                                 </w:rPr>
-                                <w:t>Top</w:t>
-                              </w:r>
-                              <w:r>
-                                <w:rPr>
-                                  <w:color w:val="1A1A2D"/>
-                                  <w:spacing w:val="1"/>
-                                </w:rPr>
-                                <w:t xml:space="preserve"> </w:t>
-                              </w:r>
-                              <w:r>
-                                <w:rPr>
-                                  <w:color w:val="1A1A2D"/>
-                                </w:rPr>
-                                <w:t>20%</w:t>
-                              </w:r>
-                              <w:r>
-                                <w:rPr>
-                                  <w:color w:val="1A1A2D"/>
-                                  <w:spacing w:val="2"/>
-                                </w:rPr>
-                                <w:t xml:space="preserve"> </w:t>
-                              </w:r>
-                              <w:r>
-                                <w:rPr>
-                                  <w:color w:val="1A1A2D"/>
-                                </w:rPr>
-                                <w:t>of salespersons</w:t>
-                              </w:r>
-                              <w:r>
-                                <w:rPr>
-                                  <w:color w:val="1A1A2D"/>
-                                  <w:spacing w:val="3"/>
-                                </w:rPr>
-                                <w:t xml:space="preserve"> </w:t>
-                              </w:r>
-                              <w:r>
-                                <w:rPr>
-                                  <w:color w:val="1A1A2D"/>
-                                </w:rPr>
-                                <w:t>generate</w:t>
-                              </w:r>
-                              <w:r>
-                                <w:rPr>
-                                  <w:color w:val="1A1A2D"/>
-                                  <w:spacing w:val="1"/>
-                                </w:rPr>
-                                <w:t xml:space="preserve"> </w:t>
-                              </w:r>
-                              <w:r>
-                                <w:rPr>
-                                  <w:color w:val="1A1A2D"/>
-                                </w:rPr>
-                                <w:t>nearly</w:t>
-                              </w:r>
-                              <w:r>
-                                <w:rPr>
-                                  <w:color w:val="1A1A2D"/>
-                                  <w:spacing w:val="5"/>
-                                </w:rPr>
-                                <w:t xml:space="preserve"> </w:t>
-                              </w:r>
-                              <w:r>
-                                <w:rPr>
-                                  <w:color w:val="1A1A2D"/>
-                                </w:rPr>
-                                <w:t>60%</w:t>
-                              </w:r>
-                              <w:r>
-                                <w:rPr>
-                                  <w:color w:val="1A1A2D"/>
-                                  <w:spacing w:val="2"/>
-                                </w:rPr>
-                                <w:t xml:space="preserve"> </w:t>
-                              </w:r>
-                              <w:r>
-                                <w:rPr>
-                                  <w:color w:val="1A1A2D"/>
-                                </w:rPr>
-                                <w:t>of</w:t>
-                              </w:r>
-                              <w:r>
-                                <w:rPr>
-                                  <w:color w:val="1A1A2D"/>
-                                  <w:spacing w:val="2"/>
-                                </w:rPr>
-                                <w:t xml:space="preserve"> </w:t>
-                              </w:r>
-                              <w:r>
-                                <w:rPr>
-                                  <w:color w:val="1A1A2D"/>
-                                </w:rPr>
-                                <w:t xml:space="preserve">total </w:t>
-                              </w:r>
-                              <w:r>
-                                <w:rPr>
-                                  <w:color w:val="1A1A2D"/>
-                                  <w:spacing w:val="-2"/>
-                                </w:rPr>
-                                <w:t>revenue.</w:t>
+                                <w:t>Platinum is the most Contributing Loyality Level in Revenue.</w:t>
                               </w:r>
                             </w:p>
                           </w:txbxContent>
@@ -7461,14 +7750,14 @@
           </mc:Choice>
           <mc:Fallback>
             <w:pict>
-              <v:group w14:anchorId="5C9A3A25" id="Group 10" o:spid="_x0000_s1034" style="position:absolute;margin-left:54pt;margin-top:20.1pt;width:468.85pt;height:32.2pt;z-index:-15727104;mso-wrap-distance-left:0;mso-wrap-distance-right:0;mso-position-horizontal-relative:page" coordsize="59543,4089" o:gfxdata="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">
+              <v:group w14:anchorId="5C9A3A25" id="Group 10" o:spid="_x0000_s1034" style="position:absolute;margin-left:54pt;margin-top:20.1pt;width:468.85pt;height:32.2pt;z-index:-15727104;mso-wrap-distance-left:0;mso-wrap-distance-right:0;mso-position-horizontal-relative:page" coordsize="59543,4089" o:gfxdata="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">
                 <v:shape id="Graphic 11" o:spid="_x0000_s1035" style="position:absolute;left:198;top:15;width:59347;height:4070;visibility:visible;mso-wrap-style:square;v-text-anchor:top" coordsize="5934710,407034" o:gfxdata="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" path="m5934201,l,,,406907r5934201,l5934201,xe" fillcolor="#d5e3ef" stroked="f">
                   <v:path arrowok="t"/>
                 </v:shape>
                 <v:shape id="Graphic 12" o:spid="_x0000_s1036" style="position:absolute;width:59543;height:4089;visibility:visible;mso-wrap-style:square;v-text-anchor:top" coordsize="5954395,408940" o:gfxdata="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" path="m5954014,r-1524,l5952490,1524r,64008l5952490,406908r-5934202,l18288,65532r,-64008l5952490,1524r,-1524l18288,,,,,1524,,65532,,406908r,1524l5952490,408432r1524,l5954014,406908r,-341376l5954014,1524r,-1524xe" fillcolor="#2d75b6" stroked="f">
                   <v:path arrowok="t"/>
                 </v:shape>
-                <v:shape id="Textbox 13" o:spid="_x0000_s1037" type="#_x0000_t202" style="position:absolute;left:182;top:15;width:59347;height:4057;visibility:visible;mso-wrap-style:square;v-text-anchor:top" o:gfxdata="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" filled="f" stroked="f">
+                <v:shape id="Textbox 13" o:spid="_x0000_s1037" type="#_x0000_t202" style="position:absolute;left:182;top:15;width:59347;height:4057;visibility:visible;mso-wrap-style:square;v-text-anchor:top" o:gfxdata="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" fillcolor="#d6e3bc [1302]" strokecolor="#c2d69b [1942]" strokeweight="3pt">
                   <v:textbox inset="0,0,0,0">
                     <w:txbxContent>
                       <w:p>
@@ -7512,105 +7801,7 @@
                           <w:rPr>
                             <w:color w:val="1A1A2D"/>
                           </w:rPr>
-                          <w:t>Top</w:t>
-                        </w:r>
-                        <w:r>
-                          <w:rPr>
-                            <w:color w:val="1A1A2D"/>
-                            <w:spacing w:val="1"/>
-                          </w:rPr>
-                          <w:t xml:space="preserve"> </w:t>
-                        </w:r>
-                        <w:r>
-                          <w:rPr>
-                            <w:color w:val="1A1A2D"/>
-                          </w:rPr>
-                          <w:t>20%</w:t>
-                        </w:r>
-                        <w:r>
-                          <w:rPr>
-                            <w:color w:val="1A1A2D"/>
-                            <w:spacing w:val="2"/>
-                          </w:rPr>
-                          <w:t xml:space="preserve"> </w:t>
-                        </w:r>
-                        <w:r>
-                          <w:rPr>
-                            <w:color w:val="1A1A2D"/>
-                          </w:rPr>
-                          <w:t>of salespersons</w:t>
-                        </w:r>
-                        <w:r>
-                          <w:rPr>
-                            <w:color w:val="1A1A2D"/>
-                            <w:spacing w:val="3"/>
-                          </w:rPr>
-                          <w:t xml:space="preserve"> </w:t>
-                        </w:r>
-                        <w:r>
-                          <w:rPr>
-                            <w:color w:val="1A1A2D"/>
-                          </w:rPr>
-                          <w:t>generate</w:t>
-                        </w:r>
-                        <w:r>
-                          <w:rPr>
-                            <w:color w:val="1A1A2D"/>
-                            <w:spacing w:val="1"/>
-                          </w:rPr>
-                          <w:t xml:space="preserve"> </w:t>
-                        </w:r>
-                        <w:r>
-                          <w:rPr>
-                            <w:color w:val="1A1A2D"/>
-                          </w:rPr>
-                          <w:t>nearly</w:t>
-                        </w:r>
-                        <w:r>
-                          <w:rPr>
-                            <w:color w:val="1A1A2D"/>
-                            <w:spacing w:val="5"/>
-                          </w:rPr>
-                          <w:t xml:space="preserve"> </w:t>
-                        </w:r>
-                        <w:r>
-                          <w:rPr>
-                            <w:color w:val="1A1A2D"/>
-                          </w:rPr>
-                          <w:t>60%</w:t>
-                        </w:r>
-                        <w:r>
-                          <w:rPr>
-                            <w:color w:val="1A1A2D"/>
-                            <w:spacing w:val="2"/>
-                          </w:rPr>
-                          <w:t xml:space="preserve"> </w:t>
-                        </w:r>
-                        <w:r>
-                          <w:rPr>
-                            <w:color w:val="1A1A2D"/>
-                          </w:rPr>
-                          <w:t>of</w:t>
-                        </w:r>
-                        <w:r>
-                          <w:rPr>
-                            <w:color w:val="1A1A2D"/>
-                            <w:spacing w:val="2"/>
-                          </w:rPr>
-                          <w:t xml:space="preserve"> </w:t>
-                        </w:r>
-                        <w:r>
-                          <w:rPr>
-                            <w:color w:val="1A1A2D"/>
-                          </w:rPr>
-                          <w:t xml:space="preserve">total </w:t>
-                        </w:r>
-                        <w:r>
-                          <w:rPr>
-                            <w:color w:val="1A1A2D"/>
-                            <w:spacing w:val="-2"/>
-                          </w:rPr>
-                          <w:t>revenue.</w:t>
+                          <w:t>Platinum is the most Contributing Loyality Level in Revenue.</w:t>
                         </w:r>
                       </w:p>
                     </w:txbxContent>
@@ -7635,16 +7826,19 @@
         </w:tabs>
         <w:spacing w:before="380"/>
         <w:ind w:hanging="400"/>
+        <w:rPr>
+          <w:color w:val="4F6228" w:themeColor="accent3" w:themeShade="80"/>
+        </w:rPr>
       </w:pPr>
       <w:r>
         <w:rPr>
-          <w:color w:val="1F3863"/>
+          <w:color w:val="4F6228" w:themeColor="accent3" w:themeShade="80"/>
         </w:rPr>
         <w:t>Visualizations</w:t>
       </w:r>
       <w:r>
         <w:rPr>
-          <w:color w:val="1F3863"/>
+          <w:color w:val="4F6228" w:themeColor="accent3" w:themeShade="80"/>
           <w:spacing w:val="-2"/>
         </w:rPr>
         <w:t xml:space="preserve"> Created</w:t>
@@ -7697,7 +7891,7 @@
               <w:left w:val="nil"/>
               <w:right w:val="nil"/>
             </w:tcBorders>
-            <w:shd w:val="clear" w:color="auto" w:fill="2D75B6"/>
+            <w:shd w:val="clear" w:color="auto" w:fill="9BBB59" w:themeFill="accent3"/>
           </w:tcPr>
           <w:p>
             <w:pPr>
@@ -7749,7 +7943,7 @@
               <w:left w:val="nil"/>
               <w:right w:val="nil"/>
             </w:tcBorders>
-            <w:shd w:val="clear" w:color="auto" w:fill="2D75B6"/>
+            <w:shd w:val="clear" w:color="auto" w:fill="9BBB59" w:themeFill="accent3"/>
           </w:tcPr>
           <w:p>
             <w:pPr>
@@ -7783,7 +7977,7 @@
               <w:left w:val="nil"/>
               <w:right w:val="nil"/>
             </w:tcBorders>
-            <w:shd w:val="clear" w:color="auto" w:fill="2D75B6"/>
+            <w:shd w:val="clear" w:color="auto" w:fill="9BBB59" w:themeFill="accent3"/>
           </w:tcPr>
           <w:p>
             <w:pPr>
@@ -7900,38 +8094,7 @@
                 <w:color w:val="1A1A2D"/>
                 <w:sz w:val="20"/>
               </w:rPr>
-              <w:t>sales</w:t>
-            </w:r>
-            <w:r>
-              <w:rPr>
-                <w:color w:val="1A1A2D"/>
-                <w:spacing w:val="-8"/>
-                <w:sz w:val="20"/>
-              </w:rPr>
-              <w:t xml:space="preserve"> </w:t>
-            </w:r>
-            <w:r>
-              <w:rPr>
-                <w:color w:val="1A1A2D"/>
-                <w:sz w:val="20"/>
-              </w:rPr>
-              <w:t>across</w:t>
-            </w:r>
-            <w:r>
-              <w:rPr>
-                <w:color w:val="1A1A2D"/>
-                <w:spacing w:val="-7"/>
-                <w:sz w:val="20"/>
-              </w:rPr>
-              <w:t xml:space="preserve"> </w:t>
-            </w:r>
-            <w:r>
-              <w:rPr>
-                <w:color w:val="1A1A2D"/>
-                <w:spacing w:val="-2"/>
-                <w:sz w:val="20"/>
-              </w:rPr>
-              <w:t>regions</w:t>
+              <w:t>Sales By Loyality Level</w:t>
             </w:r>
           </w:p>
         </w:tc>
@@ -7953,22 +8116,7 @@
                 <w:color w:val="1A1A2D"/>
                 <w:sz w:val="20"/>
               </w:rPr>
-              <w:t>South</w:t>
-            </w:r>
-            <w:r>
-              <w:rPr>
-                <w:color w:val="1A1A2D"/>
-                <w:spacing w:val="-14"/>
-                <w:sz w:val="20"/>
-              </w:rPr>
-              <w:t xml:space="preserve"> </w:t>
-            </w:r>
-            <w:r>
-              <w:rPr>
-                <w:color w:val="1A1A2D"/>
-                <w:sz w:val="20"/>
-              </w:rPr>
-              <w:t>region</w:t>
+              <w:t>Platinum</w:t>
             </w:r>
             <w:r>
               <w:rPr>
@@ -8084,23 +8232,7 @@
                 <w:color w:val="1A1A2D"/>
                 <w:sz w:val="20"/>
               </w:rPr>
-              <w:t>category-wise</w:t>
-            </w:r>
-            <w:r>
-              <w:rPr>
-                <w:color w:val="1A1A2D"/>
-                <w:spacing w:val="-14"/>
-                <w:sz w:val="20"/>
-              </w:rPr>
-              <w:t xml:space="preserve"> </w:t>
-            </w:r>
-            <w:r>
-              <w:rPr>
-                <w:color w:val="1A1A2D"/>
-                <w:spacing w:val="-2"/>
-                <w:sz w:val="20"/>
-              </w:rPr>
-              <w:t>sales</w:t>
+              <w:t>Store Sales By Loyality Level</w:t>
             </w:r>
           </w:p>
         </w:tc>
@@ -8245,30 +8377,7 @@
                 <w:color w:val="1A1A2D"/>
                 <w:sz w:val="20"/>
               </w:rPr>
-              <w:t>category</w:t>
-            </w:r>
-            <w:r>
-              <w:rPr>
-                <w:color w:val="1A1A2D"/>
-                <w:spacing w:val="-10"/>
-                <w:sz w:val="20"/>
-              </w:rPr>
-              <w:t xml:space="preserve"> </w:t>
-            </w:r>
-            <w:r>
-              <w:rPr>
-                <w:color w:val="1A1A2D"/>
-                <w:sz w:val="20"/>
-              </w:rPr>
-              <w:t>contribution</w:t>
-            </w:r>
-            <w:r>
-              <w:rPr>
-                <w:color w:val="1A1A2D"/>
-                <w:spacing w:val="-10"/>
-                <w:sz w:val="20"/>
-              </w:rPr>
-              <w:t xml:space="preserve"> %</w:t>
+              <w:t>Customer Segmentation</w:t>
             </w:r>
           </w:p>
         </w:tc>
@@ -8290,75 +8399,7 @@
                 <w:color w:val="1A1A2D"/>
                 <w:sz w:val="20"/>
               </w:rPr>
-              <w:t>Electronics</w:t>
-            </w:r>
-            <w:r>
-              <w:rPr>
-                <w:color w:val="1A1A2D"/>
-                <w:spacing w:val="-11"/>
-                <w:sz w:val="20"/>
-              </w:rPr>
-              <w:t xml:space="preserve"> </w:t>
-            </w:r>
-            <w:r>
-              <w:rPr>
-                <w:color w:val="1A1A2D"/>
-                <w:sz w:val="20"/>
-              </w:rPr>
-              <w:t>≈</w:t>
-            </w:r>
-            <w:r>
-              <w:rPr>
-                <w:color w:val="1A1A2D"/>
-                <w:spacing w:val="-11"/>
-                <w:sz w:val="20"/>
-              </w:rPr>
-              <w:t xml:space="preserve"> </w:t>
-            </w:r>
-            <w:r>
-              <w:rPr>
-                <w:color w:val="1A1A2D"/>
-                <w:sz w:val="20"/>
-              </w:rPr>
-              <w:t>50%</w:t>
-            </w:r>
-            <w:r>
-              <w:rPr>
-                <w:color w:val="1A1A2D"/>
-                <w:spacing w:val="-9"/>
-                <w:sz w:val="20"/>
-              </w:rPr>
-              <w:t xml:space="preserve"> </w:t>
-            </w:r>
-            <w:r>
-              <w:rPr>
-                <w:color w:val="1A1A2D"/>
-                <w:sz w:val="20"/>
-              </w:rPr>
-              <w:t>of</w:t>
-            </w:r>
-            <w:r>
-              <w:rPr>
-                <w:color w:val="1A1A2D"/>
-                <w:spacing w:val="-11"/>
-                <w:sz w:val="20"/>
-              </w:rPr>
-              <w:t xml:space="preserve"> </w:t>
-            </w:r>
-            <w:r>
-              <w:rPr>
-                <w:color w:val="1A1A2D"/>
-                <w:sz w:val="20"/>
-              </w:rPr>
-              <w:t xml:space="preserve">total </w:t>
-            </w:r>
-            <w:r>
-              <w:rPr>
-                <w:color w:val="1A1A2D"/>
-                <w:spacing w:val="-2"/>
-                <w:sz w:val="20"/>
-              </w:rPr>
-              <w:t>revenue</w:t>
+              <w:t>Platinum has highest Customer.</w:t>
             </w:r>
           </w:p>
         </w:tc>
@@ -8554,23 +8595,7 @@
                 <w:color w:val="1A1A2D"/>
                 <w:sz w:val="20"/>
               </w:rPr>
-              <w:t>Combo</w:t>
-            </w:r>
-            <w:r>
-              <w:rPr>
-                <w:color w:val="1A1A2D"/>
-                <w:spacing w:val="-10"/>
-                <w:sz w:val="20"/>
-              </w:rPr>
-              <w:t xml:space="preserve"> </w:t>
-            </w:r>
-            <w:r>
-              <w:rPr>
-                <w:color w:val="1A1A2D"/>
-                <w:spacing w:val="-2"/>
-                <w:sz w:val="20"/>
-              </w:rPr>
-              <w:t>Chart</w:t>
+              <w:t>Treemap</w:t>
             </w:r>
           </w:p>
         </w:tc>
@@ -8591,53 +8616,14 @@
                 <w:color w:val="1A1A2D"/>
                 <w:sz w:val="20"/>
               </w:rPr>
-              <w:t>Revenue</w:t>
-            </w:r>
-            <w:r>
-              <w:rPr>
-                <w:color w:val="1A1A2D"/>
-                <w:spacing w:val="-7"/>
-                <w:sz w:val="20"/>
-              </w:rPr>
-              <w:t xml:space="preserve"> </w:t>
-            </w:r>
-            <w:r>
-              <w:rPr>
-                <w:color w:val="1A1A2D"/>
-                <w:sz w:val="20"/>
-              </w:rPr>
-              <w:t>vs</w:t>
-            </w:r>
-            <w:r>
-              <w:rPr>
-                <w:color w:val="1A1A2D"/>
-                <w:spacing w:val="-6"/>
-                <w:sz w:val="20"/>
-              </w:rPr>
-              <w:t xml:space="preserve"> </w:t>
-            </w:r>
-            <w:r>
-              <w:rPr>
-                <w:color w:val="1A1A2D"/>
-                <w:sz w:val="20"/>
-              </w:rPr>
-              <w:t>Profit</w:t>
-            </w:r>
-            <w:r>
-              <w:rPr>
-                <w:color w:val="1A1A2D"/>
-                <w:spacing w:val="-7"/>
-                <w:sz w:val="20"/>
-              </w:rPr>
-              <w:t xml:space="preserve"> </w:t>
-            </w:r>
-            <w:r>
-              <w:rPr>
-                <w:color w:val="1A1A2D"/>
-                <w:spacing w:val="-2"/>
-                <w:sz w:val="20"/>
-              </w:rPr>
-              <w:t>comparison</w:t>
+              <w:t>C</w:t>
+            </w:r>
+            <w:r>
+              <w:rPr>
+                <w:color w:val="1A1A2D"/>
+                <w:sz w:val="20"/>
+              </w:rPr>
+              <w:t>ategory wise Revenue</w:t>
             </w:r>
           </w:p>
         </w:tc>
@@ -8649,85 +8635,18 @@
             <w:pPr>
               <w:pStyle w:val="TableParagraph"/>
               <w:spacing w:before="78" w:line="360" w:lineRule="auto"/>
-              <w:ind w:left="120" w:right="178"/>
-              <w:rPr>
-                <w:sz w:val="20"/>
-              </w:rPr>
-            </w:pPr>
-            <w:r>
-              <w:rPr>
-                <w:color w:val="1A1A2D"/>
-                <w:sz w:val="20"/>
-              </w:rPr>
-              <w:t>High</w:t>
-            </w:r>
-            <w:r>
-              <w:rPr>
-                <w:color w:val="1A1A2D"/>
-                <w:spacing w:val="-10"/>
-                <w:sz w:val="20"/>
-              </w:rPr>
-              <w:t xml:space="preserve"> </w:t>
-            </w:r>
-            <w:r>
-              <w:rPr>
-                <w:color w:val="1A1A2D"/>
-                <w:sz w:val="20"/>
-              </w:rPr>
-              <w:t>revenue</w:t>
-            </w:r>
-            <w:r>
-              <w:rPr>
-                <w:color w:val="1A1A2D"/>
-                <w:spacing w:val="-12"/>
-                <w:sz w:val="20"/>
-              </w:rPr>
-              <w:t xml:space="preserve"> </w:t>
-            </w:r>
-            <w:r>
-              <w:rPr>
-                <w:color w:val="1A1A2D"/>
-                <w:sz w:val="20"/>
-              </w:rPr>
-              <w:t>≠</w:t>
-            </w:r>
-            <w:r>
-              <w:rPr>
-                <w:color w:val="1A1A2D"/>
-                <w:spacing w:val="-12"/>
-                <w:sz w:val="20"/>
-              </w:rPr>
-              <w:t xml:space="preserve"> </w:t>
-            </w:r>
-            <w:r>
-              <w:rPr>
-                <w:color w:val="1A1A2D"/>
-                <w:sz w:val="20"/>
-              </w:rPr>
-              <w:t>always</w:t>
-            </w:r>
-            <w:r>
-              <w:rPr>
-                <w:color w:val="1A1A2D"/>
-                <w:spacing w:val="-11"/>
-                <w:sz w:val="20"/>
-              </w:rPr>
-              <w:t xml:space="preserve"> </w:t>
-            </w:r>
-            <w:r>
-              <w:rPr>
-                <w:color w:val="1A1A2D"/>
-                <w:sz w:val="20"/>
-              </w:rPr>
-              <w:t xml:space="preserve">high </w:t>
-            </w:r>
-            <w:r>
-              <w:rPr>
-                <w:color w:val="1A1A2D"/>
-                <w:spacing w:val="-2"/>
-                <w:sz w:val="20"/>
-              </w:rPr>
-              <w:t>profit</w:t>
+              <w:ind w:left="0" w:right="178"/>
+              <w:jc w:val="center"/>
+              <w:rPr>
+                <w:sz w:val="20"/>
+              </w:rPr>
+            </w:pPr>
+            <w:r>
+              <w:rPr>
+                <w:color w:val="1A1A2D"/>
+                <w:sz w:val="20"/>
+              </w:rPr>
+              <w:t>Sports Category has highest Revenue.</w:t>
             </w:r>
           </w:p>
         </w:tc>
@@ -8745,23 +8664,26 @@
         </w:tabs>
         <w:spacing w:before="382"/>
         <w:ind w:hanging="400"/>
+        <w:rPr>
+          <w:color w:val="4F6228" w:themeColor="accent3" w:themeShade="80"/>
+        </w:rPr>
       </w:pPr>
       <w:r>
         <w:rPr>
-          <w:color w:val="1F3863"/>
+          <w:color w:val="4F6228" w:themeColor="accent3" w:themeShade="80"/>
         </w:rPr>
         <w:t>Dashboard</w:t>
       </w:r>
       <w:r>
         <w:rPr>
-          <w:color w:val="1F3863"/>
+          <w:color w:val="4F6228" w:themeColor="accent3" w:themeShade="80"/>
           <w:spacing w:val="-4"/>
         </w:rPr>
         <w:t xml:space="preserve"> </w:t>
       </w:r>
       <w:r>
         <w:rPr>
-          <w:color w:val="1F3863"/>
+          <w:color w:val="4F6228" w:themeColor="accent3" w:themeShade="80"/>
           <w:spacing w:val="-2"/>
         </w:rPr>
         <w:t>Components</w:t>
@@ -8976,60 +8898,13 @@
         <w:rPr>
           <w:color w:val="1A1A2D"/>
         </w:rPr>
-        <w:t>Profit,</w:t>
-      </w:r>
-      <w:r>
-        <w:rPr>
-          <w:color w:val="1A1A2D"/>
-          <w:spacing w:val="-5"/>
-        </w:rPr>
-        <w:t xml:space="preserve"> </w:t>
-      </w:r>
-      <w:r>
-        <w:rPr>
-          <w:color w:val="1A1A2D"/>
-        </w:rPr>
-        <w:t>Orders,</w:t>
-      </w:r>
-      <w:r>
-        <w:rPr>
-          <w:color w:val="1A1A2D"/>
-          <w:spacing w:val="-3"/>
-        </w:rPr>
-        <w:t xml:space="preserve"> </w:t>
-      </w:r>
-      <w:r>
-        <w:rPr>
-          <w:color w:val="1A1A2D"/>
-        </w:rPr>
-        <w:t>Avg</w:t>
-      </w:r>
-      <w:r>
-        <w:rPr>
-          <w:color w:val="1A1A2D"/>
-          <w:spacing w:val="-8"/>
-        </w:rPr>
-        <w:t xml:space="preserve"> </w:t>
-      </w:r>
-      <w:r>
-        <w:rPr>
-          <w:color w:val="1A1A2D"/>
-        </w:rPr>
-        <w:t>Order</w:t>
-      </w:r>
-      <w:r>
-        <w:rPr>
-          <w:color w:val="1A1A2D"/>
-          <w:spacing w:val="-3"/>
-        </w:rPr>
-        <w:t xml:space="preserve"> </w:t>
-      </w:r>
-      <w:r>
-        <w:rPr>
-          <w:color w:val="1A1A2D"/>
-          <w:spacing w:val="-2"/>
-        </w:rPr>
-        <w:t>Value</w:t>
+        <w:t xml:space="preserve">Total Customer, Total Profit, </w:t>
+      </w:r>
+      <w:r>
+        <w:rPr>
+          <w:color w:val="1A1A2D"/>
+        </w:rPr>
+        <w:t>Total Order, Payment Type</w:t>
       </w:r>
     </w:p>
     <w:p>
@@ -9212,6 +9087,13 @@
           <w:spacing w:val="-2"/>
         </w:rPr>
         <w:t>Filter</w:t>
+      </w:r>
+      <w:r>
+        <w:rPr>
+          <w:color w:val="1A1A2D"/>
+          <w:spacing w:val="-2"/>
+        </w:rPr>
+        <w:t>, Payment Type</w:t>
       </w:r>
     </w:p>
     <w:p>
@@ -9312,23 +9194,26 @@
     <w:p>
       <w:pPr>
         <w:pStyle w:val="Heading4"/>
+        <w:rPr>
+          <w:color w:val="4F6228" w:themeColor="accent3" w:themeShade="80"/>
+        </w:rPr>
       </w:pPr>
       <w:r>
         <w:rPr>
-          <w:color w:val="1F3863"/>
+          <w:color w:val="4F6228" w:themeColor="accent3" w:themeShade="80"/>
         </w:rPr>
         <w:t>KPI</w:t>
       </w:r>
       <w:r>
         <w:rPr>
-          <w:color w:val="1F3863"/>
+          <w:color w:val="4F6228" w:themeColor="accent3" w:themeShade="80"/>
           <w:spacing w:val="-6"/>
         </w:rPr>
         <w:t xml:space="preserve"> </w:t>
       </w:r>
       <w:r>
         <w:rPr>
-          <w:color w:val="1F3863"/>
+          <w:color w:val="4F6228" w:themeColor="accent3" w:themeShade="80"/>
           <w:spacing w:val="-2"/>
         </w:rPr>
         <w:t>Summary</w:t>
@@ -9377,7 +9262,7 @@
         <w:tc>
           <w:tcPr>
             <w:tcW w:w="2340" w:type="dxa"/>
-            <w:shd w:val="clear" w:color="auto" w:fill="1F3863"/>
+            <w:shd w:val="clear" w:color="auto" w:fill="9BBB59" w:themeFill="accent3"/>
           </w:tcPr>
           <w:p>
             <w:pPr>
@@ -9388,6 +9273,7 @@
               <w:rPr>
                 <w:rFonts w:ascii="Arial" w:hAnsi="Arial"/>
                 <w:b/>
+                <w:color w:val="4F6228" w:themeColor="accent3" w:themeShade="80"/>
                 <w:sz w:val="32"/>
               </w:rPr>
             </w:pPr>
@@ -9395,11 +9281,31 @@
               <w:rPr>
                 <w:rFonts w:ascii="Arial" w:hAnsi="Arial"/>
                 <w:b/>
-                <w:color w:val="C8A127"/>
+                <w:color w:val="4F6228" w:themeColor="accent3" w:themeShade="80"/>
                 <w:spacing w:val="-2"/>
                 <w:sz w:val="32"/>
               </w:rPr>
-              <w:t>₹18,20,000</w:t>
+              <w:t>₹</w:t>
+            </w:r>
+            <w:r>
+              <w:rPr>
+                <w:rFonts w:ascii="Arial" w:hAnsi="Arial"/>
+                <w:b/>
+                <w:color w:val="4F6228" w:themeColor="accent3" w:themeShade="80"/>
+                <w:spacing w:val="-2"/>
+                <w:sz w:val="32"/>
+              </w:rPr>
+              <w:t>21</w:t>
+            </w:r>
+            <w:r>
+              <w:rPr>
+                <w:rFonts w:ascii="Arial" w:hAnsi="Arial"/>
+                <w:b/>
+                <w:color w:val="4F6228" w:themeColor="accent3" w:themeShade="80"/>
+                <w:spacing w:val="-2"/>
+                <w:sz w:val="32"/>
+              </w:rPr>
+              <w:t>,70,907</w:t>
             </w:r>
           </w:p>
           <w:p>
@@ -9440,7 +9346,7 @@
         <w:tc>
           <w:tcPr>
             <w:tcW w:w="2340" w:type="dxa"/>
-            <w:shd w:val="clear" w:color="auto" w:fill="1F3863"/>
+            <w:shd w:val="clear" w:color="auto" w:fill="9BBB59" w:themeFill="accent3"/>
           </w:tcPr>
           <w:p>
             <w:pPr>
@@ -9451,6 +9357,7 @@
               <w:rPr>
                 <w:rFonts w:ascii="Arial" w:hAnsi="Arial"/>
                 <w:b/>
+                <w:color w:val="4F6228" w:themeColor="accent3" w:themeShade="80"/>
                 <w:sz w:val="32"/>
               </w:rPr>
             </w:pPr>
@@ -9458,11 +9365,31 @@
               <w:rPr>
                 <w:rFonts w:ascii="Arial" w:hAnsi="Arial"/>
                 <w:b/>
-                <w:color w:val="C8A127"/>
+                <w:color w:val="4F6228" w:themeColor="accent3" w:themeShade="80"/>
                 <w:spacing w:val="-2"/>
                 <w:sz w:val="32"/>
               </w:rPr>
-              <w:t>₹4,20,000</w:t>
+              <w:t>₹</w:t>
+            </w:r>
+            <w:r>
+              <w:rPr>
+                <w:rFonts w:ascii="Arial" w:hAnsi="Arial"/>
+                <w:b/>
+                <w:color w:val="4F6228" w:themeColor="accent3" w:themeShade="80"/>
+                <w:spacing w:val="-2"/>
+                <w:sz w:val="32"/>
+              </w:rPr>
+              <w:t>8,95,</w:t>
+            </w:r>
+            <w:r>
+              <w:rPr>
+                <w:rFonts w:ascii="Arial" w:hAnsi="Arial"/>
+                <w:b/>
+                <w:color w:val="4F6228" w:themeColor="accent3" w:themeShade="80"/>
+                <w:spacing w:val="-2"/>
+                <w:sz w:val="32"/>
+              </w:rPr>
+              <w:t>060</w:t>
             </w:r>
           </w:p>
           <w:p>
@@ -9503,7 +9430,7 @@
         <w:tc>
           <w:tcPr>
             <w:tcW w:w="2340" w:type="dxa"/>
-            <w:shd w:val="clear" w:color="auto" w:fill="1F3863"/>
+            <w:shd w:val="clear" w:color="auto" w:fill="9BBB59" w:themeFill="accent3"/>
           </w:tcPr>
           <w:p>
             <w:pPr>
@@ -9513,6 +9440,7 @@
               <w:rPr>
                 <w:rFonts w:ascii="Arial"/>
                 <w:b/>
+                <w:color w:val="4F6228" w:themeColor="accent3" w:themeShade="80"/>
                 <w:sz w:val="32"/>
               </w:rPr>
             </w:pPr>
@@ -9520,11 +9448,11 @@
               <w:rPr>
                 <w:rFonts w:ascii="Arial"/>
                 <w:b/>
-                <w:color w:val="C8A127"/>
+                <w:color w:val="4F6228" w:themeColor="accent3" w:themeShade="80"/>
                 <w:spacing w:val="-2"/>
                 <w:sz w:val="32"/>
               </w:rPr>
-              <w:t>1,000</w:t>
+              <w:t>2,001</w:t>
             </w:r>
           </w:p>
           <w:p>
@@ -9556,7 +9484,7 @@
         <w:tc>
           <w:tcPr>
             <w:tcW w:w="2340" w:type="dxa"/>
-            <w:shd w:val="clear" w:color="auto" w:fill="1F3863"/>
+            <w:shd w:val="clear" w:color="auto" w:fill="9BBB59" w:themeFill="accent3"/>
           </w:tcPr>
           <w:p>
             <w:pPr>
@@ -9567,6 +9495,7 @@
               <w:rPr>
                 <w:rFonts w:ascii="Arial" w:hAnsi="Arial"/>
                 <w:b/>
+                <w:color w:val="4F6228" w:themeColor="accent3" w:themeShade="80"/>
                 <w:sz w:val="32"/>
               </w:rPr>
             </w:pPr>
@@ -9574,11 +9503,11 @@
               <w:rPr>
                 <w:rFonts w:ascii="Arial" w:hAnsi="Arial"/>
                 <w:b/>
-                <w:color w:val="C8A127"/>
+                <w:color w:val="4F6228" w:themeColor="accent3" w:themeShade="80"/>
                 <w:spacing w:val="-2"/>
                 <w:sz w:val="32"/>
               </w:rPr>
-              <w:t>₹1,820</w:t>
+              <w:t>501</w:t>
             </w:r>
           </w:p>
           <w:p>
@@ -9596,38 +9525,7 @@
                 <w:color w:val="FFFFFF"/>
                 <w:sz w:val="18"/>
               </w:rPr>
-              <w:t>Avg</w:t>
-            </w:r>
-            <w:r>
-              <w:rPr>
-                <w:color w:val="FFFFFF"/>
-                <w:spacing w:val="-2"/>
-                <w:sz w:val="18"/>
-              </w:rPr>
-              <w:t xml:space="preserve"> </w:t>
-            </w:r>
-            <w:r>
-              <w:rPr>
-                <w:color w:val="FFFFFF"/>
-                <w:sz w:val="18"/>
-              </w:rPr>
-              <w:t>Order</w:t>
-            </w:r>
-            <w:r>
-              <w:rPr>
-                <w:color w:val="FFFFFF"/>
-                <w:spacing w:val="-1"/>
-                <w:sz w:val="18"/>
-              </w:rPr>
-              <w:t xml:space="preserve"> </w:t>
-            </w:r>
-            <w:r>
-              <w:rPr>
-                <w:color w:val="FFFFFF"/>
-                <w:spacing w:val="-2"/>
-                <w:sz w:val="18"/>
-              </w:rPr>
-              <w:t>Value</w:t>
+              <w:t>Total Customer</w:t>
             </w:r>
           </w:p>
         </w:tc>
@@ -9660,37 +9558,40 @@
         </w:tabs>
         <w:spacing w:before="60"/>
         <w:ind w:hanging="400"/>
+        <w:rPr>
+          <w:color w:val="4F6228" w:themeColor="accent3" w:themeShade="80"/>
+        </w:rPr>
       </w:pPr>
       <w:r>
         <w:rPr>
-          <w:color w:val="1F3863"/>
+          <w:color w:val="4F6228" w:themeColor="accent3" w:themeShade="80"/>
         </w:rPr>
         <w:lastRenderedPageBreak/>
         <w:t>Key</w:t>
       </w:r>
       <w:r>
         <w:rPr>
-          <w:color w:val="1F3863"/>
+          <w:color w:val="4F6228" w:themeColor="accent3" w:themeShade="80"/>
           <w:spacing w:val="-4"/>
         </w:rPr>
         <w:t xml:space="preserve"> </w:t>
       </w:r>
       <w:r>
         <w:rPr>
-          <w:color w:val="1F3863"/>
+          <w:color w:val="4F6228" w:themeColor="accent3" w:themeShade="80"/>
         </w:rPr>
         <w:t>Business</w:t>
       </w:r>
       <w:r>
         <w:rPr>
-          <w:color w:val="1F3863"/>
+          <w:color w:val="4F6228" w:themeColor="accent3" w:themeShade="80"/>
           <w:spacing w:val="-4"/>
         </w:rPr>
         <w:t xml:space="preserve"> </w:t>
       </w:r>
       <w:r>
         <w:rPr>
-          <w:color w:val="1F3863"/>
+          <w:color w:val="4F6228" w:themeColor="accent3" w:themeShade="80"/>
           <w:spacing w:val="-2"/>
         </w:rPr>
         <w:t>Insights</w:t>
@@ -9708,117 +9609,41 @@
         </w:tabs>
         <w:spacing w:before="208"/>
         <w:ind w:left="1078" w:hanging="358"/>
+        <w:rPr>
+          <w:color w:val="1A1A2D"/>
+          <w:sz w:val="24"/>
+          <w:szCs w:val="24"/>
+          <w:lang w:val="en-IN"/>
+        </w:rPr>
       </w:pPr>
       <w:r>
         <w:rPr>
           <w:color w:val="1A1A2D"/>
-        </w:rPr>
-        <w:t>South</w:t>
-      </w:r>
-      <w:r>
-        <w:rPr>
-          <w:color w:val="1A1A2D"/>
-          <w:spacing w:val="-6"/>
-        </w:rPr>
-        <w:t xml:space="preserve"> </w:t>
-      </w:r>
-      <w:r>
-        <w:rPr>
-          <w:color w:val="1A1A2D"/>
-        </w:rPr>
-        <w:t>Region</w:t>
-      </w:r>
-      <w:r>
-        <w:rPr>
-          <w:color w:val="1A1A2D"/>
-          <w:spacing w:val="-5"/>
-        </w:rPr>
-        <w:t xml:space="preserve"> </w:t>
-      </w:r>
-      <w:r>
-        <w:rPr>
-          <w:color w:val="1A1A2D"/>
-        </w:rPr>
-        <w:t>contributes</w:t>
-      </w:r>
-      <w:r>
-        <w:rPr>
-          <w:color w:val="1A1A2D"/>
-          <w:spacing w:val="-4"/>
-        </w:rPr>
-        <w:t xml:space="preserve"> </w:t>
-      </w:r>
-      <w:r>
-        <w:rPr>
-          <w:color w:val="1A1A2D"/>
-        </w:rPr>
-        <w:t>the</w:t>
-      </w:r>
-      <w:r>
-        <w:rPr>
-          <w:color w:val="1A1A2D"/>
-          <w:spacing w:val="-7"/>
-        </w:rPr>
-        <w:t xml:space="preserve"> </w:t>
-      </w:r>
-      <w:r>
-        <w:rPr>
-          <w:color w:val="1A1A2D"/>
-        </w:rPr>
-        <w:t>highest</w:t>
-      </w:r>
-      <w:r>
-        <w:rPr>
-          <w:color w:val="1A1A2D"/>
-          <w:spacing w:val="-6"/>
-        </w:rPr>
-        <w:t xml:space="preserve"> </w:t>
-      </w:r>
-      <w:r>
-        <w:rPr>
-          <w:color w:val="1A1A2D"/>
-        </w:rPr>
-        <w:t>revenue</w:t>
-      </w:r>
-      <w:r>
-        <w:rPr>
-          <w:color w:val="1A1A2D"/>
-          <w:spacing w:val="-6"/>
-        </w:rPr>
-        <w:t xml:space="preserve"> </w:t>
-      </w:r>
-      <w:r>
-        <w:rPr>
-          <w:color w:val="1A1A2D"/>
-        </w:rPr>
-        <w:t>among</w:t>
-      </w:r>
-      <w:r>
-        <w:rPr>
-          <w:color w:val="1A1A2D"/>
-          <w:spacing w:val="-5"/>
-        </w:rPr>
-        <w:t xml:space="preserve"> </w:t>
-      </w:r>
-      <w:r>
-        <w:rPr>
-          <w:color w:val="1A1A2D"/>
-        </w:rPr>
-        <w:t>all</w:t>
-      </w:r>
-      <w:r>
-        <w:rPr>
-          <w:color w:val="1A1A2D"/>
-          <w:spacing w:val="-5"/>
-        </w:rPr>
-        <w:t xml:space="preserve"> </w:t>
-      </w:r>
-      <w:r>
-        <w:rPr>
-          <w:color w:val="1A1A2D"/>
-          <w:spacing w:val="-2"/>
-        </w:rPr>
-        <w:t>regions.</w:t>
+          <w:sz w:val="24"/>
+          <w:szCs w:val="24"/>
+          <w:lang w:val="en-IN"/>
+        </w:rPr>
+        <w:t xml:space="preserve">The </w:t>
+      </w:r>
+      <w:r>
+        <w:rPr>
+          <w:b/>
+          <w:bCs/>
+          <w:color w:val="1A1A2D"/>
+          <w:sz w:val="24"/>
+          <w:szCs w:val="24"/>
+          <w:lang w:val="en-IN"/>
+        </w:rPr>
+        <w:t xml:space="preserve">sports </w:t>
+      </w:r>
+      <w:r>
+        <w:rPr>
+          <w:color w:val="1A1A2D"/>
+          <w:sz w:val="24"/>
+          <w:szCs w:val="24"/>
+          <w:lang w:val="en-IN"/>
+        </w:rPr>
+        <w:t>category generated the highest revenue.</w:t>
       </w:r>
     </w:p>
     <w:p>
@@ -9831,79 +9656,34 @@
         <w:tabs>
           <w:tab w:val="left" w:pos="1078"/>
         </w:tabs>
+        <w:spacing w:before="208"/>
         <w:ind w:left="1078" w:hanging="358"/>
+        <w:rPr>
+          <w:color w:val="1A1A2D"/>
+          <w:sz w:val="24"/>
+          <w:szCs w:val="24"/>
+          <w:lang w:val="en-IN"/>
+        </w:rPr>
       </w:pPr>
       <w:r>
         <w:rPr>
-          <w:color w:val="1A1A2D"/>
-        </w:rPr>
-        <w:t>Electronics</w:t>
-      </w:r>
-      <w:r>
-        <w:rPr>
-          <w:color w:val="1A1A2D"/>
-          <w:spacing w:val="-5"/>
-        </w:rPr>
-        <w:t xml:space="preserve"> </w:t>
-      </w:r>
-      <w:r>
-        <w:rPr>
-          <w:color w:val="1A1A2D"/>
-        </w:rPr>
-        <w:t>category</w:t>
-      </w:r>
-      <w:r>
-        <w:rPr>
-          <w:color w:val="1A1A2D"/>
-          <w:spacing w:val="-5"/>
-        </w:rPr>
-        <w:t xml:space="preserve"> </w:t>
-      </w:r>
-      <w:r>
-        <w:rPr>
-          <w:color w:val="1A1A2D"/>
-        </w:rPr>
-        <w:t>drives</w:t>
-      </w:r>
-      <w:r>
-        <w:rPr>
-          <w:color w:val="1A1A2D"/>
-          <w:spacing w:val="-6"/>
-        </w:rPr>
-        <w:t xml:space="preserve"> </w:t>
-      </w:r>
-      <w:r>
-        <w:rPr>
-          <w:color w:val="1A1A2D"/>
-        </w:rPr>
-        <w:t>overall</w:t>
-      </w:r>
-      <w:r>
-        <w:rPr>
-          <w:color w:val="1A1A2D"/>
-          <w:spacing w:val="-6"/>
-        </w:rPr>
-        <w:t xml:space="preserve"> </w:t>
-      </w:r>
-      <w:r>
-        <w:rPr>
-          <w:color w:val="1A1A2D"/>
-        </w:rPr>
-        <w:t>business</w:t>
-      </w:r>
-      <w:r>
-        <w:rPr>
-          <w:color w:val="1A1A2D"/>
-          <w:spacing w:val="-7"/>
-        </w:rPr>
-        <w:t xml:space="preserve"> </w:t>
-      </w:r>
-      <w:r>
-        <w:rPr>
-          <w:color w:val="1A1A2D"/>
-          <w:spacing w:val="-2"/>
-        </w:rPr>
-        <w:t>growth.</w:t>
+          <w:b/>
+          <w:bCs/>
+          <w:color w:val="1A1A2D"/>
+          <w:sz w:val="24"/>
+          <w:szCs w:val="24"/>
+          <w:lang w:val="en-IN"/>
+        </w:rPr>
+        <w:t>Platinum</w:t>
+      </w:r>
+      <w:r>
+        <w:rPr>
+          <w:color w:val="1A1A2D"/>
+          <w:sz w:val="24"/>
+          <w:szCs w:val="24"/>
+          <w:lang w:val="en-IN"/>
+        </w:rPr>
+        <w:t xml:space="preserve"> customers contributed most of the revenue.</w:t>
       </w:r>
     </w:p>
     <w:p>
@@ -9916,131 +9696,34 @@
         <w:tabs>
           <w:tab w:val="left" w:pos="1078"/>
         </w:tabs>
+        <w:spacing w:before="208"/>
         <w:ind w:left="1078" w:hanging="358"/>
+        <w:rPr>
+          <w:color w:val="1A1A2D"/>
+          <w:sz w:val="24"/>
+          <w:szCs w:val="24"/>
+          <w:lang w:val="en-IN"/>
+        </w:rPr>
       </w:pPr>
       <w:r>
         <w:rPr>
-          <w:color w:val="1A1A2D"/>
-        </w:rPr>
-        <w:t>Top</w:t>
-      </w:r>
-      <w:r>
-        <w:rPr>
-          <w:color w:val="1A1A2D"/>
-          <w:spacing w:val="-7"/>
-        </w:rPr>
-        <w:t xml:space="preserve"> </w:t>
-      </w:r>
-      <w:r>
-        <w:rPr>
-          <w:color w:val="1A1A2D"/>
-        </w:rPr>
-        <w:t>20%</w:t>
-      </w:r>
-      <w:r>
-        <w:rPr>
-          <w:color w:val="1A1A2D"/>
-          <w:spacing w:val="-6"/>
-        </w:rPr>
-        <w:t xml:space="preserve"> </w:t>
-      </w:r>
-      <w:r>
-        <w:rPr>
-          <w:color w:val="1A1A2D"/>
-        </w:rPr>
-        <w:t>of</w:t>
-      </w:r>
-      <w:r>
-        <w:rPr>
-          <w:color w:val="1A1A2D"/>
-          <w:spacing w:val="-6"/>
-        </w:rPr>
-        <w:t xml:space="preserve"> </w:t>
-      </w:r>
-      <w:r>
-        <w:rPr>
-          <w:color w:val="1A1A2D"/>
-        </w:rPr>
-        <w:t>salespersons</w:t>
-      </w:r>
-      <w:r>
-        <w:rPr>
-          <w:color w:val="1A1A2D"/>
-          <w:spacing w:val="-4"/>
-        </w:rPr>
-        <w:t xml:space="preserve"> </w:t>
-      </w:r>
-      <w:r>
-        <w:rPr>
-          <w:color w:val="1A1A2D"/>
-        </w:rPr>
-        <w:t>generate</w:t>
-      </w:r>
-      <w:r>
-        <w:rPr>
-          <w:color w:val="1A1A2D"/>
-          <w:spacing w:val="-5"/>
-        </w:rPr>
-        <w:t xml:space="preserve"> </w:t>
-      </w:r>
-      <w:r>
-        <w:rPr>
-          <w:color w:val="1A1A2D"/>
-        </w:rPr>
-        <w:t>nearly</w:t>
-      </w:r>
-      <w:r>
-        <w:rPr>
-          <w:color w:val="1A1A2D"/>
-          <w:spacing w:val="-4"/>
-        </w:rPr>
-        <w:t xml:space="preserve"> </w:t>
-      </w:r>
-      <w:r>
-        <w:rPr>
-          <w:color w:val="1A1A2D"/>
-        </w:rPr>
-        <w:t>60%</w:t>
-      </w:r>
-      <w:r>
-        <w:rPr>
-          <w:color w:val="1A1A2D"/>
-          <w:spacing w:val="-4"/>
-        </w:rPr>
-        <w:t xml:space="preserve"> </w:t>
-      </w:r>
-      <w:r>
-        <w:rPr>
-          <w:color w:val="1A1A2D"/>
-        </w:rPr>
-        <w:t>of</w:t>
-      </w:r>
-      <w:r>
-        <w:rPr>
-          <w:color w:val="1A1A2D"/>
-          <w:spacing w:val="-6"/>
-        </w:rPr>
-        <w:t xml:space="preserve"> </w:t>
-      </w:r>
-      <w:r>
-        <w:rPr>
-          <w:color w:val="1A1A2D"/>
-        </w:rPr>
-        <w:t>total</w:t>
-      </w:r>
-      <w:r>
-        <w:rPr>
-          <w:color w:val="1A1A2D"/>
-          <w:spacing w:val="-5"/>
-        </w:rPr>
-        <w:t xml:space="preserve"> </w:t>
-      </w:r>
-      <w:r>
-        <w:rPr>
-          <w:color w:val="1A1A2D"/>
-          <w:spacing w:val="-2"/>
-        </w:rPr>
-        <w:t>revenue.</w:t>
+          <w:b/>
+          <w:bCs/>
+          <w:color w:val="1A1A2D"/>
+          <w:sz w:val="24"/>
+          <w:szCs w:val="24"/>
+          <w:lang w:val="en-IN"/>
+        </w:rPr>
+        <w:t>Online</w:t>
+      </w:r>
+      <w:r>
+        <w:rPr>
+          <w:color w:val="1A1A2D"/>
+          <w:sz w:val="24"/>
+          <w:szCs w:val="24"/>
+          <w:lang w:val="en-IN"/>
+        </w:rPr>
+        <w:t xml:space="preserve"> stores outperformed physical stores in sales and profit.</w:t>
       </w:r>
     </w:p>
     <w:p>
@@ -10053,302 +9736,34 @@
         <w:tabs>
           <w:tab w:val="left" w:pos="1078"/>
         </w:tabs>
+        <w:spacing w:before="208"/>
         <w:ind w:left="1078" w:hanging="358"/>
+        <w:rPr>
+          <w:color w:val="1A1A2D"/>
+          <w:sz w:val="24"/>
+          <w:szCs w:val="24"/>
+          <w:lang w:val="en-IN"/>
+        </w:rPr>
       </w:pPr>
       <w:r>
         <w:rPr>
-          <w:color w:val="1A1A2D"/>
-        </w:rPr>
-        <w:t>Sales</w:t>
-      </w:r>
-      <w:r>
-        <w:rPr>
-          <w:color w:val="1A1A2D"/>
-          <w:spacing w:val="-8"/>
-        </w:rPr>
-        <w:t xml:space="preserve"> </w:t>
-      </w:r>
-      <w:r>
-        <w:rPr>
-          <w:color w:val="1A1A2D"/>
-        </w:rPr>
-        <w:t>peak</w:t>
-      </w:r>
-      <w:r>
-        <w:rPr>
-          <w:color w:val="1A1A2D"/>
-          <w:spacing w:val="-5"/>
-        </w:rPr>
-        <w:t xml:space="preserve"> </w:t>
-      </w:r>
-      <w:r>
-        <w:rPr>
-          <w:color w:val="1A1A2D"/>
-        </w:rPr>
-        <w:t>seasonally</w:t>
-      </w:r>
-      <w:r>
-        <w:rPr>
-          <w:color w:val="1A1A2D"/>
-          <w:spacing w:val="-4"/>
-        </w:rPr>
-        <w:t xml:space="preserve"> </w:t>
-      </w:r>
-      <w:r>
-        <w:rPr>
-          <w:color w:val="1A1A2D"/>
-        </w:rPr>
-        <w:t>during</w:t>
-      </w:r>
-      <w:r>
-        <w:rPr>
-          <w:color w:val="1A1A2D"/>
-          <w:spacing w:val="-6"/>
-        </w:rPr>
-        <w:t xml:space="preserve"> </w:t>
-      </w:r>
-      <w:r>
-        <w:rPr>
-          <w:color w:val="1A1A2D"/>
-        </w:rPr>
-        <w:t>festive</w:t>
-      </w:r>
-      <w:r>
-        <w:rPr>
-          <w:color w:val="1A1A2D"/>
-          <w:spacing w:val="-5"/>
-        </w:rPr>
-        <w:t xml:space="preserve"> </w:t>
-      </w:r>
-      <w:r>
-        <w:rPr>
-          <w:color w:val="1A1A2D"/>
-        </w:rPr>
-        <w:t>periods</w:t>
-      </w:r>
-      <w:r>
-        <w:rPr>
-          <w:color w:val="1A1A2D"/>
-          <w:spacing w:val="-3"/>
-        </w:rPr>
-        <w:t xml:space="preserve"> </w:t>
-      </w:r>
-      <w:r>
-        <w:rPr>
-          <w:color w:val="1A1A2D"/>
-        </w:rPr>
-        <w:t>—</w:t>
-      </w:r>
-      <w:r>
-        <w:rPr>
-          <w:color w:val="1A1A2D"/>
-          <w:spacing w:val="-7"/>
-        </w:rPr>
-        <w:t xml:space="preserve"> </w:t>
-      </w:r>
-      <w:r>
-        <w:rPr>
-          <w:color w:val="1A1A2D"/>
-        </w:rPr>
-        <w:t>useful</w:t>
-      </w:r>
-      <w:r>
-        <w:rPr>
-          <w:color w:val="1A1A2D"/>
-          <w:spacing w:val="-5"/>
-        </w:rPr>
-        <w:t xml:space="preserve"> </w:t>
-      </w:r>
-      <w:r>
-        <w:rPr>
-          <w:color w:val="1A1A2D"/>
-        </w:rPr>
-        <w:t>for</w:t>
-      </w:r>
-      <w:r>
-        <w:rPr>
-          <w:color w:val="1A1A2D"/>
-          <w:spacing w:val="-4"/>
-        </w:rPr>
-        <w:t xml:space="preserve"> </w:t>
-      </w:r>
-      <w:r>
-        <w:rPr>
-          <w:color w:val="1A1A2D"/>
-        </w:rPr>
-        <w:t>inventory</w:t>
-      </w:r>
-      <w:r>
-        <w:rPr>
-          <w:color w:val="1A1A2D"/>
-          <w:spacing w:val="-6"/>
-        </w:rPr>
-        <w:t xml:space="preserve"> </w:t>
-      </w:r>
-      <w:r>
-        <w:rPr>
-          <w:color w:val="1A1A2D"/>
-          <w:spacing w:val="-2"/>
-        </w:rPr>
-        <w:t>planning.</w:t>
-      </w:r>
-    </w:p>
-    <w:p>
-      <w:pPr>
-        <w:pStyle w:val="ListParagraph"/>
-        <w:numPr>
-          <w:ilvl w:val="0"/>
-          <w:numId w:val="1"/>
-        </w:numPr>
-        <w:tabs>
-          <w:tab w:val="left" w:pos="1078"/>
-          <w:tab w:val="left" w:pos="1080"/>
-        </w:tabs>
-        <w:spacing w:before="127" w:line="360" w:lineRule="auto"/>
-        <w:ind w:right="796"/>
-      </w:pPr>
-      <w:r>
-        <w:rPr>
-          <w:color w:val="1A1A2D"/>
-        </w:rPr>
-        <w:t>Some</w:t>
-      </w:r>
-      <w:r>
-        <w:rPr>
-          <w:color w:val="1A1A2D"/>
-          <w:spacing w:val="-3"/>
-        </w:rPr>
-        <w:t xml:space="preserve"> </w:t>
-      </w:r>
-      <w:r>
-        <w:rPr>
-          <w:color w:val="1A1A2D"/>
-        </w:rPr>
-        <w:t>high-revenue</w:t>
-      </w:r>
-      <w:r>
-        <w:rPr>
-          <w:color w:val="1A1A2D"/>
-          <w:spacing w:val="-4"/>
-        </w:rPr>
-        <w:t xml:space="preserve"> </w:t>
-      </w:r>
-      <w:r>
-        <w:rPr>
-          <w:color w:val="1A1A2D"/>
-        </w:rPr>
-        <w:t>products</w:t>
-      </w:r>
-      <w:r>
-        <w:rPr>
-          <w:color w:val="1A1A2D"/>
-          <w:spacing w:val="-3"/>
-        </w:rPr>
-        <w:t xml:space="preserve"> </w:t>
-      </w:r>
-      <w:r>
-        <w:rPr>
-          <w:color w:val="1A1A2D"/>
-        </w:rPr>
-        <w:t>have</w:t>
-      </w:r>
-      <w:r>
-        <w:rPr>
-          <w:color w:val="1A1A2D"/>
-          <w:spacing w:val="-4"/>
-        </w:rPr>
-        <w:t xml:space="preserve"> </w:t>
-      </w:r>
-      <w:r>
-        <w:rPr>
-          <w:color w:val="1A1A2D"/>
-        </w:rPr>
-        <w:t>lower</w:t>
-      </w:r>
-      <w:r>
-        <w:rPr>
-          <w:color w:val="1A1A2D"/>
-          <w:spacing w:val="-5"/>
-        </w:rPr>
-        <w:t xml:space="preserve"> </w:t>
-      </w:r>
-      <w:r>
-        <w:rPr>
-          <w:color w:val="1A1A2D"/>
-        </w:rPr>
-        <w:t>profit</w:t>
-      </w:r>
-      <w:r>
-        <w:rPr>
-          <w:color w:val="1A1A2D"/>
-          <w:spacing w:val="-5"/>
-        </w:rPr>
-        <w:t xml:space="preserve"> </w:t>
-      </w:r>
-      <w:r>
-        <w:rPr>
-          <w:color w:val="1A1A2D"/>
-        </w:rPr>
-        <w:t>margins</w:t>
-      </w:r>
-      <w:r>
-        <w:rPr>
-          <w:color w:val="1A1A2D"/>
-          <w:spacing w:val="-1"/>
-        </w:rPr>
-        <w:t xml:space="preserve"> </w:t>
-      </w:r>
-      <w:r>
-        <w:rPr>
-          <w:color w:val="1A1A2D"/>
-        </w:rPr>
-        <w:t>—</w:t>
-      </w:r>
-      <w:r>
-        <w:rPr>
-          <w:color w:val="1A1A2D"/>
-          <w:spacing w:val="-6"/>
-        </w:rPr>
-        <w:t xml:space="preserve"> </w:t>
-      </w:r>
-      <w:r>
-        <w:rPr>
-          <w:color w:val="1A1A2D"/>
-        </w:rPr>
-        <w:t>indicating</w:t>
-      </w:r>
-      <w:r>
-        <w:rPr>
-          <w:color w:val="1A1A2D"/>
-          <w:spacing w:val="-4"/>
-        </w:rPr>
-        <w:t xml:space="preserve"> </w:t>
-      </w:r>
-      <w:r>
-        <w:rPr>
-          <w:color w:val="1A1A2D"/>
-        </w:rPr>
-        <w:t>pricing</w:t>
-      </w:r>
-      <w:r>
-        <w:rPr>
-          <w:color w:val="1A1A2D"/>
-          <w:spacing w:val="-4"/>
-        </w:rPr>
-        <w:t xml:space="preserve"> </w:t>
-      </w:r>
-      <w:r>
-        <w:rPr>
-          <w:color w:val="1A1A2D"/>
-        </w:rPr>
-        <w:t xml:space="preserve">optimization </w:t>
-      </w:r>
-      <w:r>
-        <w:rPr>
-          <w:color w:val="1A1A2D"/>
-          <w:spacing w:val="-2"/>
-        </w:rPr>
-        <w:t>opportunities.</w:t>
+          <w:b/>
+          <w:bCs/>
+          <w:color w:val="1A1A2D"/>
+          <w:sz w:val="24"/>
+          <w:szCs w:val="24"/>
+          <w:lang w:val="en-IN"/>
+        </w:rPr>
+        <w:t xml:space="preserve">North region </w:t>
+      </w:r>
+      <w:r>
+        <w:rPr>
+          <w:color w:val="1A1A2D"/>
+          <w:sz w:val="24"/>
+          <w:szCs w:val="24"/>
+          <w:lang w:val="en-IN"/>
+        </w:rPr>
+        <w:t>was the best-performing region, generating the highest sales.</w:t>
       </w:r>
     </w:p>
     <w:p>
@@ -10368,10 +9783,13 @@
           <w:tab w:val="left" w:pos="958"/>
         </w:tabs>
         <w:ind w:left="958" w:hanging="598"/>
+        <w:rPr>
+          <w:color w:val="4F6228" w:themeColor="accent3" w:themeShade="80"/>
+        </w:rPr>
       </w:pPr>
       <w:r>
         <w:rPr>
-          <w:color w:val="1F3863"/>
+          <w:color w:val="4F6228" w:themeColor="accent3" w:themeShade="80"/>
           <w:spacing w:val="-2"/>
         </w:rPr>
         <w:t>Recommendations</w:t>
@@ -10423,7 +9841,7 @@
               <w:left w:val="nil"/>
               <w:right w:val="nil"/>
             </w:tcBorders>
-            <w:shd w:val="clear" w:color="auto" w:fill="1E7D34"/>
+            <w:shd w:val="clear" w:color="auto" w:fill="9BBB59" w:themeFill="accent3"/>
           </w:tcPr>
           <w:p>
             <w:pPr>
@@ -10457,7 +9875,7 @@
               <w:left w:val="nil"/>
               <w:right w:val="nil"/>
             </w:tcBorders>
-            <w:shd w:val="clear" w:color="auto" w:fill="1E7D34"/>
+            <w:shd w:val="clear" w:color="auto" w:fill="9BBB59" w:themeFill="accent3"/>
           </w:tcPr>
           <w:p>
             <w:pPr>
@@ -10504,7 +9922,7 @@
                 <w:spacing w:val="-2"/>
                 <w:sz w:val="20"/>
               </w:rPr>
-              <w:t>Electronics</w:t>
+              <w:t>Beauty</w:t>
             </w:r>
           </w:p>
         </w:tc>
@@ -10627,7 +10045,7 @@
                 <w:color w:val="1A1A2D"/>
                 <w:sz w:val="20"/>
               </w:rPr>
-              <w:t>South</w:t>
+              <w:t>West</w:t>
             </w:r>
             <w:r>
               <w:rPr>
@@ -11165,23 +10583,26 @@
         </w:tabs>
         <w:spacing w:before="383"/>
         <w:ind w:left="958" w:hanging="598"/>
+        <w:rPr>
+          <w:color w:val="4F6228" w:themeColor="accent3" w:themeShade="80"/>
+        </w:rPr>
       </w:pPr>
       <w:r>
         <w:rPr>
-          <w:color w:val="1F3863"/>
+          <w:color w:val="4F6228" w:themeColor="accent3" w:themeShade="80"/>
         </w:rPr>
         <w:t>Skills</w:t>
       </w:r>
       <w:r>
         <w:rPr>
-          <w:color w:val="1F3863"/>
+          <w:color w:val="4F6228" w:themeColor="accent3" w:themeShade="80"/>
           <w:spacing w:val="-3"/>
         </w:rPr>
         <w:t xml:space="preserve"> </w:t>
       </w:r>
       <w:r>
         <w:rPr>
-          <w:color w:val="1F3863"/>
+          <w:color w:val="4F6228" w:themeColor="accent3" w:themeShade="80"/>
           <w:spacing w:val="-2"/>
         </w:rPr>
         <w:t>Demonstrated</w:t>
@@ -11227,7 +10648,13 @@
         <w:tc>
           <w:tcPr>
             <w:tcW w:w="4681" w:type="dxa"/>
-            <w:shd w:val="clear" w:color="auto" w:fill="D5E3EF"/>
+            <w:tcBorders>
+              <w:top w:val="single" w:sz="24" w:space="0" w:color="4F6228" w:themeColor="accent3" w:themeShade="80"/>
+              <w:left w:val="single" w:sz="24" w:space="0" w:color="4F6228" w:themeColor="accent3" w:themeShade="80"/>
+              <w:bottom w:val="single" w:sz="24" w:space="0" w:color="4F6228" w:themeColor="accent3" w:themeShade="80"/>
+              <w:right w:val="single" w:sz="24" w:space="0" w:color="4F6228" w:themeColor="accent3" w:themeShade="80"/>
+            </w:tcBorders>
+            <w:shd w:val="clear" w:color="auto" w:fill="EAF1DD" w:themeFill="accent3" w:themeFillTint="33"/>
           </w:tcPr>
           <w:p>
             <w:pPr>
@@ -11501,7 +10928,13 @@
         <w:tc>
           <w:tcPr>
             <w:tcW w:w="4681" w:type="dxa"/>
-            <w:shd w:val="clear" w:color="auto" w:fill="D5E3EF"/>
+            <w:tcBorders>
+              <w:top w:val="single" w:sz="24" w:space="0" w:color="4F6228" w:themeColor="accent3" w:themeShade="80"/>
+              <w:left w:val="single" w:sz="24" w:space="0" w:color="4F6228" w:themeColor="accent3" w:themeShade="80"/>
+              <w:bottom w:val="single" w:sz="24" w:space="0" w:color="4F6228" w:themeColor="accent3" w:themeShade="80"/>
+              <w:right w:val="single" w:sz="24" w:space="0" w:color="4F6228" w:themeColor="accent3" w:themeShade="80"/>
+            </w:tcBorders>
+            <w:shd w:val="clear" w:color="auto" w:fill="EAF1DD" w:themeFill="accent3" w:themeFillTint="33"/>
           </w:tcPr>
           <w:p>
             <w:pPr>
@@ -11699,10 +11132,13 @@
         </w:tabs>
         <w:spacing w:before="378"/>
         <w:ind w:left="958" w:hanging="598"/>
+        <w:rPr>
+          <w:color w:val="4F6228" w:themeColor="accent3" w:themeShade="80"/>
+        </w:rPr>
       </w:pPr>
       <w:r>
         <w:rPr>
-          <w:color w:val="1F3863"/>
+          <w:color w:val="4F6228" w:themeColor="accent3" w:themeShade="80"/>
           <w:spacing w:val="-2"/>
         </w:rPr>
         <w:t>Conclusion</w:t>
@@ -11977,7 +11413,6 @@
       <w:lvlJc w:val="left"/>
       <w:pPr>
         <w:ind w:left="1080" w:hanging="360"/>
-        <w:jc w:val="left"/>
       </w:pPr>
       <w:rPr>
         <w:rFonts w:ascii="Arial MT" w:eastAsia="Arial MT" w:hAnsi="Arial MT" w:cs="Arial MT" w:hint="default"/>
@@ -12092,15 +11527,14 @@
   <w:abstractNum w:abstractNumId="1" w15:restartNumberingAfterBreak="0">
     <w:nsid w:val="79405346"/>
     <w:multiLevelType w:val="hybridMultilevel"/>
-    <w:tmpl w:val="F760D0A2"/>
-    <w:lvl w:ilvl="0" w:tplc="967C8F2A">
+    <w:tmpl w:val="EC1ECBB0"/>
+    <w:lvl w:ilvl="0" w:tplc="A3A0C67A">
       <w:start w:val="1"/>
       <w:numFmt w:val="decimal"/>
       <w:lvlText w:val="%1."/>
       <w:lvlJc w:val="left"/>
       <w:pPr>
-        <w:ind w:left="760" w:hanging="401"/>
-        <w:jc w:val="left"/>
+        <w:ind w:left="685" w:hanging="401"/>
       </w:pPr>
       <w:rPr>
         <w:rFonts w:ascii="Arial" w:eastAsia="Arial" w:hAnsi="Arial" w:cs="Arial" w:hint="default"/>
@@ -12108,7 +11542,7 @@
         <w:bCs/>
         <w:i w:val="0"/>
         <w:iCs w:val="0"/>
-        <w:color w:val="1F3863"/>
+        <w:color w:val="4F6228" w:themeColor="accent3" w:themeShade="80"/>
         <w:spacing w:val="0"/>
         <w:w w:val="100"/>
         <w:sz w:val="36"/>
@@ -12121,7 +11555,7 @@
       <w:lvlText w:val="•"/>
       <w:lvlJc w:val="left"/>
       <w:pPr>
-        <w:ind w:left="1080" w:hanging="360"/>
+        <w:ind w:left="1005" w:hanging="360"/>
       </w:pPr>
       <w:rPr>
         <w:rFonts w:ascii="Arial MT" w:eastAsia="Arial MT" w:hAnsi="Arial MT" w:cs="Arial MT" w:hint="default"/>
@@ -12141,7 +11575,7 @@
       <w:lvlText w:val="•"/>
       <w:lvlJc w:val="left"/>
       <w:pPr>
-        <w:ind w:left="2120" w:hanging="360"/>
+        <w:ind w:left="2045" w:hanging="360"/>
       </w:pPr>
       <w:rPr>
         <w:rFonts w:hint="default"/>
@@ -12153,7 +11587,7 @@
       <w:lvlText w:val="•"/>
       <w:lvlJc w:val="left"/>
       <w:pPr>
-        <w:ind w:left="3160" w:hanging="360"/>
+        <w:ind w:left="3085" w:hanging="360"/>
       </w:pPr>
       <w:rPr>
         <w:rFonts w:hint="default"/>
@@ -12165,7 +11599,7 @@
       <w:lvlText w:val="•"/>
       <w:lvlJc w:val="left"/>
       <w:pPr>
-        <w:ind w:left="4200" w:hanging="360"/>
+        <w:ind w:left="4125" w:hanging="360"/>
       </w:pPr>
       <w:rPr>
         <w:rFonts w:hint="default"/>
@@ -12177,7 +11611,7 @@
       <w:lvlText w:val="•"/>
       <w:lvlJc w:val="left"/>
       <w:pPr>
-        <w:ind w:left="5240" w:hanging="360"/>
+        <w:ind w:left="5165" w:hanging="360"/>
       </w:pPr>
       <w:rPr>
         <w:rFonts w:hint="default"/>
@@ -12189,7 +11623,7 @@
       <w:lvlText w:val="•"/>
       <w:lvlJc w:val="left"/>
       <w:pPr>
-        <w:ind w:left="6280" w:hanging="360"/>
+        <w:ind w:left="6205" w:hanging="360"/>
       </w:pPr>
       <w:rPr>
         <w:rFonts w:hint="default"/>
@@ -12201,7 +11635,7 @@
       <w:lvlText w:val="•"/>
       <w:lvlJc w:val="left"/>
       <w:pPr>
-        <w:ind w:left="7320" w:hanging="360"/>
+        <w:ind w:left="7245" w:hanging="360"/>
       </w:pPr>
       <w:rPr>
         <w:rFonts w:hint="default"/>
@@ -12213,7 +11647,7 @@
       <w:lvlText w:val="•"/>
       <w:lvlJc w:val="left"/>
       <w:pPr>
-        <w:ind w:left="8360" w:hanging="360"/>
+        <w:ind w:left="8285" w:hanging="360"/>
       </w:pPr>
       <w:rPr>
         <w:rFonts w:hint="default"/>
@@ -12709,7 +12143,6 @@
   <w:style w:type="character" w:default="1" w:styleId="DefaultParagraphFont">
     <w:name w:val="Default Paragraph Font"/>
     <w:uiPriority w:val="1"/>
-    <w:semiHidden/>
     <w:unhideWhenUsed/>
   </w:style>
   <w:style w:type="table" w:default="1" w:styleId="TableNormal">
@@ -12758,6 +12191,26 @@
       <w:spacing w:before="77"/>
       <w:ind w:left="119"/>
     </w:pPr>
+  </w:style>
+  <w:style w:type="paragraph" w:styleId="NormalWeb">
+    <w:name w:val="Normal (Web)"/>
+    <w:basedOn w:val="Normal"/>
+    <w:uiPriority w:val="99"/>
+    <w:semiHidden/>
+    <w:unhideWhenUsed/>
+    <w:rsid w:val="00F06C7A"/>
+    <w:pPr>
+      <w:widowControl/>
+      <w:autoSpaceDE/>
+      <w:autoSpaceDN/>
+      <w:spacing w:before="100" w:beforeAutospacing="1" w:after="100" w:afterAutospacing="1"/>
+    </w:pPr>
+    <w:rPr>
+      <w:rFonts w:ascii="Times New Roman" w:eastAsia="Times New Roman" w:hAnsi="Times New Roman" w:cs="Times New Roman"/>
+      <w:sz w:val="24"/>
+      <w:szCs w:val="24"/>
+      <w:lang w:val="en-IN" w:eastAsia="en-IN"/>
+    </w:rPr>
   </w:style>
 </w:styles>
 </file>
